--- a/guj/docx/002.content.docx
+++ b/guj/docx/002.content.docx
@@ -342,90 +342,66 @@
           <w:lang w:val="gu_IN" w:bidi="gu_IN"/>
         </w:rPr>
       </w:r>
-      <w:hyperlink r:id="rId13">
-        <w:r>
-          <w:rPr>
-            <w:lang w:val="gu_IN" w:bidi="gu_IN"/>
-          </w:rPr>
-          <w:rPr>
-            <w:color w:val="0000EE"/>
-            <w:u w:val="single"/>
-          </w:rPr>
-          <w:t>2 કાળવૃતાંત 8:3–5</w:t>
-        </w:r>
-      </w:hyperlink>
-    </w:p>
-    <w:p>
-      <w:pPr>
-        <w:pStyle w:val="ListBullet"/>
-        <w:spacing w:line="240" w:lineRule="auto"/>
-        <w:ind w:left="720"/>
-      </w:pPr>
-      <w:r>
-        <w:rPr>
-          <w:lang w:val="gu_IN" w:bidi="gu_IN"/>
-        </w:rPr>
-      </w:r>
-      <w:hyperlink r:id="rId14">
-        <w:r>
-          <w:rPr>
-            <w:lang w:val="gu_IN" w:bidi="gu_IN"/>
-          </w:rPr>
-          <w:rPr>
-            <w:color w:val="0000EE"/>
-            <w:u w:val="single"/>
-          </w:rPr>
-          <w:t>ન્યાયાધીશો 6:31–32</w:t>
-        </w:r>
-      </w:hyperlink>
-    </w:p>
-    <w:p>
-      <w:pPr>
-        <w:pStyle w:val="ListBullet"/>
-        <w:spacing w:line="240" w:lineRule="auto"/>
-        <w:ind w:left="720"/>
-      </w:pPr>
-      <w:r>
-        <w:rPr>
-          <w:lang w:val="gu_IN" w:bidi="gu_IN"/>
-        </w:rPr>
-      </w:r>
-      <w:hyperlink r:id="rId15">
-        <w:r>
-          <w:rPr>
-            <w:lang w:val="gu_IN" w:bidi="gu_IN"/>
-          </w:rPr>
-          <w:rPr>
-            <w:color w:val="0000EE"/>
-            <w:u w:val="single"/>
-          </w:rPr>
-          <w:t>લૂક 4:38–39</w:t>
-        </w:r>
-      </w:hyperlink>
-    </w:p>
-    <w:p>
-      <w:pPr>
-        <w:pStyle w:val="ListBullet"/>
-        <w:spacing w:line="240" w:lineRule="auto"/>
-        <w:ind w:left="720"/>
-      </w:pPr>
-      <w:r>
-        <w:rPr>
-          <w:lang w:val="gu_IN" w:bidi="gu_IN"/>
-        </w:rPr>
-      </w:r>
-      <w:hyperlink r:id="rId16">
-        <w:r>
-          <w:rPr>
-            <w:lang w:val="gu_IN" w:bidi="gu_IN"/>
-          </w:rPr>
-          <w:rPr>
-            <w:color w:val="0000EE"/>
-            <w:u w:val="single"/>
-          </w:rPr>
-          <w:t>નીતિવચન 18:17–18</w:t>
-        </w:r>
-      </w:hyperlink>
+      <w:r>
+        <w:rPr>
+          <w:lang w:val="gu_IN" w:bidi="gu_IN"/>
+        </w:rPr>
+        <w:t>2 કાળવૃતાંત 8:3–5</w:t>
+      </w:r>
+    </w:p>
+    <w:p>
+      <w:pPr>
+        <w:pStyle w:val="ListBullet"/>
+        <w:spacing w:line="240" w:lineRule="auto"/>
+        <w:ind w:left="720"/>
+      </w:pPr>
+      <w:r>
+        <w:rPr>
+          <w:lang w:val="gu_IN" w:bidi="gu_IN"/>
+        </w:rPr>
+      </w:r>
+      <w:r>
+        <w:rPr>
+          <w:lang w:val="gu_IN" w:bidi="gu_IN"/>
+        </w:rPr>
+        <w:t>ન્યાયાધીશો 6:31–32</w:t>
+      </w:r>
+    </w:p>
+    <w:p>
+      <w:pPr>
+        <w:pStyle w:val="ListBullet"/>
+        <w:spacing w:line="240" w:lineRule="auto"/>
+        <w:ind w:left="720"/>
+      </w:pPr>
+      <w:r>
+        <w:rPr>
+          <w:lang w:val="gu_IN" w:bidi="gu_IN"/>
+        </w:rPr>
+      </w:r>
+      <w:r>
+        <w:rPr>
+          <w:lang w:val="gu_IN" w:bidi="gu_IN"/>
+        </w:rPr>
+        <w:t>લૂક 4:38–39</w:t>
+      </w:r>
+    </w:p>
+    <w:p>
+      <w:pPr>
+        <w:pStyle w:val="ListBullet"/>
+        <w:spacing w:line="240" w:lineRule="auto"/>
+        <w:ind w:left="720"/>
+      </w:pPr>
+      <w:r>
+        <w:rPr>
+          <w:lang w:val="gu_IN" w:bidi="gu_IN"/>
+        </w:rPr>
+      </w:r>
+      <w:r>
+        <w:rPr>
+          <w:lang w:val="gu_IN" w:bidi="gu_IN"/>
+        </w:rPr>
+        <w:t>નીતિવચન 18:17–18</w:t>
+      </w:r>
     </w:p>
     <w:p>
       <w:pPr>
@@ -701,210 +677,156 @@
           <w:lang w:val="gu_IN" w:bidi="gu_IN"/>
         </w:rPr>
       </w:r>
-      <w:hyperlink r:id="rId17">
-        <w:r>
-          <w:rPr>
-            <w:lang w:val="gu_IN" w:bidi="gu_IN"/>
-          </w:rPr>
-          <w:rPr>
-            <w:color w:val="0000EE"/>
-            <w:u w:val="single"/>
-          </w:rPr>
-          <w:t>પ્રેરિતોનાં કૃત્યો 5:29–32</w:t>
-        </w:r>
-      </w:hyperlink>
-    </w:p>
-    <w:p>
-      <w:pPr>
-        <w:pStyle w:val="ListBullet"/>
-        <w:spacing w:line="240" w:lineRule="auto"/>
-        <w:ind w:left="720"/>
-      </w:pPr>
-      <w:r>
-        <w:rPr>
-          <w:lang w:val="gu_IN" w:bidi="gu_IN"/>
-        </w:rPr>
-      </w:r>
-      <w:hyperlink r:id="rId18">
-        <w:r>
-          <w:rPr>
-            <w:lang w:val="gu_IN" w:bidi="gu_IN"/>
-          </w:rPr>
-          <w:rPr>
-            <w:color w:val="0000EE"/>
-            <w:u w:val="single"/>
-          </w:rPr>
-          <w:t>પ્રેરિતોનાં કૃત્યો 6:7</w:t>
-        </w:r>
-      </w:hyperlink>
-    </w:p>
-    <w:p>
-      <w:pPr>
-        <w:pStyle w:val="ListBullet"/>
-        <w:spacing w:line="240" w:lineRule="auto"/>
-        <w:ind w:left="720"/>
-      </w:pPr>
-      <w:r>
-        <w:rPr>
-          <w:lang w:val="gu_IN" w:bidi="gu_IN"/>
-        </w:rPr>
-      </w:r>
-      <w:hyperlink r:id="rId19">
-        <w:r>
-          <w:rPr>
-            <w:lang w:val="gu_IN" w:bidi="gu_IN"/>
-          </w:rPr>
-          <w:rPr>
-            <w:color w:val="0000EE"/>
-            <w:u w:val="single"/>
-          </w:rPr>
-          <w:t>ઉત્પત્તિ 28:6–7</w:t>
-        </w:r>
-      </w:hyperlink>
-    </w:p>
-    <w:p>
-      <w:pPr>
-        <w:pStyle w:val="ListBullet"/>
-        <w:spacing w:line="240" w:lineRule="auto"/>
-        <w:ind w:left="720"/>
-      </w:pPr>
-      <w:r>
-        <w:rPr>
-          <w:lang w:val="gu_IN" w:bidi="gu_IN"/>
-        </w:rPr>
-      </w:r>
-      <w:hyperlink r:id="rId20">
-        <w:r>
-          <w:rPr>
-            <w:lang w:val="gu_IN" w:bidi="gu_IN"/>
-          </w:rPr>
-          <w:rPr>
-            <w:color w:val="0000EE"/>
-            <w:u w:val="single"/>
-          </w:rPr>
-          <w:t>યાકૂબ 1:22–25</w:t>
-        </w:r>
-      </w:hyperlink>
-    </w:p>
-    <w:p>
-      <w:pPr>
-        <w:pStyle w:val="ListBullet"/>
-        <w:spacing w:line="240" w:lineRule="auto"/>
-        <w:ind w:left="720"/>
-      </w:pPr>
-      <w:r>
-        <w:rPr>
-          <w:lang w:val="gu_IN" w:bidi="gu_IN"/>
-        </w:rPr>
-      </w:r>
-      <w:hyperlink r:id="rId21">
-        <w:r>
-          <w:rPr>
-            <w:lang w:val="gu_IN" w:bidi="gu_IN"/>
-          </w:rPr>
-          <w:rPr>
-            <w:color w:val="0000EE"/>
-            <w:u w:val="single"/>
-          </w:rPr>
-          <w:t>યાકૂબ 2:10–11</w:t>
-        </w:r>
-      </w:hyperlink>
-    </w:p>
-    <w:p>
-      <w:pPr>
-        <w:pStyle w:val="ListBullet"/>
-        <w:spacing w:line="240" w:lineRule="auto"/>
-        <w:ind w:left="720"/>
-      </w:pPr>
-      <w:r>
-        <w:rPr>
-          <w:lang w:val="gu_IN" w:bidi="gu_IN"/>
-        </w:rPr>
-      </w:r>
-      <w:hyperlink r:id="rId22">
-        <w:r>
-          <w:rPr>
-            <w:lang w:val="gu_IN" w:bidi="gu_IN"/>
-          </w:rPr>
-          <w:rPr>
-            <w:color w:val="0000EE"/>
-            <w:u w:val="single"/>
-          </w:rPr>
-          <w:t>લૂક 6:46–48</w:t>
-        </w:r>
-      </w:hyperlink>
-    </w:p>
-    <w:p>
-      <w:pPr>
-        <w:pStyle w:val="ListBullet"/>
-        <w:spacing w:line="240" w:lineRule="auto"/>
-        <w:ind w:left="720"/>
-      </w:pPr>
-      <w:r>
-        <w:rPr>
-          <w:lang w:val="gu_IN" w:bidi="gu_IN"/>
-        </w:rPr>
-      </w:r>
-      <w:hyperlink r:id="rId23">
-        <w:r>
-          <w:rPr>
-            <w:lang w:val="gu_IN" w:bidi="gu_IN"/>
-          </w:rPr>
-          <w:rPr>
-            <w:color w:val="0000EE"/>
-            <w:u w:val="single"/>
-          </w:rPr>
-          <w:t>માથ્થી 7:26–27</w:t>
-        </w:r>
-      </w:hyperlink>
-    </w:p>
-    <w:p>
-      <w:pPr>
-        <w:pStyle w:val="ListBullet"/>
-        <w:spacing w:line="240" w:lineRule="auto"/>
-        <w:ind w:left="720"/>
-      </w:pPr>
-      <w:r>
-        <w:rPr>
-          <w:lang w:val="gu_IN" w:bidi="gu_IN"/>
-        </w:rPr>
-      </w:r>
-      <w:hyperlink r:id="rId24">
-        <w:r>
-          <w:rPr>
-            <w:lang w:val="gu_IN" w:bidi="gu_IN"/>
-          </w:rPr>
-          <w:rPr>
-            <w:color w:val="0000EE"/>
-            <w:u w:val="single"/>
-          </w:rPr>
-          <w:t>માથ્થી 19:20–22</w:t>
-        </w:r>
-      </w:hyperlink>
-    </w:p>
-    <w:p>
-      <w:pPr>
-        <w:pStyle w:val="ListBullet"/>
-        <w:spacing w:line="240" w:lineRule="auto"/>
-        <w:ind w:left="720"/>
-      </w:pPr>
-      <w:r>
-        <w:rPr>
-          <w:lang w:val="gu_IN" w:bidi="gu_IN"/>
-        </w:rPr>
-      </w:r>
-      <w:hyperlink r:id="rId25">
-        <w:r>
-          <w:rPr>
-            <w:lang w:val="gu_IN" w:bidi="gu_IN"/>
-          </w:rPr>
-          <w:rPr>
-            <w:color w:val="0000EE"/>
-            <w:u w:val="single"/>
-          </w:rPr>
-          <w:t>માથ્થી 28:20</w:t>
-        </w:r>
-      </w:hyperlink>
+      <w:r>
+        <w:rPr>
+          <w:lang w:val="gu_IN" w:bidi="gu_IN"/>
+        </w:rPr>
+        <w:t>પ્રેરિતોનાં કૃત્યો 5:29–32</w:t>
+      </w:r>
+    </w:p>
+    <w:p>
+      <w:pPr>
+        <w:pStyle w:val="ListBullet"/>
+        <w:spacing w:line="240" w:lineRule="auto"/>
+        <w:ind w:left="720"/>
+      </w:pPr>
+      <w:r>
+        <w:rPr>
+          <w:lang w:val="gu_IN" w:bidi="gu_IN"/>
+        </w:rPr>
+      </w:r>
+      <w:r>
+        <w:rPr>
+          <w:lang w:val="gu_IN" w:bidi="gu_IN"/>
+        </w:rPr>
+        <w:t>પ્રેરિતોનાં કૃત્યો 6:7</w:t>
+      </w:r>
+    </w:p>
+    <w:p>
+      <w:pPr>
+        <w:pStyle w:val="ListBullet"/>
+        <w:spacing w:line="240" w:lineRule="auto"/>
+        <w:ind w:left="720"/>
+      </w:pPr>
+      <w:r>
+        <w:rPr>
+          <w:lang w:val="gu_IN" w:bidi="gu_IN"/>
+        </w:rPr>
+      </w:r>
+      <w:r>
+        <w:rPr>
+          <w:lang w:val="gu_IN" w:bidi="gu_IN"/>
+        </w:rPr>
+        <w:t>ઉત્પત્તિ 28:6–7</w:t>
+      </w:r>
+    </w:p>
+    <w:p>
+      <w:pPr>
+        <w:pStyle w:val="ListBullet"/>
+        <w:spacing w:line="240" w:lineRule="auto"/>
+        <w:ind w:left="720"/>
+      </w:pPr>
+      <w:r>
+        <w:rPr>
+          <w:lang w:val="gu_IN" w:bidi="gu_IN"/>
+        </w:rPr>
+      </w:r>
+      <w:r>
+        <w:rPr>
+          <w:lang w:val="gu_IN" w:bidi="gu_IN"/>
+        </w:rPr>
+        <w:t>યાકૂબ 1:22–25</w:t>
+      </w:r>
+    </w:p>
+    <w:p>
+      <w:pPr>
+        <w:pStyle w:val="ListBullet"/>
+        <w:spacing w:line="240" w:lineRule="auto"/>
+        <w:ind w:left="720"/>
+      </w:pPr>
+      <w:r>
+        <w:rPr>
+          <w:lang w:val="gu_IN" w:bidi="gu_IN"/>
+        </w:rPr>
+      </w:r>
+      <w:r>
+        <w:rPr>
+          <w:lang w:val="gu_IN" w:bidi="gu_IN"/>
+        </w:rPr>
+        <w:t>યાકૂબ 2:10–11</w:t>
+      </w:r>
+    </w:p>
+    <w:p>
+      <w:pPr>
+        <w:pStyle w:val="ListBullet"/>
+        <w:spacing w:line="240" w:lineRule="auto"/>
+        <w:ind w:left="720"/>
+      </w:pPr>
+      <w:r>
+        <w:rPr>
+          <w:lang w:val="gu_IN" w:bidi="gu_IN"/>
+        </w:rPr>
+      </w:r>
+      <w:r>
+        <w:rPr>
+          <w:lang w:val="gu_IN" w:bidi="gu_IN"/>
+        </w:rPr>
+        <w:t>લૂક 6:46–48</w:t>
+      </w:r>
+    </w:p>
+    <w:p>
+      <w:pPr>
+        <w:pStyle w:val="ListBullet"/>
+        <w:spacing w:line="240" w:lineRule="auto"/>
+        <w:ind w:left="720"/>
+      </w:pPr>
+      <w:r>
+        <w:rPr>
+          <w:lang w:val="gu_IN" w:bidi="gu_IN"/>
+        </w:rPr>
+      </w:r>
+      <w:r>
+        <w:rPr>
+          <w:lang w:val="gu_IN" w:bidi="gu_IN"/>
+        </w:rPr>
+        <w:t>માથ્થી 7:26–27</w:t>
+      </w:r>
+    </w:p>
+    <w:p>
+      <w:pPr>
+        <w:pStyle w:val="ListBullet"/>
+        <w:spacing w:line="240" w:lineRule="auto"/>
+        <w:ind w:left="720"/>
+      </w:pPr>
+      <w:r>
+        <w:rPr>
+          <w:lang w:val="gu_IN" w:bidi="gu_IN"/>
+        </w:rPr>
+      </w:r>
+      <w:r>
+        <w:rPr>
+          <w:lang w:val="gu_IN" w:bidi="gu_IN"/>
+        </w:rPr>
+        <w:t>માથ્થી 19:20–22</w:t>
+      </w:r>
+    </w:p>
+    <w:p>
+      <w:pPr>
+        <w:pStyle w:val="ListBullet"/>
+        <w:spacing w:line="240" w:lineRule="auto"/>
+        <w:ind w:left="720"/>
+      </w:pPr>
+      <w:r>
+        <w:rPr>
+          <w:lang w:val="gu_IN" w:bidi="gu_IN"/>
+        </w:rPr>
+      </w:r>
+      <w:r>
+        <w:rPr>
+          <w:lang w:val="gu_IN" w:bidi="gu_IN"/>
+        </w:rPr>
+        <w:t>માથ્થી 28:20</w:t>
+      </w:r>
     </w:p>
     <w:p>
       <w:pPr>
@@ -1435,114 +1357,84 @@
           <w:lang w:val="gu_IN" w:bidi="gu_IN"/>
         </w:rPr>
       </w:r>
-      <w:hyperlink r:id="rId26">
-        <w:r>
-          <w:rPr>
-            <w:lang w:val="gu_IN" w:bidi="gu_IN"/>
-          </w:rPr>
-          <w:rPr>
-            <w:color w:val="0000EE"/>
-            <w:u w:val="single"/>
-          </w:rPr>
-          <w:t>1 રાજા 8:46–47</w:t>
-        </w:r>
-      </w:hyperlink>
-    </w:p>
-    <w:p>
-      <w:pPr>
-        <w:pStyle w:val="ListBullet"/>
-        <w:spacing w:line="240" w:lineRule="auto"/>
-        <w:ind w:left="720"/>
-      </w:pPr>
-      <w:r>
-        <w:rPr>
-          <w:lang w:val="gu_IN" w:bidi="gu_IN"/>
-        </w:rPr>
-      </w:r>
-      <w:hyperlink r:id="rId27">
-        <w:r>
-          <w:rPr>
-            <w:lang w:val="gu_IN" w:bidi="gu_IN"/>
-          </w:rPr>
-          <w:rPr>
-            <w:color w:val="0000EE"/>
-            <w:u w:val="single"/>
-          </w:rPr>
-          <w:t>1 શમુએલ 20:30–31</w:t>
-        </w:r>
-      </w:hyperlink>
-    </w:p>
-    <w:p>
-      <w:pPr>
-        <w:pStyle w:val="ListBullet"/>
-        <w:spacing w:line="240" w:lineRule="auto"/>
-        <w:ind w:left="720"/>
-      </w:pPr>
-      <w:r>
-        <w:rPr>
-          <w:lang w:val="gu_IN" w:bidi="gu_IN"/>
-        </w:rPr>
-      </w:r>
-      <w:hyperlink r:id="rId28">
-        <w:r>
-          <w:rPr>
-            <w:lang w:val="gu_IN" w:bidi="gu_IN"/>
-          </w:rPr>
-          <w:rPr>
-            <w:color w:val="0000EE"/>
-            <w:u w:val="single"/>
-          </w:rPr>
-          <w:t>અયૂબ 33:27–28</w:t>
-        </w:r>
-      </w:hyperlink>
-    </w:p>
-    <w:p>
-      <w:pPr>
-        <w:pStyle w:val="ListBullet"/>
-        <w:spacing w:line="240" w:lineRule="auto"/>
-        <w:ind w:left="720"/>
-      </w:pPr>
-      <w:r>
-        <w:rPr>
-          <w:lang w:val="gu_IN" w:bidi="gu_IN"/>
-        </w:rPr>
-      </w:r>
-      <w:hyperlink r:id="rId29">
-        <w:r>
-          <w:rPr>
-            <w:lang w:val="gu_IN" w:bidi="gu_IN"/>
-          </w:rPr>
-          <w:rPr>
-            <w:color w:val="0000EE"/>
-            <w:u w:val="single"/>
-          </w:rPr>
-          <w:t>લૂક 23:1–2</w:t>
-        </w:r>
-      </w:hyperlink>
-    </w:p>
-    <w:p>
-      <w:pPr>
-        <w:pStyle w:val="ListBullet"/>
-        <w:spacing w:line="240" w:lineRule="auto"/>
-        <w:ind w:left="720"/>
-      </w:pPr>
-      <w:r>
-        <w:rPr>
-          <w:lang w:val="gu_IN" w:bidi="gu_IN"/>
-        </w:rPr>
-      </w:r>
-      <w:hyperlink r:id="rId30">
-        <w:r>
-          <w:rPr>
-            <w:lang w:val="gu_IN" w:bidi="gu_IN"/>
-          </w:rPr>
-          <w:rPr>
-            <w:color w:val="0000EE"/>
-            <w:u w:val="single"/>
-          </w:rPr>
-          <w:t>ગીતશાસ્ત્ર 101:4–6</w:t>
-        </w:r>
-      </w:hyperlink>
+      <w:r>
+        <w:rPr>
+          <w:lang w:val="gu_IN" w:bidi="gu_IN"/>
+        </w:rPr>
+        <w:t>1 રાજા 8:46–47</w:t>
+      </w:r>
+    </w:p>
+    <w:p>
+      <w:pPr>
+        <w:pStyle w:val="ListBullet"/>
+        <w:spacing w:line="240" w:lineRule="auto"/>
+        <w:ind w:left="720"/>
+      </w:pPr>
+      <w:r>
+        <w:rPr>
+          <w:lang w:val="gu_IN" w:bidi="gu_IN"/>
+        </w:rPr>
+      </w:r>
+      <w:r>
+        <w:rPr>
+          <w:lang w:val="gu_IN" w:bidi="gu_IN"/>
+        </w:rPr>
+        <w:t>1 શમુએલ 20:30–31</w:t>
+      </w:r>
+    </w:p>
+    <w:p>
+      <w:pPr>
+        <w:pStyle w:val="ListBullet"/>
+        <w:spacing w:line="240" w:lineRule="auto"/>
+        <w:ind w:left="720"/>
+      </w:pPr>
+      <w:r>
+        <w:rPr>
+          <w:lang w:val="gu_IN" w:bidi="gu_IN"/>
+        </w:rPr>
+      </w:r>
+      <w:r>
+        <w:rPr>
+          <w:lang w:val="gu_IN" w:bidi="gu_IN"/>
+        </w:rPr>
+        <w:t>અયૂબ 33:27–28</w:t>
+      </w:r>
+    </w:p>
+    <w:p>
+      <w:pPr>
+        <w:pStyle w:val="ListBullet"/>
+        <w:spacing w:line="240" w:lineRule="auto"/>
+        <w:ind w:left="720"/>
+      </w:pPr>
+      <w:r>
+        <w:rPr>
+          <w:lang w:val="gu_IN" w:bidi="gu_IN"/>
+        </w:rPr>
+      </w:r>
+      <w:r>
+        <w:rPr>
+          <w:lang w:val="gu_IN" w:bidi="gu_IN"/>
+        </w:rPr>
+        <w:t>લૂક 23:1–2</w:t>
+      </w:r>
+    </w:p>
+    <w:p>
+      <w:pPr>
+        <w:pStyle w:val="ListBullet"/>
+        <w:spacing w:line="240" w:lineRule="auto"/>
+        <w:ind w:left="720"/>
+      </w:pPr>
+      <w:r>
+        <w:rPr>
+          <w:lang w:val="gu_IN" w:bidi="gu_IN"/>
+        </w:rPr>
+      </w:r>
+      <w:r>
+        <w:rPr>
+          <w:lang w:val="gu_IN" w:bidi="gu_IN"/>
+        </w:rPr>
+        <w:t>ગીતશાસ્ત્ર 101:4–6</w:t>
+      </w:r>
     </w:p>
     <w:p>
       <w:pPr>
@@ -1839,114 +1731,84 @@
           <w:lang w:val="gu_IN" w:bidi="gu_IN"/>
         </w:rPr>
       </w:r>
-      <w:hyperlink r:id="rId31">
-        <w:r>
-          <w:rPr>
-            <w:lang w:val="gu_IN" w:bidi="gu_IN"/>
-          </w:rPr>
-          <w:rPr>
-            <w:color w:val="0000EE"/>
-            <w:u w:val="single"/>
-          </w:rPr>
-          <w:t>પુનર્નિયમ 2:24–25</w:t>
-        </w:r>
-      </w:hyperlink>
-    </w:p>
-    <w:p>
-      <w:pPr>
-        <w:pStyle w:val="ListBullet"/>
-        <w:spacing w:line="240" w:lineRule="auto"/>
-        <w:ind w:left="720"/>
-      </w:pPr>
-      <w:r>
-        <w:rPr>
-          <w:lang w:val="gu_IN" w:bidi="gu_IN"/>
-        </w:rPr>
-      </w:r>
-      <w:hyperlink r:id="rId32">
-        <w:r>
-          <w:rPr>
-            <w:lang w:val="gu_IN" w:bidi="gu_IN"/>
-          </w:rPr>
-          <w:rPr>
-            <w:color w:val="0000EE"/>
-            <w:u w:val="single"/>
-          </w:rPr>
-          <w:t>નિર્ગમન 14:10–12</w:t>
-        </w:r>
-      </w:hyperlink>
-    </w:p>
-    <w:p>
-      <w:pPr>
-        <w:pStyle w:val="ListBullet"/>
-        <w:spacing w:line="240" w:lineRule="auto"/>
-        <w:ind w:left="720"/>
-      </w:pPr>
-      <w:r>
-        <w:rPr>
-          <w:lang w:val="gu_IN" w:bidi="gu_IN"/>
-        </w:rPr>
-      </w:r>
-      <w:hyperlink r:id="rId33">
-        <w:r>
-          <w:rPr>
-            <w:lang w:val="gu_IN" w:bidi="gu_IN"/>
-          </w:rPr>
-          <w:rPr>
-            <w:color w:val="0000EE"/>
-            <w:u w:val="single"/>
-          </w:rPr>
-          <w:t>લુક 21:7–9</w:t>
-        </w:r>
-      </w:hyperlink>
-    </w:p>
-    <w:p>
-      <w:pPr>
-        <w:pStyle w:val="ListBullet"/>
-        <w:spacing w:line="240" w:lineRule="auto"/>
-        <w:ind w:left="720"/>
-      </w:pPr>
-      <w:r>
-        <w:rPr>
-          <w:lang w:val="gu_IN" w:bidi="gu_IN"/>
-        </w:rPr>
-      </w:r>
-      <w:hyperlink r:id="rId34">
-        <w:r>
-          <w:rPr>
-            <w:lang w:val="gu_IN" w:bidi="gu_IN"/>
-          </w:rPr>
-          <w:rPr>
-            <w:color w:val="0000EE"/>
-            <w:u w:val="single"/>
-          </w:rPr>
-          <w:t>માર્ક 6:48–50</w:t>
-        </w:r>
-      </w:hyperlink>
-    </w:p>
-    <w:p>
-      <w:pPr>
-        <w:pStyle w:val="ListBullet"/>
-        <w:spacing w:line="240" w:lineRule="auto"/>
-        <w:ind w:left="720"/>
-      </w:pPr>
-      <w:r>
-        <w:rPr>
-          <w:lang w:val="gu_IN" w:bidi="gu_IN"/>
-        </w:rPr>
-      </w:r>
-      <w:hyperlink r:id="rId35">
-        <w:r>
-          <w:rPr>
-            <w:lang w:val="gu_IN" w:bidi="gu_IN"/>
-          </w:rPr>
-          <w:rPr>
-            <w:color w:val="0000EE"/>
-            <w:u w:val="single"/>
-          </w:rPr>
-          <w:t>માથ્થી 28:5–7</w:t>
-        </w:r>
-      </w:hyperlink>
+      <w:r>
+        <w:rPr>
+          <w:lang w:val="gu_IN" w:bidi="gu_IN"/>
+        </w:rPr>
+        <w:t>પુનર્નિયમ 2:24–25</w:t>
+      </w:r>
+    </w:p>
+    <w:p>
+      <w:pPr>
+        <w:pStyle w:val="ListBullet"/>
+        <w:spacing w:line="240" w:lineRule="auto"/>
+        <w:ind w:left="720"/>
+      </w:pPr>
+      <w:r>
+        <w:rPr>
+          <w:lang w:val="gu_IN" w:bidi="gu_IN"/>
+        </w:rPr>
+      </w:r>
+      <w:r>
+        <w:rPr>
+          <w:lang w:val="gu_IN" w:bidi="gu_IN"/>
+        </w:rPr>
+        <w:t>નિર્ગમન 14:10–12</w:t>
+      </w:r>
+    </w:p>
+    <w:p>
+      <w:pPr>
+        <w:pStyle w:val="ListBullet"/>
+        <w:spacing w:line="240" w:lineRule="auto"/>
+        <w:ind w:left="720"/>
+      </w:pPr>
+      <w:r>
+        <w:rPr>
+          <w:lang w:val="gu_IN" w:bidi="gu_IN"/>
+        </w:rPr>
+      </w:r>
+      <w:r>
+        <w:rPr>
+          <w:lang w:val="gu_IN" w:bidi="gu_IN"/>
+        </w:rPr>
+        <w:t>લુક 21:7–9</w:t>
+      </w:r>
+    </w:p>
+    <w:p>
+      <w:pPr>
+        <w:pStyle w:val="ListBullet"/>
+        <w:spacing w:line="240" w:lineRule="auto"/>
+        <w:ind w:left="720"/>
+      </w:pPr>
+      <w:r>
+        <w:rPr>
+          <w:lang w:val="gu_IN" w:bidi="gu_IN"/>
+        </w:rPr>
+      </w:r>
+      <w:r>
+        <w:rPr>
+          <w:lang w:val="gu_IN" w:bidi="gu_IN"/>
+        </w:rPr>
+        <w:t>માર્ક 6:48–50</w:t>
+      </w:r>
+    </w:p>
+    <w:p>
+      <w:pPr>
+        <w:pStyle w:val="ListBullet"/>
+        <w:spacing w:line="240" w:lineRule="auto"/>
+        <w:ind w:left="720"/>
+      </w:pPr>
+      <w:r>
+        <w:rPr>
+          <w:lang w:val="gu_IN" w:bidi="gu_IN"/>
+        </w:rPr>
+      </w:r>
+      <w:r>
+        <w:rPr>
+          <w:lang w:val="gu_IN" w:bidi="gu_IN"/>
+        </w:rPr>
+        <w:t>માથ્થી 28:5–7</w:t>
+      </w:r>
     </w:p>
     <w:p>
       <w:pPr>
@@ -2511,90 +2373,66 @@
           <w:lang w:val="gu_IN" w:bidi="gu_IN"/>
         </w:rPr>
       </w:r>
-      <w:hyperlink r:id="rId36">
-        <w:r>
-          <w:rPr>
-            <w:lang w:val="gu_IN" w:bidi="gu_IN"/>
-          </w:rPr>
-          <w:rPr>
-            <w:color w:val="0000EE"/>
-            <w:u w:val="single"/>
-          </w:rPr>
-          <w:t>1 કરિંથીઓ 7:8–9</w:t>
-        </w:r>
-      </w:hyperlink>
-    </w:p>
-    <w:p>
-      <w:pPr>
-        <w:pStyle w:val="ListBullet"/>
-        <w:spacing w:line="240" w:lineRule="auto"/>
-        <w:ind w:left="720"/>
-      </w:pPr>
-      <w:r>
-        <w:rPr>
-          <w:lang w:val="gu_IN" w:bidi="gu_IN"/>
-        </w:rPr>
-      </w:r>
-      <w:hyperlink r:id="rId37">
-        <w:r>
-          <w:rPr>
-            <w:lang w:val="gu_IN" w:bidi="gu_IN"/>
-          </w:rPr>
-          <w:rPr>
-            <w:color w:val="0000EE"/>
-            <w:u w:val="single"/>
-          </w:rPr>
-          <w:t>2 પિત્તર 1:5–7</w:t>
-        </w:r>
-      </w:hyperlink>
-    </w:p>
-    <w:p>
-      <w:pPr>
-        <w:pStyle w:val="ListBullet"/>
-        <w:spacing w:line="240" w:lineRule="auto"/>
-        <w:ind w:left="720"/>
-      </w:pPr>
-      <w:r>
-        <w:rPr>
-          <w:lang w:val="gu_IN" w:bidi="gu_IN"/>
-        </w:rPr>
-      </w:r>
-      <w:hyperlink r:id="rId38">
-        <w:r>
-          <w:rPr>
-            <w:lang w:val="gu_IN" w:bidi="gu_IN"/>
-          </w:rPr>
-          <w:rPr>
-            <w:color w:val="0000EE"/>
-            <w:u w:val="single"/>
-          </w:rPr>
-          <w:t>2 તિમોથી 3:1–4</w:t>
-        </w:r>
-      </w:hyperlink>
-    </w:p>
-    <w:p>
-      <w:pPr>
-        <w:pStyle w:val="ListBullet"/>
-        <w:spacing w:line="240" w:lineRule="auto"/>
-        <w:ind w:left="720"/>
-      </w:pPr>
-      <w:r>
-        <w:rPr>
-          <w:lang w:val="gu_IN" w:bidi="gu_IN"/>
-        </w:rPr>
-      </w:r>
-      <w:hyperlink r:id="rId39">
-        <w:r>
-          <w:rPr>
-            <w:lang w:val="gu_IN" w:bidi="gu_IN"/>
-          </w:rPr>
-          <w:rPr>
-            <w:color w:val="0000EE"/>
-            <w:u w:val="single"/>
-          </w:rPr>
-          <w:t>ગલાતીઓ 5:22–24</w:t>
-        </w:r>
-      </w:hyperlink>
+      <w:r>
+        <w:rPr>
+          <w:lang w:val="gu_IN" w:bidi="gu_IN"/>
+        </w:rPr>
+        <w:t>1 કરિંથીઓ 7:8–9</w:t>
+      </w:r>
+    </w:p>
+    <w:p>
+      <w:pPr>
+        <w:pStyle w:val="ListBullet"/>
+        <w:spacing w:line="240" w:lineRule="auto"/>
+        <w:ind w:left="720"/>
+      </w:pPr>
+      <w:r>
+        <w:rPr>
+          <w:lang w:val="gu_IN" w:bidi="gu_IN"/>
+        </w:rPr>
+      </w:r>
+      <w:r>
+        <w:rPr>
+          <w:lang w:val="gu_IN" w:bidi="gu_IN"/>
+        </w:rPr>
+        <w:t>2 પિત્તર 1:5–7</w:t>
+      </w:r>
+    </w:p>
+    <w:p>
+      <w:pPr>
+        <w:pStyle w:val="ListBullet"/>
+        <w:spacing w:line="240" w:lineRule="auto"/>
+        <w:ind w:left="720"/>
+      </w:pPr>
+      <w:r>
+        <w:rPr>
+          <w:lang w:val="gu_IN" w:bidi="gu_IN"/>
+        </w:rPr>
+      </w:r>
+      <w:r>
+        <w:rPr>
+          <w:lang w:val="gu_IN" w:bidi="gu_IN"/>
+        </w:rPr>
+        <w:t>2 તિમોથી 3:1–4</w:t>
+      </w:r>
+    </w:p>
+    <w:p>
+      <w:pPr>
+        <w:pStyle w:val="ListBullet"/>
+        <w:spacing w:line="240" w:lineRule="auto"/>
+        <w:ind w:left="720"/>
+      </w:pPr>
+      <w:r>
+        <w:rPr>
+          <w:lang w:val="gu_IN" w:bidi="gu_IN"/>
+        </w:rPr>
+      </w:r>
+      <w:r>
+        <w:rPr>
+          <w:lang w:val="gu_IN" w:bidi="gu_IN"/>
+        </w:rPr>
+        <w:t>ગલાતીઓ 5:22–24</w:t>
+      </w:r>
     </w:p>
     <w:p>
       <w:pPr>
@@ -3106,258 +2944,192 @@
           <w:lang w:val="gu_IN" w:bidi="gu_IN"/>
         </w:rPr>
       </w:r>
-      <w:hyperlink r:id="rId40">
-        <w:r>
-          <w:rPr>
-            <w:lang w:val="gu_IN" w:bidi="gu_IN"/>
-          </w:rPr>
-          <w:rPr>
-            <w:color w:val="0000EE"/>
-            <w:u w:val="single"/>
-          </w:rPr>
-          <w:t>1 કરિંથીઓ 5:3–5</w:t>
-        </w:r>
-      </w:hyperlink>
-    </w:p>
-    <w:p>
-      <w:pPr>
-        <w:pStyle w:val="ListBullet"/>
-        <w:spacing w:line="240" w:lineRule="auto"/>
-        <w:ind w:left="720"/>
-      </w:pPr>
-      <w:r>
-        <w:rPr>
-          <w:lang w:val="gu_IN" w:bidi="gu_IN"/>
-        </w:rPr>
-      </w:r>
-      <w:hyperlink r:id="rId41">
-        <w:r>
-          <w:rPr>
-            <w:lang w:val="gu_IN" w:bidi="gu_IN"/>
-          </w:rPr>
-          <w:rPr>
-            <w:color w:val="0000EE"/>
-            <w:u w:val="single"/>
-          </w:rPr>
-          <w:t>1 યોહાન 4:1–3</w:t>
-        </w:r>
-      </w:hyperlink>
-    </w:p>
-    <w:p>
-      <w:pPr>
-        <w:pStyle w:val="ListBullet"/>
-        <w:spacing w:line="240" w:lineRule="auto"/>
-        <w:ind w:left="720"/>
-      </w:pPr>
-      <w:r>
-        <w:rPr>
-          <w:lang w:val="gu_IN" w:bidi="gu_IN"/>
-        </w:rPr>
-      </w:r>
-      <w:hyperlink r:id="rId42">
-        <w:r>
-          <w:rPr>
-            <w:lang w:val="gu_IN" w:bidi="gu_IN"/>
-          </w:rPr>
-          <w:rPr>
-            <w:color w:val="0000EE"/>
-            <w:u w:val="single"/>
-          </w:rPr>
-          <w:t>1 થેસ્સાલોનિકીઓ 5:23–24</w:t>
-        </w:r>
-      </w:hyperlink>
-    </w:p>
-    <w:p>
-      <w:pPr>
-        <w:pStyle w:val="ListBullet"/>
-        <w:spacing w:line="240" w:lineRule="auto"/>
-        <w:ind w:left="720"/>
-      </w:pPr>
-      <w:r>
-        <w:rPr>
-          <w:lang w:val="gu_IN" w:bidi="gu_IN"/>
-        </w:rPr>
-      </w:r>
-      <w:hyperlink r:id="rId43">
-        <w:r>
-          <w:rPr>
-            <w:lang w:val="gu_IN" w:bidi="gu_IN"/>
-          </w:rPr>
-          <w:rPr>
-            <w:color w:val="0000EE"/>
-            <w:u w:val="single"/>
-          </w:rPr>
-          <w:t>પ્રેરિતોના કૃત્યો 5:9–11</w:t>
-        </w:r>
-      </w:hyperlink>
-    </w:p>
-    <w:p>
-      <w:pPr>
-        <w:pStyle w:val="ListBullet"/>
-        <w:spacing w:line="240" w:lineRule="auto"/>
-        <w:ind w:left="720"/>
-      </w:pPr>
-      <w:r>
-        <w:rPr>
-          <w:lang w:val="gu_IN" w:bidi="gu_IN"/>
-        </w:rPr>
-      </w:r>
-      <w:hyperlink r:id="rId44">
-        <w:r>
-          <w:rPr>
-            <w:lang w:val="gu_IN" w:bidi="gu_IN"/>
-          </w:rPr>
-          <w:rPr>
-            <w:color w:val="0000EE"/>
-            <w:u w:val="single"/>
-          </w:rPr>
-          <w:t>કોલીસ્સીઓ 1:9–10</w:t>
-        </w:r>
-      </w:hyperlink>
-    </w:p>
-    <w:p>
-      <w:pPr>
-        <w:pStyle w:val="ListBullet"/>
-        <w:spacing w:line="240" w:lineRule="auto"/>
-        <w:ind w:left="720"/>
-      </w:pPr>
-      <w:r>
-        <w:rPr>
-          <w:lang w:val="gu_IN" w:bidi="gu_IN"/>
-        </w:rPr>
-      </w:r>
-      <w:hyperlink r:id="rId45">
-        <w:r>
-          <w:rPr>
-            <w:lang w:val="gu_IN" w:bidi="gu_IN"/>
-          </w:rPr>
-          <w:rPr>
-            <w:color w:val="0000EE"/>
-            <w:u w:val="single"/>
-          </w:rPr>
-          <w:t>એફેસીઓ 4:23–24</w:t>
-        </w:r>
-      </w:hyperlink>
-    </w:p>
-    <w:p>
-      <w:pPr>
-        <w:pStyle w:val="ListBullet"/>
-        <w:spacing w:line="240" w:lineRule="auto"/>
-        <w:ind w:left="720"/>
-      </w:pPr>
-      <w:r>
-        <w:rPr>
-          <w:lang w:val="gu_IN" w:bidi="gu_IN"/>
-        </w:rPr>
-      </w:r>
-      <w:hyperlink r:id="rId46">
-        <w:r>
-          <w:rPr>
-            <w:lang w:val="gu_IN" w:bidi="gu_IN"/>
-          </w:rPr>
-          <w:rPr>
-            <w:color w:val="0000EE"/>
-            <w:u w:val="single"/>
-          </w:rPr>
-          <w:t>ઉત્પતિ 7:21–22</w:t>
-        </w:r>
-      </w:hyperlink>
-    </w:p>
-    <w:p>
-      <w:pPr>
-        <w:pStyle w:val="ListBullet"/>
-        <w:spacing w:line="240" w:lineRule="auto"/>
-        <w:ind w:left="720"/>
-      </w:pPr>
-      <w:r>
-        <w:rPr>
-          <w:lang w:val="gu_IN" w:bidi="gu_IN"/>
-        </w:rPr>
-      </w:r>
-      <w:hyperlink r:id="rId47">
-        <w:r>
-          <w:rPr>
-            <w:lang w:val="gu_IN" w:bidi="gu_IN"/>
-          </w:rPr>
-          <w:rPr>
-            <w:color w:val="0000EE"/>
-            <w:u w:val="single"/>
-          </w:rPr>
-          <w:t>યશાયા 4:3–4</w:t>
-        </w:r>
-      </w:hyperlink>
-    </w:p>
-    <w:p>
-      <w:pPr>
-        <w:pStyle w:val="ListBullet"/>
-        <w:spacing w:line="240" w:lineRule="auto"/>
-        <w:ind w:left="720"/>
-      </w:pPr>
-      <w:r>
-        <w:rPr>
-          <w:lang w:val="gu_IN" w:bidi="gu_IN"/>
-        </w:rPr>
-      </w:r>
-      <w:hyperlink r:id="rId48">
-        <w:r>
-          <w:rPr>
-            <w:lang w:val="gu_IN" w:bidi="gu_IN"/>
-          </w:rPr>
-          <w:rPr>
-            <w:color w:val="0000EE"/>
-            <w:u w:val="single"/>
-          </w:rPr>
-          <w:t>માર્ક 1:23–26</w:t>
-        </w:r>
-      </w:hyperlink>
-    </w:p>
-    <w:p>
-      <w:pPr>
-        <w:pStyle w:val="ListBullet"/>
-        <w:spacing w:line="240" w:lineRule="auto"/>
-        <w:ind w:left="720"/>
-      </w:pPr>
-      <w:r>
-        <w:rPr>
-          <w:lang w:val="gu_IN" w:bidi="gu_IN"/>
-        </w:rPr>
-      </w:r>
-      <w:hyperlink r:id="rId49">
-        <w:r>
-          <w:rPr>
-            <w:lang w:val="gu_IN" w:bidi="gu_IN"/>
-          </w:rPr>
-          <w:rPr>
-            <w:color w:val="0000EE"/>
-            <w:u w:val="single"/>
-          </w:rPr>
-          <w:t>માથ્થી 26:39–41</w:t>
-        </w:r>
-      </w:hyperlink>
-    </w:p>
-    <w:p>
-      <w:pPr>
-        <w:pStyle w:val="ListBullet"/>
-        <w:spacing w:line="240" w:lineRule="auto"/>
-        <w:ind w:left="720"/>
-      </w:pPr>
-      <w:r>
-        <w:rPr>
-          <w:lang w:val="gu_IN" w:bidi="gu_IN"/>
-        </w:rPr>
-      </w:r>
-      <w:hyperlink r:id="rId50">
-        <w:r>
-          <w:rPr>
-            <w:lang w:val="gu_IN" w:bidi="gu_IN"/>
-          </w:rPr>
-          <w:rPr>
-            <w:color w:val="0000EE"/>
-            <w:u w:val="single"/>
-          </w:rPr>
-          <w:t>ફિલિપ્પીઓ 1:25–27</w:t>
-        </w:r>
-      </w:hyperlink>
+      <w:r>
+        <w:rPr>
+          <w:lang w:val="gu_IN" w:bidi="gu_IN"/>
+        </w:rPr>
+        <w:t>1 કરિંથીઓ 5:3–5</w:t>
+      </w:r>
+    </w:p>
+    <w:p>
+      <w:pPr>
+        <w:pStyle w:val="ListBullet"/>
+        <w:spacing w:line="240" w:lineRule="auto"/>
+        <w:ind w:left="720"/>
+      </w:pPr>
+      <w:r>
+        <w:rPr>
+          <w:lang w:val="gu_IN" w:bidi="gu_IN"/>
+        </w:rPr>
+      </w:r>
+      <w:r>
+        <w:rPr>
+          <w:lang w:val="gu_IN" w:bidi="gu_IN"/>
+        </w:rPr>
+        <w:t>1 યોહાન 4:1–3</w:t>
+      </w:r>
+    </w:p>
+    <w:p>
+      <w:pPr>
+        <w:pStyle w:val="ListBullet"/>
+        <w:spacing w:line="240" w:lineRule="auto"/>
+        <w:ind w:left="720"/>
+      </w:pPr>
+      <w:r>
+        <w:rPr>
+          <w:lang w:val="gu_IN" w:bidi="gu_IN"/>
+        </w:rPr>
+      </w:r>
+      <w:r>
+        <w:rPr>
+          <w:lang w:val="gu_IN" w:bidi="gu_IN"/>
+        </w:rPr>
+        <w:t>1 થેસ્સાલોનિકીઓ 5:23–24</w:t>
+      </w:r>
+    </w:p>
+    <w:p>
+      <w:pPr>
+        <w:pStyle w:val="ListBullet"/>
+        <w:spacing w:line="240" w:lineRule="auto"/>
+        <w:ind w:left="720"/>
+      </w:pPr>
+      <w:r>
+        <w:rPr>
+          <w:lang w:val="gu_IN" w:bidi="gu_IN"/>
+        </w:rPr>
+      </w:r>
+      <w:r>
+        <w:rPr>
+          <w:lang w:val="gu_IN" w:bidi="gu_IN"/>
+        </w:rPr>
+        <w:t>પ્રેરિતોના કૃત્યો 5:9–11</w:t>
+      </w:r>
+    </w:p>
+    <w:p>
+      <w:pPr>
+        <w:pStyle w:val="ListBullet"/>
+        <w:spacing w:line="240" w:lineRule="auto"/>
+        <w:ind w:left="720"/>
+      </w:pPr>
+      <w:r>
+        <w:rPr>
+          <w:lang w:val="gu_IN" w:bidi="gu_IN"/>
+        </w:rPr>
+      </w:r>
+      <w:r>
+        <w:rPr>
+          <w:lang w:val="gu_IN" w:bidi="gu_IN"/>
+        </w:rPr>
+        <w:t>કોલીસ્સીઓ 1:9–10</w:t>
+      </w:r>
+    </w:p>
+    <w:p>
+      <w:pPr>
+        <w:pStyle w:val="ListBullet"/>
+        <w:spacing w:line="240" w:lineRule="auto"/>
+        <w:ind w:left="720"/>
+      </w:pPr>
+      <w:r>
+        <w:rPr>
+          <w:lang w:val="gu_IN" w:bidi="gu_IN"/>
+        </w:rPr>
+      </w:r>
+      <w:r>
+        <w:rPr>
+          <w:lang w:val="gu_IN" w:bidi="gu_IN"/>
+        </w:rPr>
+        <w:t>એફેસીઓ 4:23–24</w:t>
+      </w:r>
+    </w:p>
+    <w:p>
+      <w:pPr>
+        <w:pStyle w:val="ListBullet"/>
+        <w:spacing w:line="240" w:lineRule="auto"/>
+        <w:ind w:left="720"/>
+      </w:pPr>
+      <w:r>
+        <w:rPr>
+          <w:lang w:val="gu_IN" w:bidi="gu_IN"/>
+        </w:rPr>
+      </w:r>
+      <w:r>
+        <w:rPr>
+          <w:lang w:val="gu_IN" w:bidi="gu_IN"/>
+        </w:rPr>
+        <w:t>ઉત્પતિ 7:21–22</w:t>
+      </w:r>
+    </w:p>
+    <w:p>
+      <w:pPr>
+        <w:pStyle w:val="ListBullet"/>
+        <w:spacing w:line="240" w:lineRule="auto"/>
+        <w:ind w:left="720"/>
+      </w:pPr>
+      <w:r>
+        <w:rPr>
+          <w:lang w:val="gu_IN" w:bidi="gu_IN"/>
+        </w:rPr>
+      </w:r>
+      <w:r>
+        <w:rPr>
+          <w:lang w:val="gu_IN" w:bidi="gu_IN"/>
+        </w:rPr>
+        <w:t>યશાયા 4:3–4</w:t>
+      </w:r>
+    </w:p>
+    <w:p>
+      <w:pPr>
+        <w:pStyle w:val="ListBullet"/>
+        <w:spacing w:line="240" w:lineRule="auto"/>
+        <w:ind w:left="720"/>
+      </w:pPr>
+      <w:r>
+        <w:rPr>
+          <w:lang w:val="gu_IN" w:bidi="gu_IN"/>
+        </w:rPr>
+      </w:r>
+      <w:r>
+        <w:rPr>
+          <w:lang w:val="gu_IN" w:bidi="gu_IN"/>
+        </w:rPr>
+        <w:t>માર્ક 1:23–26</w:t>
+      </w:r>
+    </w:p>
+    <w:p>
+      <w:pPr>
+        <w:pStyle w:val="ListBullet"/>
+        <w:spacing w:line="240" w:lineRule="auto"/>
+        <w:ind w:left="720"/>
+      </w:pPr>
+      <w:r>
+        <w:rPr>
+          <w:lang w:val="gu_IN" w:bidi="gu_IN"/>
+        </w:rPr>
+      </w:r>
+      <w:r>
+        <w:rPr>
+          <w:lang w:val="gu_IN" w:bidi="gu_IN"/>
+        </w:rPr>
+        <w:t>માથ્થી 26:39–41</w:t>
+      </w:r>
+    </w:p>
+    <w:p>
+      <w:pPr>
+        <w:pStyle w:val="ListBullet"/>
+        <w:spacing w:line="240" w:lineRule="auto"/>
+        <w:ind w:left="720"/>
+      </w:pPr>
+      <w:r>
+        <w:rPr>
+          <w:lang w:val="gu_IN" w:bidi="gu_IN"/>
+        </w:rPr>
+      </w:r>
+      <w:r>
+        <w:rPr>
+          <w:lang w:val="gu_IN" w:bidi="gu_IN"/>
+        </w:rPr>
+        <w:t>ફિલિપ્પીઓ 1:25–27</w:t>
+      </w:r>
     </w:p>
     <w:p>
       <w:pPr>
@@ -3858,282 +3630,210 @@
           <w:lang w:val="gu_IN" w:bidi="gu_IN"/>
         </w:rPr>
       </w:r>
-      <w:hyperlink r:id="rId51">
-        <w:r>
-          <w:rPr>
-            <w:lang w:val="gu_IN" w:bidi="gu_IN"/>
-          </w:rPr>
-          <w:rPr>
-            <w:color w:val="0000EE"/>
-            <w:u w:val="single"/>
-          </w:rPr>
-          <w:t>2 પિતર 2:7–9</w:t>
-        </w:r>
-      </w:hyperlink>
-    </w:p>
-    <w:p>
-      <w:pPr>
-        <w:pStyle w:val="ListBullet"/>
-        <w:spacing w:line="240" w:lineRule="auto"/>
-        <w:ind w:left="720"/>
-      </w:pPr>
-      <w:r>
-        <w:rPr>
-          <w:lang w:val="gu_IN" w:bidi="gu_IN"/>
-        </w:rPr>
-      </w:r>
-      <w:hyperlink r:id="rId52">
-        <w:r>
-          <w:rPr>
-            <w:lang w:val="gu_IN" w:bidi="gu_IN"/>
-          </w:rPr>
-          <w:rPr>
-            <w:color w:val="0000EE"/>
-            <w:u w:val="single"/>
-          </w:rPr>
-          <w:t>પ્રેરિતોના કૃત્યો 2:27–28</w:t>
-        </w:r>
-      </w:hyperlink>
-    </w:p>
-    <w:p>
-      <w:pPr>
-        <w:pStyle w:val="ListBullet"/>
-        <w:spacing w:line="240" w:lineRule="auto"/>
-        <w:ind w:left="720"/>
-      </w:pPr>
-      <w:r>
-        <w:rPr>
-          <w:lang w:val="gu_IN" w:bidi="gu_IN"/>
-        </w:rPr>
-      </w:r>
-      <w:hyperlink r:id="rId53">
-        <w:r>
-          <w:rPr>
-            <w:lang w:val="gu_IN" w:bidi="gu_IN"/>
-          </w:rPr>
-          <w:rPr>
-            <w:color w:val="0000EE"/>
-            <w:u w:val="single"/>
-          </w:rPr>
-          <w:t>પ્રેરિતોના કૃત્યો 2:40–42</w:t>
-        </w:r>
-      </w:hyperlink>
-    </w:p>
-    <w:p>
-      <w:pPr>
-        <w:pStyle w:val="ListBullet"/>
-        <w:spacing w:line="240" w:lineRule="auto"/>
-        <w:ind w:left="720"/>
-      </w:pPr>
-      <w:r>
-        <w:rPr>
-          <w:lang w:val="gu_IN" w:bidi="gu_IN"/>
-        </w:rPr>
-      </w:r>
-      <w:hyperlink r:id="rId54">
-        <w:r>
-          <w:rPr>
-            <w:lang w:val="gu_IN" w:bidi="gu_IN"/>
-          </w:rPr>
-          <w:rPr>
-            <w:color w:val="0000EE"/>
-            <w:u w:val="single"/>
-          </w:rPr>
-          <w:t>ઉત્પતિ 49:5–6</w:t>
-        </w:r>
-      </w:hyperlink>
-    </w:p>
-    <w:p>
-      <w:pPr>
-        <w:pStyle w:val="ListBullet"/>
-        <w:spacing w:line="240" w:lineRule="auto"/>
-        <w:ind w:left="720"/>
-      </w:pPr>
-      <w:r>
-        <w:rPr>
-          <w:lang w:val="gu_IN" w:bidi="gu_IN"/>
-        </w:rPr>
-      </w:r>
-      <w:hyperlink r:id="rId55">
-        <w:r>
-          <w:rPr>
-            <w:lang w:val="gu_IN" w:bidi="gu_IN"/>
-          </w:rPr>
-          <w:rPr>
-            <w:color w:val="0000EE"/>
-            <w:u w:val="single"/>
-          </w:rPr>
-          <w:t>યશાયા 53:10–11</w:t>
-        </w:r>
-      </w:hyperlink>
-    </w:p>
-    <w:p>
-      <w:pPr>
-        <w:pStyle w:val="ListBullet"/>
-        <w:spacing w:line="240" w:lineRule="auto"/>
-        <w:ind w:left="720"/>
-      </w:pPr>
-      <w:r>
-        <w:rPr>
-          <w:lang w:val="gu_IN" w:bidi="gu_IN"/>
-        </w:rPr>
-      </w:r>
-      <w:hyperlink r:id="rId56">
-        <w:r>
-          <w:rPr>
-            <w:lang w:val="gu_IN" w:bidi="gu_IN"/>
-          </w:rPr>
-          <w:rPr>
-            <w:color w:val="0000EE"/>
-            <w:u w:val="single"/>
-          </w:rPr>
-          <w:t>યાકુબ 1:19–21</w:t>
-        </w:r>
-      </w:hyperlink>
-    </w:p>
-    <w:p>
-      <w:pPr>
-        <w:pStyle w:val="ListBullet"/>
-        <w:spacing w:line="240" w:lineRule="auto"/>
-        <w:ind w:left="720"/>
-      </w:pPr>
-      <w:r>
-        <w:rPr>
-          <w:lang w:val="gu_IN" w:bidi="gu_IN"/>
-        </w:rPr>
-      </w:r>
-      <w:hyperlink r:id="rId57">
-        <w:r>
-          <w:rPr>
-            <w:lang w:val="gu_IN" w:bidi="gu_IN"/>
-          </w:rPr>
-          <w:rPr>
-            <w:color w:val="0000EE"/>
-            <w:u w:val="single"/>
-          </w:rPr>
-          <w:t>યર્મિયા 6:16–19</w:t>
-        </w:r>
-      </w:hyperlink>
-    </w:p>
-    <w:p>
-      <w:pPr>
-        <w:pStyle w:val="ListBullet"/>
-        <w:spacing w:line="240" w:lineRule="auto"/>
-        <w:ind w:left="720"/>
-      </w:pPr>
-      <w:r>
-        <w:rPr>
-          <w:lang w:val="gu_IN" w:bidi="gu_IN"/>
-        </w:rPr>
-      </w:r>
-      <w:hyperlink r:id="rId58">
-        <w:r>
-          <w:rPr>
-            <w:lang w:val="gu_IN" w:bidi="gu_IN"/>
-          </w:rPr>
-          <w:rPr>
-            <w:color w:val="0000EE"/>
-            <w:u w:val="single"/>
-          </w:rPr>
-          <w:t>યુના 2:7–8</w:t>
-        </w:r>
-      </w:hyperlink>
-    </w:p>
-    <w:p>
-      <w:pPr>
-        <w:pStyle w:val="ListBullet"/>
-        <w:spacing w:line="240" w:lineRule="auto"/>
-        <w:ind w:left="720"/>
-      </w:pPr>
-      <w:r>
-        <w:rPr>
-          <w:lang w:val="gu_IN" w:bidi="gu_IN"/>
-        </w:rPr>
-      </w:r>
-      <w:hyperlink r:id="rId59">
-        <w:r>
-          <w:rPr>
-            <w:lang w:val="gu_IN" w:bidi="gu_IN"/>
-          </w:rPr>
-          <w:rPr>
-            <w:color w:val="0000EE"/>
-            <w:u w:val="single"/>
-          </w:rPr>
-          <w:t>લૂક 1:46–47</w:t>
-        </w:r>
-      </w:hyperlink>
-    </w:p>
-    <w:p>
-      <w:pPr>
-        <w:pStyle w:val="ListBullet"/>
-        <w:spacing w:line="240" w:lineRule="auto"/>
-        <w:ind w:left="720"/>
-      </w:pPr>
-      <w:r>
-        <w:rPr>
-          <w:lang w:val="gu_IN" w:bidi="gu_IN"/>
-        </w:rPr>
-      </w:r>
-      <w:hyperlink r:id="rId60">
-        <w:r>
-          <w:rPr>
-            <w:lang w:val="gu_IN" w:bidi="gu_IN"/>
-          </w:rPr>
-          <w:rPr>
-            <w:color w:val="0000EE"/>
-            <w:u w:val="single"/>
-          </w:rPr>
-          <w:t>માથ્થી 22:37–38</w:t>
-        </w:r>
-      </w:hyperlink>
-    </w:p>
-    <w:p>
-      <w:pPr>
-        <w:pStyle w:val="ListBullet"/>
-        <w:spacing w:line="240" w:lineRule="auto"/>
-        <w:ind w:left="720"/>
-      </w:pPr>
-      <w:r>
-        <w:rPr>
-          <w:lang w:val="gu_IN" w:bidi="gu_IN"/>
-        </w:rPr>
-      </w:r>
-      <w:hyperlink r:id="rId61">
-        <w:r>
-          <w:rPr>
-            <w:lang w:val="gu_IN" w:bidi="gu_IN"/>
-          </w:rPr>
-          <w:rPr>
-            <w:color w:val="0000EE"/>
-            <w:u w:val="single"/>
-          </w:rPr>
-          <w:t>ગીતશાસ્ત્ર 19:7–8</w:t>
-        </w:r>
-      </w:hyperlink>
-    </w:p>
-    <w:p>
-      <w:pPr>
-        <w:pStyle w:val="ListBullet"/>
-        <w:spacing w:line="240" w:lineRule="auto"/>
-        <w:ind w:left="720"/>
-      </w:pPr>
-      <w:r>
-        <w:rPr>
-          <w:lang w:val="gu_IN" w:bidi="gu_IN"/>
-        </w:rPr>
-      </w:r>
-      <w:hyperlink r:id="rId62">
-        <w:r>
-          <w:rPr>
-            <w:lang w:val="gu_IN" w:bidi="gu_IN"/>
-          </w:rPr>
-          <w:rPr>
-            <w:color w:val="0000EE"/>
-            <w:u w:val="single"/>
-          </w:rPr>
-          <w:t>પ્રકટીકરણ 20:4</w:t>
-        </w:r>
-      </w:hyperlink>
+      <w:r>
+        <w:rPr>
+          <w:lang w:val="gu_IN" w:bidi="gu_IN"/>
+        </w:rPr>
+        <w:t>2 પિતર 2:7–9</w:t>
+      </w:r>
+    </w:p>
+    <w:p>
+      <w:pPr>
+        <w:pStyle w:val="ListBullet"/>
+        <w:spacing w:line="240" w:lineRule="auto"/>
+        <w:ind w:left="720"/>
+      </w:pPr>
+      <w:r>
+        <w:rPr>
+          <w:lang w:val="gu_IN" w:bidi="gu_IN"/>
+        </w:rPr>
+      </w:r>
+      <w:r>
+        <w:rPr>
+          <w:lang w:val="gu_IN" w:bidi="gu_IN"/>
+        </w:rPr>
+        <w:t>પ્રેરિતોના કૃત્યો 2:27–28</w:t>
+      </w:r>
+    </w:p>
+    <w:p>
+      <w:pPr>
+        <w:pStyle w:val="ListBullet"/>
+        <w:spacing w:line="240" w:lineRule="auto"/>
+        <w:ind w:left="720"/>
+      </w:pPr>
+      <w:r>
+        <w:rPr>
+          <w:lang w:val="gu_IN" w:bidi="gu_IN"/>
+        </w:rPr>
+      </w:r>
+      <w:r>
+        <w:rPr>
+          <w:lang w:val="gu_IN" w:bidi="gu_IN"/>
+        </w:rPr>
+        <w:t>પ્રેરિતોના કૃત્યો 2:40–42</w:t>
+      </w:r>
+    </w:p>
+    <w:p>
+      <w:pPr>
+        <w:pStyle w:val="ListBullet"/>
+        <w:spacing w:line="240" w:lineRule="auto"/>
+        <w:ind w:left="720"/>
+      </w:pPr>
+      <w:r>
+        <w:rPr>
+          <w:lang w:val="gu_IN" w:bidi="gu_IN"/>
+        </w:rPr>
+      </w:r>
+      <w:r>
+        <w:rPr>
+          <w:lang w:val="gu_IN" w:bidi="gu_IN"/>
+        </w:rPr>
+        <w:t>ઉત્પતિ 49:5–6</w:t>
+      </w:r>
+    </w:p>
+    <w:p>
+      <w:pPr>
+        <w:pStyle w:val="ListBullet"/>
+        <w:spacing w:line="240" w:lineRule="auto"/>
+        <w:ind w:left="720"/>
+      </w:pPr>
+      <w:r>
+        <w:rPr>
+          <w:lang w:val="gu_IN" w:bidi="gu_IN"/>
+        </w:rPr>
+      </w:r>
+      <w:r>
+        <w:rPr>
+          <w:lang w:val="gu_IN" w:bidi="gu_IN"/>
+        </w:rPr>
+        <w:t>યશાયા 53:10–11</w:t>
+      </w:r>
+    </w:p>
+    <w:p>
+      <w:pPr>
+        <w:pStyle w:val="ListBullet"/>
+        <w:spacing w:line="240" w:lineRule="auto"/>
+        <w:ind w:left="720"/>
+      </w:pPr>
+      <w:r>
+        <w:rPr>
+          <w:lang w:val="gu_IN" w:bidi="gu_IN"/>
+        </w:rPr>
+      </w:r>
+      <w:r>
+        <w:rPr>
+          <w:lang w:val="gu_IN" w:bidi="gu_IN"/>
+        </w:rPr>
+        <w:t>યાકુબ 1:19–21</w:t>
+      </w:r>
+    </w:p>
+    <w:p>
+      <w:pPr>
+        <w:pStyle w:val="ListBullet"/>
+        <w:spacing w:line="240" w:lineRule="auto"/>
+        <w:ind w:left="720"/>
+      </w:pPr>
+      <w:r>
+        <w:rPr>
+          <w:lang w:val="gu_IN" w:bidi="gu_IN"/>
+        </w:rPr>
+      </w:r>
+      <w:r>
+        <w:rPr>
+          <w:lang w:val="gu_IN" w:bidi="gu_IN"/>
+        </w:rPr>
+        <w:t>યર્મિયા 6:16–19</w:t>
+      </w:r>
+    </w:p>
+    <w:p>
+      <w:pPr>
+        <w:pStyle w:val="ListBullet"/>
+        <w:spacing w:line="240" w:lineRule="auto"/>
+        <w:ind w:left="720"/>
+      </w:pPr>
+      <w:r>
+        <w:rPr>
+          <w:lang w:val="gu_IN" w:bidi="gu_IN"/>
+        </w:rPr>
+      </w:r>
+      <w:r>
+        <w:rPr>
+          <w:lang w:val="gu_IN" w:bidi="gu_IN"/>
+        </w:rPr>
+        <w:t>યુના 2:7–8</w:t>
+      </w:r>
+    </w:p>
+    <w:p>
+      <w:pPr>
+        <w:pStyle w:val="ListBullet"/>
+        <w:spacing w:line="240" w:lineRule="auto"/>
+        <w:ind w:left="720"/>
+      </w:pPr>
+      <w:r>
+        <w:rPr>
+          <w:lang w:val="gu_IN" w:bidi="gu_IN"/>
+        </w:rPr>
+      </w:r>
+      <w:r>
+        <w:rPr>
+          <w:lang w:val="gu_IN" w:bidi="gu_IN"/>
+        </w:rPr>
+        <w:t>લૂક 1:46–47</w:t>
+      </w:r>
+    </w:p>
+    <w:p>
+      <w:pPr>
+        <w:pStyle w:val="ListBullet"/>
+        <w:spacing w:line="240" w:lineRule="auto"/>
+        <w:ind w:left="720"/>
+      </w:pPr>
+      <w:r>
+        <w:rPr>
+          <w:lang w:val="gu_IN" w:bidi="gu_IN"/>
+        </w:rPr>
+      </w:r>
+      <w:r>
+        <w:rPr>
+          <w:lang w:val="gu_IN" w:bidi="gu_IN"/>
+        </w:rPr>
+        <w:t>માથ્થી 22:37–38</w:t>
+      </w:r>
+    </w:p>
+    <w:p>
+      <w:pPr>
+        <w:pStyle w:val="ListBullet"/>
+        <w:spacing w:line="240" w:lineRule="auto"/>
+        <w:ind w:left="720"/>
+      </w:pPr>
+      <w:r>
+        <w:rPr>
+          <w:lang w:val="gu_IN" w:bidi="gu_IN"/>
+        </w:rPr>
+      </w:r>
+      <w:r>
+        <w:rPr>
+          <w:lang w:val="gu_IN" w:bidi="gu_IN"/>
+        </w:rPr>
+        <w:t>ગીતશાસ્ત્ર 19:7–8</w:t>
+      </w:r>
+    </w:p>
+    <w:p>
+      <w:pPr>
+        <w:pStyle w:val="ListBullet"/>
+        <w:spacing w:line="240" w:lineRule="auto"/>
+        <w:ind w:left="720"/>
+      </w:pPr>
+      <w:r>
+        <w:rPr>
+          <w:lang w:val="gu_IN" w:bidi="gu_IN"/>
+        </w:rPr>
+      </w:r>
+      <w:r>
+        <w:rPr>
+          <w:lang w:val="gu_IN" w:bidi="gu_IN"/>
+        </w:rPr>
+        <w:t>પ્રકટીકરણ 20:4</w:t>
+      </w:r>
     </w:p>
     <w:p>
       <w:pPr>
@@ -4438,138 +4138,102 @@
           <w:lang w:val="gu_IN" w:bidi="gu_IN"/>
         </w:rPr>
       </w:r>
-      <w:hyperlink r:id="rId63">
-        <w:r>
-          <w:rPr>
-            <w:lang w:val="gu_IN" w:bidi="gu_IN"/>
-          </w:rPr>
-          <w:rPr>
-            <w:color w:val="0000EE"/>
-            <w:u w:val="single"/>
-          </w:rPr>
-          <w:t>1 તિમોથી 2:13–15</w:t>
-        </w:r>
-      </w:hyperlink>
-    </w:p>
-    <w:p>
-      <w:pPr>
-        <w:pStyle w:val="ListBullet"/>
-        <w:spacing w:line="240" w:lineRule="auto"/>
-        <w:ind w:left="720"/>
-      </w:pPr>
-      <w:r>
-        <w:rPr>
-          <w:lang w:val="gu_IN" w:bidi="gu_IN"/>
-        </w:rPr>
-      </w:r>
-      <w:hyperlink r:id="rId64">
-        <w:r>
-          <w:rPr>
-            <w:lang w:val="gu_IN" w:bidi="gu_IN"/>
-          </w:rPr>
-          <w:rPr>
-            <w:color w:val="0000EE"/>
-            <w:u w:val="single"/>
-          </w:rPr>
-          <w:t>ઉત્પત્તિ 3:17–19</w:t>
-        </w:r>
-      </w:hyperlink>
-    </w:p>
-    <w:p>
-      <w:pPr>
-        <w:pStyle w:val="ListBullet"/>
-        <w:spacing w:line="240" w:lineRule="auto"/>
-        <w:ind w:left="720"/>
-      </w:pPr>
-      <w:r>
-        <w:rPr>
-          <w:lang w:val="gu_IN" w:bidi="gu_IN"/>
-        </w:rPr>
-      </w:r>
-      <w:hyperlink r:id="rId65">
-        <w:r>
-          <w:rPr>
-            <w:lang w:val="gu_IN" w:bidi="gu_IN"/>
-          </w:rPr>
-          <w:rPr>
-            <w:color w:val="0000EE"/>
-            <w:u w:val="single"/>
-          </w:rPr>
-          <w:t>ઉત્પત્તિ 5:1–2</w:t>
-        </w:r>
-      </w:hyperlink>
-    </w:p>
-    <w:p>
-      <w:pPr>
-        <w:pStyle w:val="ListBullet"/>
-        <w:spacing w:line="240" w:lineRule="auto"/>
-        <w:ind w:left="720"/>
-      </w:pPr>
-      <w:r>
-        <w:rPr>
-          <w:lang w:val="gu_IN" w:bidi="gu_IN"/>
-        </w:rPr>
-      </w:r>
-      <w:hyperlink r:id="rId66">
-        <w:r>
-          <w:rPr>
-            <w:lang w:val="gu_IN" w:bidi="gu_IN"/>
-          </w:rPr>
-          <w:rPr>
-            <w:color w:val="0000EE"/>
-            <w:u w:val="single"/>
-          </w:rPr>
-          <w:t>ઉત્પત્તિ 11: 5–7</w:t>
-        </w:r>
-      </w:hyperlink>
-    </w:p>
-    <w:p>
-      <w:pPr>
-        <w:pStyle w:val="ListBullet"/>
-        <w:spacing w:line="240" w:lineRule="auto"/>
-        <w:ind w:left="720"/>
-      </w:pPr>
-      <w:r>
-        <w:rPr>
-          <w:lang w:val="gu_IN" w:bidi="gu_IN"/>
-        </w:rPr>
-      </w:r>
-      <w:hyperlink r:id="rId67">
-        <w:r>
-          <w:rPr>
-            <w:lang w:val="gu_IN" w:bidi="gu_IN"/>
-          </w:rPr>
-          <w:rPr>
-            <w:color w:val="0000EE"/>
-            <w:u w:val="single"/>
-          </w:rPr>
-          <w:t>લૂક 3:36–38</w:t>
-        </w:r>
-      </w:hyperlink>
-    </w:p>
-    <w:p>
-      <w:pPr>
-        <w:pStyle w:val="ListBullet"/>
-        <w:spacing w:line="240" w:lineRule="auto"/>
-        <w:ind w:left="720"/>
-      </w:pPr>
-      <w:r>
-        <w:rPr>
-          <w:lang w:val="gu_IN" w:bidi="gu_IN"/>
-        </w:rPr>
-      </w:r>
-      <w:hyperlink r:id="rId68">
-        <w:r>
-          <w:rPr>
-            <w:lang w:val="gu_IN" w:bidi="gu_IN"/>
-          </w:rPr>
-          <w:rPr>
-            <w:color w:val="0000EE"/>
-            <w:u w:val="single"/>
-          </w:rPr>
-          <w:t>રોમનો 5:14–15</w:t>
-        </w:r>
-      </w:hyperlink>
+      <w:r>
+        <w:rPr>
+          <w:lang w:val="gu_IN" w:bidi="gu_IN"/>
+        </w:rPr>
+        <w:t>1 તિમોથી 2:13–15</w:t>
+      </w:r>
+    </w:p>
+    <w:p>
+      <w:pPr>
+        <w:pStyle w:val="ListBullet"/>
+        <w:spacing w:line="240" w:lineRule="auto"/>
+        <w:ind w:left="720"/>
+      </w:pPr>
+      <w:r>
+        <w:rPr>
+          <w:lang w:val="gu_IN" w:bidi="gu_IN"/>
+        </w:rPr>
+      </w:r>
+      <w:r>
+        <w:rPr>
+          <w:lang w:val="gu_IN" w:bidi="gu_IN"/>
+        </w:rPr>
+        <w:t>ઉત્પત્તિ 3:17–19</w:t>
+      </w:r>
+    </w:p>
+    <w:p>
+      <w:pPr>
+        <w:pStyle w:val="ListBullet"/>
+        <w:spacing w:line="240" w:lineRule="auto"/>
+        <w:ind w:left="720"/>
+      </w:pPr>
+      <w:r>
+        <w:rPr>
+          <w:lang w:val="gu_IN" w:bidi="gu_IN"/>
+        </w:rPr>
+      </w:r>
+      <w:r>
+        <w:rPr>
+          <w:lang w:val="gu_IN" w:bidi="gu_IN"/>
+        </w:rPr>
+        <w:t>ઉત્પત્તિ 5:1–2</w:t>
+      </w:r>
+    </w:p>
+    <w:p>
+      <w:pPr>
+        <w:pStyle w:val="ListBullet"/>
+        <w:spacing w:line="240" w:lineRule="auto"/>
+        <w:ind w:left="720"/>
+      </w:pPr>
+      <w:r>
+        <w:rPr>
+          <w:lang w:val="gu_IN" w:bidi="gu_IN"/>
+        </w:rPr>
+      </w:r>
+      <w:r>
+        <w:rPr>
+          <w:lang w:val="gu_IN" w:bidi="gu_IN"/>
+        </w:rPr>
+        <w:t>ઉત્પત્તિ 11: 5–7</w:t>
+      </w:r>
+    </w:p>
+    <w:p>
+      <w:pPr>
+        <w:pStyle w:val="ListBullet"/>
+        <w:spacing w:line="240" w:lineRule="auto"/>
+        <w:ind w:left="720"/>
+      </w:pPr>
+      <w:r>
+        <w:rPr>
+          <w:lang w:val="gu_IN" w:bidi="gu_IN"/>
+        </w:rPr>
+      </w:r>
+      <w:r>
+        <w:rPr>
+          <w:lang w:val="gu_IN" w:bidi="gu_IN"/>
+        </w:rPr>
+        <w:t>લૂક 3:36–38</w:t>
+      </w:r>
+    </w:p>
+    <w:p>
+      <w:pPr>
+        <w:pStyle w:val="ListBullet"/>
+        <w:spacing w:line="240" w:lineRule="auto"/>
+        <w:ind w:left="720"/>
+      </w:pPr>
+      <w:r>
+        <w:rPr>
+          <w:lang w:val="gu_IN" w:bidi="gu_IN"/>
+        </w:rPr>
+      </w:r>
+      <w:r>
+        <w:rPr>
+          <w:lang w:val="gu_IN" w:bidi="gu_IN"/>
+        </w:rPr>
+        <w:t>રોમનો 5:14–15</w:t>
+      </w:r>
     </w:p>
     <w:p>
       <w:pPr>
@@ -5050,90 +4714,66 @@
           <w:lang w:val="gu_IN" w:bidi="gu_IN"/>
         </w:rPr>
       </w:r>
-      <w:hyperlink r:id="rId69">
-        <w:r>
-          <w:rPr>
-            <w:lang w:val="gu_IN" w:bidi="gu_IN"/>
-          </w:rPr>
-          <w:rPr>
-            <w:color w:val="0000EE"/>
-            <w:u w:val="single"/>
-          </w:rPr>
-          <w:t>1 પિતર 1:15–17</w:t>
-        </w:r>
-      </w:hyperlink>
-    </w:p>
-    <w:p>
-      <w:pPr>
-        <w:pStyle w:val="ListBullet"/>
-        <w:spacing w:line="240" w:lineRule="auto"/>
-        <w:ind w:left="720"/>
-      </w:pPr>
-      <w:r>
-        <w:rPr>
-          <w:lang w:val="gu_IN" w:bidi="gu_IN"/>
-        </w:rPr>
-      </w:r>
-      <w:hyperlink r:id="rId70">
-        <w:r>
-          <w:rPr>
-            <w:lang w:val="gu_IN" w:bidi="gu_IN"/>
-          </w:rPr>
-          <w:rPr>
-            <w:color w:val="0000EE"/>
-            <w:u w:val="single"/>
-          </w:rPr>
-          <w:t>હિબ્રૂ 11:7</w:t>
-        </w:r>
-      </w:hyperlink>
-    </w:p>
-    <w:p>
-      <w:pPr>
-        <w:pStyle w:val="ListBullet"/>
-        <w:spacing w:line="240" w:lineRule="auto"/>
-        <w:ind w:left="720"/>
-      </w:pPr>
-      <w:r>
-        <w:rPr>
-          <w:lang w:val="gu_IN" w:bidi="gu_IN"/>
-        </w:rPr>
-      </w:r>
-      <w:hyperlink r:id="rId71">
-        <w:r>
-          <w:rPr>
-            <w:lang w:val="gu_IN" w:bidi="gu_IN"/>
-          </w:rPr>
-          <w:rPr>
-            <w:color w:val="0000EE"/>
-            <w:u w:val="single"/>
-          </w:rPr>
-          <w:t>યશાયા 44:17</w:t>
-        </w:r>
-      </w:hyperlink>
-    </w:p>
-    <w:p>
-      <w:pPr>
-        <w:pStyle w:val="ListBullet"/>
-        <w:spacing w:line="240" w:lineRule="auto"/>
-        <w:ind w:left="720"/>
-      </w:pPr>
-      <w:r>
-        <w:rPr>
-          <w:lang w:val="gu_IN" w:bidi="gu_IN"/>
-        </w:rPr>
-      </w:r>
-      <w:hyperlink r:id="rId72">
-        <w:r>
-          <w:rPr>
-            <w:lang w:val="gu_IN" w:bidi="gu_IN"/>
-          </w:rPr>
-          <w:rPr>
-            <w:color w:val="0000EE"/>
-            <w:u w:val="single"/>
-          </w:rPr>
-          <w:t>ગીતશાસ્ત્ર 05:7–8</w:t>
-        </w:r>
-      </w:hyperlink>
+      <w:r>
+        <w:rPr>
+          <w:lang w:val="gu_IN" w:bidi="gu_IN"/>
+        </w:rPr>
+        <w:t>1 પિતર 1:15–17</w:t>
+      </w:r>
+    </w:p>
+    <w:p>
+      <w:pPr>
+        <w:pStyle w:val="ListBullet"/>
+        <w:spacing w:line="240" w:lineRule="auto"/>
+        <w:ind w:left="720"/>
+      </w:pPr>
+      <w:r>
+        <w:rPr>
+          <w:lang w:val="gu_IN" w:bidi="gu_IN"/>
+        </w:rPr>
+      </w:r>
+      <w:r>
+        <w:rPr>
+          <w:lang w:val="gu_IN" w:bidi="gu_IN"/>
+        </w:rPr>
+        <w:t>હિબ્રૂ 11:7</w:t>
+      </w:r>
+    </w:p>
+    <w:p>
+      <w:pPr>
+        <w:pStyle w:val="ListBullet"/>
+        <w:spacing w:line="240" w:lineRule="auto"/>
+        <w:ind w:left="720"/>
+      </w:pPr>
+      <w:r>
+        <w:rPr>
+          <w:lang w:val="gu_IN" w:bidi="gu_IN"/>
+        </w:rPr>
+      </w:r>
+      <w:r>
+        <w:rPr>
+          <w:lang w:val="gu_IN" w:bidi="gu_IN"/>
+        </w:rPr>
+        <w:t>યશાયા 44:17</w:t>
+      </w:r>
+    </w:p>
+    <w:p>
+      <w:pPr>
+        <w:pStyle w:val="ListBullet"/>
+        <w:spacing w:line="240" w:lineRule="auto"/>
+        <w:ind w:left="720"/>
+      </w:pPr>
+      <w:r>
+        <w:rPr>
+          <w:lang w:val="gu_IN" w:bidi="gu_IN"/>
+        </w:rPr>
+      </w:r>
+      <w:r>
+        <w:rPr>
+          <w:lang w:val="gu_IN" w:bidi="gu_IN"/>
+        </w:rPr>
+        <w:t>ગીતશાસ્ત્ર 05:7–8</w:t>
+      </w:r>
     </w:p>
     <w:p>
       <w:pPr>
@@ -5340,114 +4980,84 @@
           <w:lang w:val="gu_IN" w:bidi="gu_IN"/>
         </w:rPr>
       </w:r>
-      <w:hyperlink r:id="rId73">
-        <w:r>
-          <w:rPr>
-            <w:lang w:val="gu_IN" w:bidi="gu_IN"/>
-          </w:rPr>
-          <w:rPr>
-            <w:color w:val="0000EE"/>
-            <w:u w:val="single"/>
-          </w:rPr>
-          <w:t>1 કાળવૃતાંત 17:19–21</w:t>
-        </w:r>
-      </w:hyperlink>
-    </w:p>
-    <w:p>
-      <w:pPr>
-        <w:pStyle w:val="ListBullet"/>
-        <w:spacing w:line="240" w:lineRule="auto"/>
-        <w:ind w:left="720"/>
-      </w:pPr>
-      <w:r>
-        <w:rPr>
-          <w:lang w:val="gu_IN" w:bidi="gu_IN"/>
-        </w:rPr>
-      </w:r>
-      <w:hyperlink r:id="rId74">
-        <w:r>
-          <w:rPr>
-            <w:lang w:val="gu_IN" w:bidi="gu_IN"/>
-          </w:rPr>
-          <w:rPr>
-            <w:color w:val="0000EE"/>
-            <w:u w:val="single"/>
-          </w:rPr>
-          <w:t>ઉત્પત્તિ 28:16–17</w:t>
-        </w:r>
-      </w:hyperlink>
-    </w:p>
-    <w:p>
-      <w:pPr>
-        <w:pStyle w:val="ListBullet"/>
-        <w:spacing w:line="240" w:lineRule="auto"/>
-        <w:ind w:left="720"/>
-      </w:pPr>
-      <w:r>
-        <w:rPr>
-          <w:lang w:val="gu_IN" w:bidi="gu_IN"/>
-        </w:rPr>
-      </w:r>
-      <w:hyperlink r:id="rId75">
-        <w:r>
-          <w:rPr>
-            <w:lang w:val="gu_IN" w:bidi="gu_IN"/>
-          </w:rPr>
-          <w:rPr>
-            <w:color w:val="0000EE"/>
-            <w:u w:val="single"/>
-          </w:rPr>
-          <w:t>હિબ્રૂ 12:27–29</w:t>
-        </w:r>
-      </w:hyperlink>
-    </w:p>
-    <w:p>
-      <w:pPr>
-        <w:pStyle w:val="ListBullet"/>
-        <w:spacing w:line="240" w:lineRule="auto"/>
-        <w:ind w:left="720"/>
-      </w:pPr>
-      <w:r>
-        <w:rPr>
-          <w:lang w:val="gu_IN" w:bidi="gu_IN"/>
-        </w:rPr>
-      </w:r>
-      <w:hyperlink r:id="rId76">
-        <w:r>
-          <w:rPr>
-            <w:lang w:val="gu_IN" w:bidi="gu_IN"/>
-          </w:rPr>
-          <w:rPr>
-            <w:color w:val="0000EE"/>
-            <w:u w:val="single"/>
-          </w:rPr>
-          <w:t>ગીતશાસ્ત્ર 22:22–23</w:t>
-        </w:r>
-      </w:hyperlink>
-    </w:p>
-    <w:p>
-      <w:pPr>
-        <w:pStyle w:val="ListBullet"/>
-        <w:spacing w:line="240" w:lineRule="auto"/>
-        <w:ind w:left="720"/>
-      </w:pPr>
-      <w:r>
-        <w:rPr>
-          <w:lang w:val="gu_IN" w:bidi="gu_IN"/>
-        </w:rPr>
-      </w:r>
-      <w:hyperlink r:id="rId77">
-        <w:r>
-          <w:rPr>
-            <w:lang w:val="gu_IN" w:bidi="gu_IN"/>
-          </w:rPr>
-          <w:rPr>
-            <w:color w:val="0000EE"/>
-            <w:u w:val="single"/>
-          </w:rPr>
-          <w:t>ગીતશાસ્ત્ર 147:4–5</w:t>
-        </w:r>
-      </w:hyperlink>
+      <w:r>
+        <w:rPr>
+          <w:lang w:val="gu_IN" w:bidi="gu_IN"/>
+        </w:rPr>
+        <w:t>1 કાળવૃતાંત 17:19–21</w:t>
+      </w:r>
+    </w:p>
+    <w:p>
+      <w:pPr>
+        <w:pStyle w:val="ListBullet"/>
+        <w:spacing w:line="240" w:lineRule="auto"/>
+        <w:ind w:left="720"/>
+      </w:pPr>
+      <w:r>
+        <w:rPr>
+          <w:lang w:val="gu_IN" w:bidi="gu_IN"/>
+        </w:rPr>
+      </w:r>
+      <w:r>
+        <w:rPr>
+          <w:lang w:val="gu_IN" w:bidi="gu_IN"/>
+        </w:rPr>
+        <w:t>ઉત્પત્તિ 28:16–17</w:t>
+      </w:r>
+    </w:p>
+    <w:p>
+      <w:pPr>
+        <w:pStyle w:val="ListBullet"/>
+        <w:spacing w:line="240" w:lineRule="auto"/>
+        <w:ind w:left="720"/>
+      </w:pPr>
+      <w:r>
+        <w:rPr>
+          <w:lang w:val="gu_IN" w:bidi="gu_IN"/>
+        </w:rPr>
+      </w:r>
+      <w:r>
+        <w:rPr>
+          <w:lang w:val="gu_IN" w:bidi="gu_IN"/>
+        </w:rPr>
+        <w:t>હિબ્રૂ 12:27–29</w:t>
+      </w:r>
+    </w:p>
+    <w:p>
+      <w:pPr>
+        <w:pStyle w:val="ListBullet"/>
+        <w:spacing w:line="240" w:lineRule="auto"/>
+        <w:ind w:left="720"/>
+      </w:pPr>
+      <w:r>
+        <w:rPr>
+          <w:lang w:val="gu_IN" w:bidi="gu_IN"/>
+        </w:rPr>
+      </w:r>
+      <w:r>
+        <w:rPr>
+          <w:lang w:val="gu_IN" w:bidi="gu_IN"/>
+        </w:rPr>
+        <w:t>ગીતશાસ્ત્ર 22:22–23</w:t>
+      </w:r>
+    </w:p>
+    <w:p>
+      <w:pPr>
+        <w:pStyle w:val="ListBullet"/>
+        <w:spacing w:line="240" w:lineRule="auto"/>
+        <w:ind w:left="720"/>
+      </w:pPr>
+      <w:r>
+        <w:rPr>
+          <w:lang w:val="gu_IN" w:bidi="gu_IN"/>
+        </w:rPr>
+      </w:r>
+      <w:r>
+        <w:rPr>
+          <w:lang w:val="gu_IN" w:bidi="gu_IN"/>
+        </w:rPr>
+        <w:t>ગીતશાસ્ત્ર 147:4–5</w:t>
+      </w:r>
     </w:p>
     <w:p>
       <w:pPr>
@@ -5740,138 +5350,102 @@
           <w:lang w:val="gu_IN" w:bidi="gu_IN"/>
         </w:rPr>
       </w:r>
-      <w:hyperlink r:id="rId78">
-        <w:r>
-          <w:rPr>
-            <w:lang w:val="gu_IN" w:bidi="gu_IN"/>
-          </w:rPr>
-          <w:rPr>
-            <w:color w:val="0000EE"/>
-            <w:u w:val="single"/>
-          </w:rPr>
-          <w:t>લૂક 1:5–7</w:t>
-        </w:r>
-      </w:hyperlink>
-    </w:p>
-    <w:p>
-      <w:pPr>
-        <w:pStyle w:val="ListBullet"/>
-        <w:spacing w:line="240" w:lineRule="auto"/>
-        <w:ind w:left="720"/>
-      </w:pPr>
-      <w:r>
-        <w:rPr>
-          <w:lang w:val="gu_IN" w:bidi="gu_IN"/>
-        </w:rPr>
-      </w:r>
-      <w:hyperlink r:id="rId79">
-        <w:r>
-          <w:rPr>
-            <w:lang w:val="gu_IN" w:bidi="gu_IN"/>
-          </w:rPr>
-          <w:rPr>
-            <w:color w:val="0000EE"/>
-            <w:u w:val="single"/>
-          </w:rPr>
-          <w:t>માથ્થી 1:24–25</w:t>
-        </w:r>
-      </w:hyperlink>
-    </w:p>
-    <w:p>
-      <w:pPr>
-        <w:pStyle w:val="ListBullet"/>
-        <w:spacing w:line="240" w:lineRule="auto"/>
-        <w:ind w:left="720"/>
-      </w:pPr>
-      <w:r>
-        <w:rPr>
-          <w:lang w:val="gu_IN" w:bidi="gu_IN"/>
-        </w:rPr>
-      </w:r>
-      <w:hyperlink r:id="rId60">
-        <w:r>
-          <w:rPr>
-            <w:lang w:val="gu_IN" w:bidi="gu_IN"/>
-          </w:rPr>
-          <w:rPr>
-            <w:color w:val="0000EE"/>
-            <w:u w:val="single"/>
-          </w:rPr>
-          <w:t>માથ્થી 22:37–38</w:t>
-        </w:r>
-      </w:hyperlink>
-    </w:p>
-    <w:p>
-      <w:pPr>
-        <w:pStyle w:val="ListBullet"/>
-        <w:spacing w:line="240" w:lineRule="auto"/>
-        <w:ind w:left="720"/>
-      </w:pPr>
-      <w:r>
-        <w:rPr>
-          <w:lang w:val="gu_IN" w:bidi="gu_IN"/>
-        </w:rPr>
-      </w:r>
-      <w:hyperlink r:id="rId25">
-        <w:r>
-          <w:rPr>
-            <w:lang w:val="gu_IN" w:bidi="gu_IN"/>
-          </w:rPr>
-          <w:rPr>
-            <w:color w:val="0000EE"/>
-            <w:u w:val="single"/>
-          </w:rPr>
-          <w:t>માથ્થી 28:20</w:t>
-        </w:r>
-      </w:hyperlink>
-    </w:p>
-    <w:p>
-      <w:pPr>
-        <w:pStyle w:val="ListBullet"/>
-        <w:spacing w:line="240" w:lineRule="auto"/>
-        <w:ind w:left="720"/>
-      </w:pPr>
-      <w:r>
-        <w:rPr>
-          <w:lang w:val="gu_IN" w:bidi="gu_IN"/>
-        </w:rPr>
-      </w:r>
-      <w:hyperlink r:id="rId80">
-        <w:r>
-          <w:rPr>
-            <w:lang w:val="gu_IN" w:bidi="gu_IN"/>
-          </w:rPr>
-          <w:rPr>
-            <w:color w:val="0000EE"/>
-            <w:u w:val="single"/>
-          </w:rPr>
-          <w:t>ગણના 1:17–19</w:t>
-        </w:r>
-      </w:hyperlink>
-    </w:p>
-    <w:p>
-      <w:pPr>
-        <w:pStyle w:val="ListBullet"/>
-        <w:spacing w:line="240" w:lineRule="auto"/>
-        <w:ind w:left="720"/>
-      </w:pPr>
-      <w:r>
-        <w:rPr>
-          <w:lang w:val="gu_IN" w:bidi="gu_IN"/>
-        </w:rPr>
-      </w:r>
-      <w:hyperlink r:id="rId81">
-        <w:r>
-          <w:rPr>
-            <w:lang w:val="gu_IN" w:bidi="gu_IN"/>
-          </w:rPr>
-          <w:rPr>
-            <w:color w:val="0000EE"/>
-            <w:u w:val="single"/>
-          </w:rPr>
-          <w:t>રોમન 7:7–8</w:t>
-        </w:r>
-      </w:hyperlink>
+      <w:r>
+        <w:rPr>
+          <w:lang w:val="gu_IN" w:bidi="gu_IN"/>
+        </w:rPr>
+        <w:t>લૂક 1:5–7</w:t>
+      </w:r>
+    </w:p>
+    <w:p>
+      <w:pPr>
+        <w:pStyle w:val="ListBullet"/>
+        <w:spacing w:line="240" w:lineRule="auto"/>
+        <w:ind w:left="720"/>
+      </w:pPr>
+      <w:r>
+        <w:rPr>
+          <w:lang w:val="gu_IN" w:bidi="gu_IN"/>
+        </w:rPr>
+      </w:r>
+      <w:r>
+        <w:rPr>
+          <w:lang w:val="gu_IN" w:bidi="gu_IN"/>
+        </w:rPr>
+        <w:t>માથ્થી 1:24–25</w:t>
+      </w:r>
+    </w:p>
+    <w:p>
+      <w:pPr>
+        <w:pStyle w:val="ListBullet"/>
+        <w:spacing w:line="240" w:lineRule="auto"/>
+        <w:ind w:left="720"/>
+      </w:pPr>
+      <w:r>
+        <w:rPr>
+          <w:lang w:val="gu_IN" w:bidi="gu_IN"/>
+        </w:rPr>
+      </w:r>
+      <w:r>
+        <w:rPr>
+          <w:lang w:val="gu_IN" w:bidi="gu_IN"/>
+        </w:rPr>
+        <w:t>માથ્થી 22:37–38</w:t>
+      </w:r>
+    </w:p>
+    <w:p>
+      <w:pPr>
+        <w:pStyle w:val="ListBullet"/>
+        <w:spacing w:line="240" w:lineRule="auto"/>
+        <w:ind w:left="720"/>
+      </w:pPr>
+      <w:r>
+        <w:rPr>
+          <w:lang w:val="gu_IN" w:bidi="gu_IN"/>
+        </w:rPr>
+      </w:r>
+      <w:r>
+        <w:rPr>
+          <w:lang w:val="gu_IN" w:bidi="gu_IN"/>
+        </w:rPr>
+        <w:t>માથ્થી 28:20</w:t>
+      </w:r>
+    </w:p>
+    <w:p>
+      <w:pPr>
+        <w:pStyle w:val="ListBullet"/>
+        <w:spacing w:line="240" w:lineRule="auto"/>
+        <w:ind w:left="720"/>
+      </w:pPr>
+      <w:r>
+        <w:rPr>
+          <w:lang w:val="gu_IN" w:bidi="gu_IN"/>
+        </w:rPr>
+      </w:r>
+      <w:r>
+        <w:rPr>
+          <w:lang w:val="gu_IN" w:bidi="gu_IN"/>
+        </w:rPr>
+        <w:t>ગણના 1:17–19</w:t>
+      </w:r>
+    </w:p>
+    <w:p>
+      <w:pPr>
+        <w:pStyle w:val="ListBullet"/>
+        <w:spacing w:line="240" w:lineRule="auto"/>
+        <w:ind w:left="720"/>
+      </w:pPr>
+      <w:r>
+        <w:rPr>
+          <w:lang w:val="gu_IN" w:bidi="gu_IN"/>
+        </w:rPr>
+      </w:r>
+      <w:r>
+        <w:rPr>
+          <w:lang w:val="gu_IN" w:bidi="gu_IN"/>
+        </w:rPr>
+        <w:t>રોમન 7:7–8</w:t>
+      </w:r>
     </w:p>
     <w:p>
       <w:pPr>
@@ -6122,66 +5696,48 @@
           <w:lang w:val="gu_IN" w:bidi="gu_IN"/>
         </w:rPr>
       </w:r>
-      <w:hyperlink r:id="rId82">
-        <w:r>
-          <w:rPr>
-            <w:lang w:val="gu_IN" w:bidi="gu_IN"/>
-          </w:rPr>
-          <w:rPr>
-            <w:color w:val="0000EE"/>
-            <w:u w:val="single"/>
-          </w:rPr>
-          <w:t>1 પિતર 5:10–11</w:t>
-        </w:r>
-      </w:hyperlink>
-    </w:p>
-    <w:p>
-      <w:pPr>
-        <w:pStyle w:val="ListBullet"/>
-        <w:spacing w:line="240" w:lineRule="auto"/>
-        <w:ind w:left="720"/>
-      </w:pPr>
-      <w:r>
-        <w:rPr>
-          <w:lang w:val="gu_IN" w:bidi="gu_IN"/>
-        </w:rPr>
-      </w:r>
-      <w:hyperlink r:id="rId83">
-        <w:r>
-          <w:rPr>
-            <w:lang w:val="gu_IN" w:bidi="gu_IN"/>
-          </w:rPr>
-          <w:rPr>
-            <w:color w:val="0000EE"/>
-            <w:u w:val="single"/>
-          </w:rPr>
-          <w:t>કલોસ્સી 1:13–14</w:t>
-        </w:r>
-      </w:hyperlink>
-    </w:p>
-    <w:p>
-      <w:pPr>
-        <w:pStyle w:val="ListBullet"/>
-        <w:spacing w:line="240" w:lineRule="auto"/>
-        <w:ind w:left="720"/>
-      </w:pPr>
-      <w:r>
-        <w:rPr>
-          <w:lang w:val="gu_IN" w:bidi="gu_IN"/>
-        </w:rPr>
-      </w:r>
-      <w:hyperlink r:id="rId84">
-        <w:r>
-          <w:rPr>
-            <w:lang w:val="gu_IN" w:bidi="gu_IN"/>
-          </w:rPr>
-          <w:rPr>
-            <w:color w:val="0000EE"/>
-            <w:u w:val="single"/>
-          </w:rPr>
-          <w:t>યહૂદા 1:24–25</w:t>
-        </w:r>
-      </w:hyperlink>
+      <w:r>
+        <w:rPr>
+          <w:lang w:val="gu_IN" w:bidi="gu_IN"/>
+        </w:rPr>
+        <w:t>1 પિતર 5:10–11</w:t>
+      </w:r>
+    </w:p>
+    <w:p>
+      <w:pPr>
+        <w:pStyle w:val="ListBullet"/>
+        <w:spacing w:line="240" w:lineRule="auto"/>
+        <w:ind w:left="720"/>
+      </w:pPr>
+      <w:r>
+        <w:rPr>
+          <w:lang w:val="gu_IN" w:bidi="gu_IN"/>
+        </w:rPr>
+      </w:r>
+      <w:r>
+        <w:rPr>
+          <w:lang w:val="gu_IN" w:bidi="gu_IN"/>
+        </w:rPr>
+        <w:t>કલોસ્સી 1:13–14</w:t>
+      </w:r>
+    </w:p>
+    <w:p>
+      <w:pPr>
+        <w:pStyle w:val="ListBullet"/>
+        <w:spacing w:line="240" w:lineRule="auto"/>
+        <w:ind w:left="720"/>
+      </w:pPr>
+      <w:r>
+        <w:rPr>
+          <w:lang w:val="gu_IN" w:bidi="gu_IN"/>
+        </w:rPr>
+      </w:r>
+      <w:r>
+        <w:rPr>
+          <w:lang w:val="gu_IN" w:bidi="gu_IN"/>
+        </w:rPr>
+        <w:t>યહૂદા 1:24–25</w:t>
+      </w:r>
     </w:p>
     <w:p>
       <w:pPr>
@@ -6456,90 +6012,66 @@
           <w:lang w:val="gu_IN" w:bidi="gu_IN"/>
         </w:rPr>
       </w:r>
-      <w:hyperlink r:id="rId85">
-        <w:r>
-          <w:rPr>
-            <w:lang w:val="gu_IN" w:bidi="gu_IN"/>
-          </w:rPr>
-          <w:rPr>
-            <w:color w:val="0000EE"/>
-            <w:u w:val="single"/>
-          </w:rPr>
-          <w:t>1 કોરીંથી 14:34–36</w:t>
-        </w:r>
-      </w:hyperlink>
-    </w:p>
-    <w:p>
-      <w:pPr>
-        <w:pStyle w:val="ListBullet"/>
-        <w:spacing w:line="240" w:lineRule="auto"/>
-        <w:ind w:left="720"/>
-      </w:pPr>
-      <w:r>
-        <w:rPr>
-          <w:lang w:val="gu_IN" w:bidi="gu_IN"/>
-        </w:rPr>
-      </w:r>
-      <w:hyperlink r:id="rId86">
-        <w:r>
-          <w:rPr>
-            <w:lang w:val="gu_IN" w:bidi="gu_IN"/>
-          </w:rPr>
-          <w:rPr>
-            <w:color w:val="0000EE"/>
-            <w:u w:val="single"/>
-          </w:rPr>
-          <w:t>1 પિતર 3:1–2</w:t>
-        </w:r>
-      </w:hyperlink>
-    </w:p>
-    <w:p>
-      <w:pPr>
-        <w:pStyle w:val="ListBullet"/>
-        <w:spacing w:line="240" w:lineRule="auto"/>
-        <w:ind w:left="720"/>
-      </w:pPr>
-      <w:r>
-        <w:rPr>
-          <w:lang w:val="gu_IN" w:bidi="gu_IN"/>
-        </w:rPr>
-      </w:r>
-      <w:hyperlink r:id="rId87">
-        <w:r>
-          <w:rPr>
-            <w:lang w:val="gu_IN" w:bidi="gu_IN"/>
-          </w:rPr>
-          <w:rPr>
-            <w:color w:val="0000EE"/>
-            <w:u w:val="single"/>
-          </w:rPr>
-          <w:t>હિબ્રુ 13:15–17</w:t>
-        </w:r>
-      </w:hyperlink>
-    </w:p>
-    <w:p>
-      <w:pPr>
-        <w:pStyle w:val="ListBullet"/>
-        <w:spacing w:line="240" w:lineRule="auto"/>
-        <w:ind w:left="720"/>
-      </w:pPr>
-      <w:r>
-        <w:rPr>
-          <w:lang w:val="gu_IN" w:bidi="gu_IN"/>
-        </w:rPr>
-      </w:r>
-      <w:hyperlink r:id="rId88">
-        <w:r>
-          <w:rPr>
-            <w:lang w:val="gu_IN" w:bidi="gu_IN"/>
-          </w:rPr>
-          <w:rPr>
-            <w:color w:val="0000EE"/>
-            <w:u w:val="single"/>
-          </w:rPr>
-          <w:t>લૂક 10:17–20</w:t>
-        </w:r>
-      </w:hyperlink>
+      <w:r>
+        <w:rPr>
+          <w:lang w:val="gu_IN" w:bidi="gu_IN"/>
+        </w:rPr>
+        <w:t>1 કોરીંથી 14:34–36</w:t>
+      </w:r>
+    </w:p>
+    <w:p>
+      <w:pPr>
+        <w:pStyle w:val="ListBullet"/>
+        <w:spacing w:line="240" w:lineRule="auto"/>
+        <w:ind w:left="720"/>
+      </w:pPr>
+      <w:r>
+        <w:rPr>
+          <w:lang w:val="gu_IN" w:bidi="gu_IN"/>
+        </w:rPr>
+      </w:r>
+      <w:r>
+        <w:rPr>
+          <w:lang w:val="gu_IN" w:bidi="gu_IN"/>
+        </w:rPr>
+        <w:t>1 પિતર 3:1–2</w:t>
+      </w:r>
+    </w:p>
+    <w:p>
+      <w:pPr>
+        <w:pStyle w:val="ListBullet"/>
+        <w:spacing w:line="240" w:lineRule="auto"/>
+        <w:ind w:left="720"/>
+      </w:pPr>
+      <w:r>
+        <w:rPr>
+          <w:lang w:val="gu_IN" w:bidi="gu_IN"/>
+        </w:rPr>
+      </w:r>
+      <w:r>
+        <w:rPr>
+          <w:lang w:val="gu_IN" w:bidi="gu_IN"/>
+        </w:rPr>
+        <w:t>હિબ્રુ 13:15–17</w:t>
+      </w:r>
+    </w:p>
+    <w:p>
+      <w:pPr>
+        <w:pStyle w:val="ListBullet"/>
+        <w:spacing w:line="240" w:lineRule="auto"/>
+        <w:ind w:left="720"/>
+      </w:pPr>
+      <w:r>
+        <w:rPr>
+          <w:lang w:val="gu_IN" w:bidi="gu_IN"/>
+        </w:rPr>
+      </w:r>
+      <w:r>
+        <w:rPr>
+          <w:lang w:val="gu_IN" w:bidi="gu_IN"/>
+        </w:rPr>
+        <w:t>લૂક 10:17–20</w:t>
+      </w:r>
     </w:p>
     <w:p>
       <w:pPr>
@@ -6926,426 +6458,318 @@
           <w:lang w:val="gu_IN" w:bidi="gu_IN"/>
         </w:rPr>
       </w:r>
-      <w:hyperlink r:id="rId89">
-        <w:r>
-          <w:rPr>
-            <w:lang w:val="gu_IN" w:bidi="gu_IN"/>
-          </w:rPr>
-          <w:rPr>
-            <w:color w:val="0000EE"/>
-            <w:u w:val="single"/>
-          </w:rPr>
-          <w:t>નહેમ્યા 8:9–10</w:t>
-        </w:r>
-      </w:hyperlink>
-    </w:p>
-    <w:p>
-      <w:pPr>
-        <w:pStyle w:val="ListBullet"/>
-        <w:spacing w:line="240" w:lineRule="auto"/>
-        <w:ind w:left="720"/>
-      </w:pPr>
-      <w:r>
-        <w:rPr>
-          <w:lang w:val="gu_IN" w:bidi="gu_IN"/>
-        </w:rPr>
-      </w:r>
-      <w:hyperlink r:id="rId90">
-        <w:r>
-          <w:rPr>
-            <w:lang w:val="gu_IN" w:bidi="gu_IN"/>
-          </w:rPr>
-          <w:rPr>
-            <w:color w:val="0000EE"/>
-            <w:u w:val="single"/>
-          </w:rPr>
-          <w:t>ગીતશાસ્ત્ર 48:1–3</w:t>
-        </w:r>
-      </w:hyperlink>
-    </w:p>
-    <w:p>
-      <w:pPr>
-        <w:pStyle w:val="ListBullet"/>
-        <w:spacing w:line="240" w:lineRule="auto"/>
-        <w:ind w:left="720"/>
-      </w:pPr>
-      <w:r>
-        <w:rPr>
-          <w:lang w:val="gu_IN" w:bidi="gu_IN"/>
-        </w:rPr>
-      </w:r>
-      <w:hyperlink r:id="rId91">
-        <w:r>
-          <w:rPr>
-            <w:lang w:val="gu_IN" w:bidi="gu_IN"/>
-          </w:rPr>
-          <w:rPr>
-            <w:color w:val="0000EE"/>
-            <w:u w:val="single"/>
-          </w:rPr>
-          <w:t>યશાયા 56:6–7</w:t>
-        </w:r>
-      </w:hyperlink>
-    </w:p>
-    <w:p>
-      <w:pPr>
-        <w:pStyle w:val="ListBullet"/>
-        <w:spacing w:line="240" w:lineRule="auto"/>
-        <w:ind w:left="720"/>
-      </w:pPr>
-      <w:r>
-        <w:rPr>
-          <w:lang w:val="gu_IN" w:bidi="gu_IN"/>
-        </w:rPr>
-      </w:r>
-      <w:hyperlink r:id="rId92">
-        <w:r>
-          <w:rPr>
-            <w:lang w:val="gu_IN" w:bidi="gu_IN"/>
-          </w:rPr>
-          <w:rPr>
-            <w:color w:val="0000EE"/>
-            <w:u w:val="single"/>
-          </w:rPr>
-          <w:t>યર્મિયા 15:15–16</w:t>
-        </w:r>
-      </w:hyperlink>
-    </w:p>
-    <w:p>
-      <w:pPr>
-        <w:pStyle w:val="ListBullet"/>
-        <w:spacing w:line="240" w:lineRule="auto"/>
-        <w:ind w:left="720"/>
-      </w:pPr>
-      <w:r>
-        <w:rPr>
-          <w:lang w:val="gu_IN" w:bidi="gu_IN"/>
-        </w:rPr>
-      </w:r>
-      <w:hyperlink r:id="rId93">
-        <w:r>
-          <w:rPr>
-            <w:lang w:val="gu_IN" w:bidi="gu_IN"/>
-          </w:rPr>
-          <w:rPr>
-            <w:color w:val="0000EE"/>
-            <w:u w:val="single"/>
-          </w:rPr>
-          <w:t>માથ્થી 2:9–10</w:t>
-        </w:r>
-      </w:hyperlink>
-    </w:p>
-    <w:p>
-      <w:pPr>
-        <w:pStyle w:val="ListBullet"/>
-        <w:spacing w:line="240" w:lineRule="auto"/>
-        <w:ind w:left="720"/>
-      </w:pPr>
-      <w:r>
-        <w:rPr>
-          <w:lang w:val="gu_IN" w:bidi="gu_IN"/>
-        </w:rPr>
-      </w:r>
-      <w:hyperlink r:id="rId94">
-        <w:r>
-          <w:rPr>
-            <w:lang w:val="gu_IN" w:bidi="gu_IN"/>
-          </w:rPr>
-          <w:rPr>
-            <w:color w:val="0000EE"/>
-            <w:u w:val="single"/>
-          </w:rPr>
-          <w:t>લૂક 15:6–7</w:t>
-        </w:r>
-      </w:hyperlink>
-    </w:p>
-    <w:p>
-      <w:pPr>
-        <w:pStyle w:val="ListBullet"/>
-        <w:spacing w:line="240" w:lineRule="auto"/>
-        <w:ind w:left="720"/>
-      </w:pPr>
-      <w:r>
-        <w:rPr>
-          <w:lang w:val="gu_IN" w:bidi="gu_IN"/>
-        </w:rPr>
-      </w:r>
-      <w:hyperlink r:id="rId95">
-        <w:r>
-          <w:rPr>
-            <w:lang w:val="gu_IN" w:bidi="gu_IN"/>
-          </w:rPr>
-          <w:rPr>
-            <w:color w:val="0000EE"/>
-            <w:u w:val="single"/>
-          </w:rPr>
-          <w:t>લૂક 19:37–38</w:t>
-        </w:r>
-      </w:hyperlink>
-    </w:p>
-    <w:p>
-      <w:pPr>
-        <w:pStyle w:val="ListBullet"/>
-        <w:spacing w:line="240" w:lineRule="auto"/>
-        <w:ind w:left="720"/>
-      </w:pPr>
-      <w:r>
-        <w:rPr>
-          <w:lang w:val="gu_IN" w:bidi="gu_IN"/>
-        </w:rPr>
-      </w:r>
-      <w:hyperlink r:id="rId96">
-        <w:r>
-          <w:rPr>
-            <w:lang w:val="gu_IN" w:bidi="gu_IN"/>
-          </w:rPr>
-          <w:rPr>
-            <w:color w:val="0000EE"/>
-            <w:u w:val="single"/>
-          </w:rPr>
-          <w:t>યોહાન 3:29–30</w:t>
-        </w:r>
-      </w:hyperlink>
-    </w:p>
-    <w:p>
-      <w:pPr>
-        <w:pStyle w:val="ListBullet"/>
-        <w:spacing w:line="240" w:lineRule="auto"/>
-        <w:ind w:left="720"/>
-      </w:pPr>
-      <w:r>
-        <w:rPr>
-          <w:lang w:val="gu_IN" w:bidi="gu_IN"/>
-        </w:rPr>
-      </w:r>
-      <w:hyperlink r:id="rId97">
-        <w:r>
-          <w:rPr>
-            <w:lang w:val="gu_IN" w:bidi="gu_IN"/>
-          </w:rPr>
-          <w:rPr>
-            <w:color w:val="0000EE"/>
-            <w:u w:val="single"/>
-          </w:rPr>
-          <w:t>પ્રેરિતો 16:32–34</w:t>
-        </w:r>
-      </w:hyperlink>
-    </w:p>
-    <w:p>
-      <w:pPr>
-        <w:pStyle w:val="ListBullet"/>
-        <w:spacing w:line="240" w:lineRule="auto"/>
-        <w:ind w:left="720"/>
-      </w:pPr>
-      <w:r>
-        <w:rPr>
-          <w:lang w:val="gu_IN" w:bidi="gu_IN"/>
-        </w:rPr>
-      </w:r>
-      <w:hyperlink r:id="rId98">
-        <w:r>
-          <w:rPr>
-            <w:lang w:val="gu_IN" w:bidi="gu_IN"/>
-          </w:rPr>
-          <w:rPr>
-            <w:color w:val="0000EE"/>
-            <w:u w:val="single"/>
-          </w:rPr>
-          <w:t>રોમન 5:1–2</w:t>
-        </w:r>
-      </w:hyperlink>
-    </w:p>
-    <w:p>
-      <w:pPr>
-        <w:pStyle w:val="ListBullet"/>
-        <w:spacing w:line="240" w:lineRule="auto"/>
-        <w:ind w:left="720"/>
-      </w:pPr>
-      <w:r>
-        <w:rPr>
-          <w:lang w:val="gu_IN" w:bidi="gu_IN"/>
-        </w:rPr>
-      </w:r>
-      <w:hyperlink r:id="rId99">
-        <w:r>
-          <w:rPr>
-            <w:lang w:val="gu_IN" w:bidi="gu_IN"/>
-          </w:rPr>
-          <w:rPr>
-            <w:color w:val="0000EE"/>
-            <w:u w:val="single"/>
-          </w:rPr>
-          <w:t>રોમન 15:30–32</w:t>
-        </w:r>
-      </w:hyperlink>
-    </w:p>
-    <w:p>
-      <w:pPr>
-        <w:pStyle w:val="ListBullet"/>
-        <w:spacing w:line="240" w:lineRule="auto"/>
-        <w:ind w:left="720"/>
-      </w:pPr>
-      <w:r>
-        <w:rPr>
-          <w:lang w:val="gu_IN" w:bidi="gu_IN"/>
-        </w:rPr>
-      </w:r>
-      <w:hyperlink r:id="rId39">
-        <w:r>
-          <w:rPr>
-            <w:lang w:val="gu_IN" w:bidi="gu_IN"/>
-          </w:rPr>
-          <w:rPr>
-            <w:color w:val="0000EE"/>
-            <w:u w:val="single"/>
-          </w:rPr>
-          <w:t>ગલાતી 5:22–24</w:t>
-        </w:r>
-      </w:hyperlink>
-    </w:p>
-    <w:p>
-      <w:pPr>
-        <w:pStyle w:val="ListBullet"/>
-        <w:spacing w:line="240" w:lineRule="auto"/>
-        <w:ind w:left="720"/>
-      </w:pPr>
-      <w:r>
-        <w:rPr>
-          <w:lang w:val="gu_IN" w:bidi="gu_IN"/>
-        </w:rPr>
-      </w:r>
-      <w:hyperlink r:id="rId100">
-        <w:r>
-          <w:rPr>
-            <w:lang w:val="gu_IN" w:bidi="gu_IN"/>
-          </w:rPr>
-          <w:rPr>
-            <w:color w:val="0000EE"/>
-            <w:u w:val="single"/>
-          </w:rPr>
-          <w:t>ફિલિપ્પી 4:10–13</w:t>
-        </w:r>
-      </w:hyperlink>
-    </w:p>
-    <w:p>
-      <w:pPr>
-        <w:pStyle w:val="ListBullet"/>
-        <w:spacing w:line="240" w:lineRule="auto"/>
-        <w:ind w:left="720"/>
-      </w:pPr>
-      <w:r>
-        <w:rPr>
-          <w:lang w:val="gu_IN" w:bidi="gu_IN"/>
-        </w:rPr>
-      </w:r>
-      <w:hyperlink r:id="rId101">
-        <w:r>
-          <w:rPr>
-            <w:lang w:val="gu_IN" w:bidi="gu_IN"/>
-          </w:rPr>
-          <w:rPr>
-            <w:color w:val="0000EE"/>
-            <w:u w:val="single"/>
-          </w:rPr>
-          <w:t>1 થેસ્સલોનિકી 1:6–7</w:t>
-        </w:r>
-      </w:hyperlink>
-    </w:p>
-    <w:p>
-      <w:pPr>
-        <w:pStyle w:val="ListBullet"/>
-        <w:spacing w:line="240" w:lineRule="auto"/>
-        <w:ind w:left="720"/>
-      </w:pPr>
-      <w:r>
-        <w:rPr>
-          <w:lang w:val="gu_IN" w:bidi="gu_IN"/>
-        </w:rPr>
-      </w:r>
-      <w:hyperlink r:id="rId102">
-        <w:r>
-          <w:rPr>
-            <w:lang w:val="gu_IN" w:bidi="gu_IN"/>
-          </w:rPr>
-          <w:rPr>
-            <w:color w:val="0000EE"/>
-            <w:u w:val="single"/>
-          </w:rPr>
-          <w:t>1 થેસ્સલોનિકી 5:15–18</w:t>
-        </w:r>
-      </w:hyperlink>
-    </w:p>
-    <w:p>
-      <w:pPr>
-        <w:pStyle w:val="ListBullet"/>
-        <w:spacing w:line="240" w:lineRule="auto"/>
-        <w:ind w:left="720"/>
-      </w:pPr>
-      <w:r>
-        <w:rPr>
-          <w:lang w:val="gu_IN" w:bidi="gu_IN"/>
-        </w:rPr>
-      </w:r>
-      <w:hyperlink r:id="rId103">
-        <w:r>
-          <w:rPr>
-            <w:lang w:val="gu_IN" w:bidi="gu_IN"/>
-          </w:rPr>
-          <w:rPr>
-            <w:color w:val="0000EE"/>
-            <w:u w:val="single"/>
-          </w:rPr>
-          <w:t>ફિલેમોન 1:4–7</w:t>
-        </w:r>
-      </w:hyperlink>
-    </w:p>
-    <w:p>
-      <w:pPr>
-        <w:pStyle w:val="ListBullet"/>
-        <w:spacing w:line="240" w:lineRule="auto"/>
-        <w:ind w:left="720"/>
-      </w:pPr>
-      <w:r>
-        <w:rPr>
-          <w:lang w:val="gu_IN" w:bidi="gu_IN"/>
-        </w:rPr>
-      </w:r>
-      <w:hyperlink r:id="rId104">
-        <w:r>
-          <w:rPr>
-            <w:lang w:val="gu_IN" w:bidi="gu_IN"/>
-          </w:rPr>
-          <w:rPr>
-            <w:color w:val="0000EE"/>
-            <w:u w:val="single"/>
-          </w:rPr>
-          <w:t>યાકૂબ 1:1–3</w:t>
-        </w:r>
-      </w:hyperlink>
-    </w:p>
-    <w:p>
-      <w:pPr>
-        <w:pStyle w:val="ListBullet"/>
-        <w:spacing w:line="240" w:lineRule="auto"/>
-        <w:ind w:left="720"/>
-      </w:pPr>
-      <w:r>
-        <w:rPr>
-          <w:lang w:val="gu_IN" w:bidi="gu_IN"/>
-        </w:rPr>
-      </w:r>
-      <w:hyperlink r:id="rId105">
-        <w:r>
-          <w:rPr>
-            <w:lang w:val="gu_IN" w:bidi="gu_IN"/>
-          </w:rPr>
-          <w:rPr>
-            <w:color w:val="0000EE"/>
-            <w:u w:val="single"/>
-          </w:rPr>
-          <w:t>3 યોહાન 1:1–4</w:t>
-        </w:r>
-      </w:hyperlink>
+      <w:r>
+        <w:rPr>
+          <w:lang w:val="gu_IN" w:bidi="gu_IN"/>
+        </w:rPr>
+        <w:t>નહેમ્યા 8:9–10</w:t>
+      </w:r>
+    </w:p>
+    <w:p>
+      <w:pPr>
+        <w:pStyle w:val="ListBullet"/>
+        <w:spacing w:line="240" w:lineRule="auto"/>
+        <w:ind w:left="720"/>
+      </w:pPr>
+      <w:r>
+        <w:rPr>
+          <w:lang w:val="gu_IN" w:bidi="gu_IN"/>
+        </w:rPr>
+      </w:r>
+      <w:r>
+        <w:rPr>
+          <w:lang w:val="gu_IN" w:bidi="gu_IN"/>
+        </w:rPr>
+        <w:t>ગીતશાસ્ત્ર 48:1–3</w:t>
+      </w:r>
+    </w:p>
+    <w:p>
+      <w:pPr>
+        <w:pStyle w:val="ListBullet"/>
+        <w:spacing w:line="240" w:lineRule="auto"/>
+        <w:ind w:left="720"/>
+      </w:pPr>
+      <w:r>
+        <w:rPr>
+          <w:lang w:val="gu_IN" w:bidi="gu_IN"/>
+        </w:rPr>
+      </w:r>
+      <w:r>
+        <w:rPr>
+          <w:lang w:val="gu_IN" w:bidi="gu_IN"/>
+        </w:rPr>
+        <w:t>યશાયા 56:6–7</w:t>
+      </w:r>
+    </w:p>
+    <w:p>
+      <w:pPr>
+        <w:pStyle w:val="ListBullet"/>
+        <w:spacing w:line="240" w:lineRule="auto"/>
+        <w:ind w:left="720"/>
+      </w:pPr>
+      <w:r>
+        <w:rPr>
+          <w:lang w:val="gu_IN" w:bidi="gu_IN"/>
+        </w:rPr>
+      </w:r>
+      <w:r>
+        <w:rPr>
+          <w:lang w:val="gu_IN" w:bidi="gu_IN"/>
+        </w:rPr>
+        <w:t>યર્મિયા 15:15–16</w:t>
+      </w:r>
+    </w:p>
+    <w:p>
+      <w:pPr>
+        <w:pStyle w:val="ListBullet"/>
+        <w:spacing w:line="240" w:lineRule="auto"/>
+        <w:ind w:left="720"/>
+      </w:pPr>
+      <w:r>
+        <w:rPr>
+          <w:lang w:val="gu_IN" w:bidi="gu_IN"/>
+        </w:rPr>
+      </w:r>
+      <w:r>
+        <w:rPr>
+          <w:lang w:val="gu_IN" w:bidi="gu_IN"/>
+        </w:rPr>
+        <w:t>માથ્થી 2:9–10</w:t>
+      </w:r>
+    </w:p>
+    <w:p>
+      <w:pPr>
+        <w:pStyle w:val="ListBullet"/>
+        <w:spacing w:line="240" w:lineRule="auto"/>
+        <w:ind w:left="720"/>
+      </w:pPr>
+      <w:r>
+        <w:rPr>
+          <w:lang w:val="gu_IN" w:bidi="gu_IN"/>
+        </w:rPr>
+      </w:r>
+      <w:r>
+        <w:rPr>
+          <w:lang w:val="gu_IN" w:bidi="gu_IN"/>
+        </w:rPr>
+        <w:t>લૂક 15:6–7</w:t>
+      </w:r>
+    </w:p>
+    <w:p>
+      <w:pPr>
+        <w:pStyle w:val="ListBullet"/>
+        <w:spacing w:line="240" w:lineRule="auto"/>
+        <w:ind w:left="720"/>
+      </w:pPr>
+      <w:r>
+        <w:rPr>
+          <w:lang w:val="gu_IN" w:bidi="gu_IN"/>
+        </w:rPr>
+      </w:r>
+      <w:r>
+        <w:rPr>
+          <w:lang w:val="gu_IN" w:bidi="gu_IN"/>
+        </w:rPr>
+        <w:t>લૂક 19:37–38</w:t>
+      </w:r>
+    </w:p>
+    <w:p>
+      <w:pPr>
+        <w:pStyle w:val="ListBullet"/>
+        <w:spacing w:line="240" w:lineRule="auto"/>
+        <w:ind w:left="720"/>
+      </w:pPr>
+      <w:r>
+        <w:rPr>
+          <w:lang w:val="gu_IN" w:bidi="gu_IN"/>
+        </w:rPr>
+      </w:r>
+      <w:r>
+        <w:rPr>
+          <w:lang w:val="gu_IN" w:bidi="gu_IN"/>
+        </w:rPr>
+        <w:t>યોહાન 3:29–30</w:t>
+      </w:r>
+    </w:p>
+    <w:p>
+      <w:pPr>
+        <w:pStyle w:val="ListBullet"/>
+        <w:spacing w:line="240" w:lineRule="auto"/>
+        <w:ind w:left="720"/>
+      </w:pPr>
+      <w:r>
+        <w:rPr>
+          <w:lang w:val="gu_IN" w:bidi="gu_IN"/>
+        </w:rPr>
+      </w:r>
+      <w:r>
+        <w:rPr>
+          <w:lang w:val="gu_IN" w:bidi="gu_IN"/>
+        </w:rPr>
+        <w:t>પ્રેરિતો 16:32–34</w:t>
+      </w:r>
+    </w:p>
+    <w:p>
+      <w:pPr>
+        <w:pStyle w:val="ListBullet"/>
+        <w:spacing w:line="240" w:lineRule="auto"/>
+        <w:ind w:left="720"/>
+      </w:pPr>
+      <w:r>
+        <w:rPr>
+          <w:lang w:val="gu_IN" w:bidi="gu_IN"/>
+        </w:rPr>
+      </w:r>
+      <w:r>
+        <w:rPr>
+          <w:lang w:val="gu_IN" w:bidi="gu_IN"/>
+        </w:rPr>
+        <w:t>રોમન 5:1–2</w:t>
+      </w:r>
+    </w:p>
+    <w:p>
+      <w:pPr>
+        <w:pStyle w:val="ListBullet"/>
+        <w:spacing w:line="240" w:lineRule="auto"/>
+        <w:ind w:left="720"/>
+      </w:pPr>
+      <w:r>
+        <w:rPr>
+          <w:lang w:val="gu_IN" w:bidi="gu_IN"/>
+        </w:rPr>
+      </w:r>
+      <w:r>
+        <w:rPr>
+          <w:lang w:val="gu_IN" w:bidi="gu_IN"/>
+        </w:rPr>
+        <w:t>રોમન 15:30–32</w:t>
+      </w:r>
+    </w:p>
+    <w:p>
+      <w:pPr>
+        <w:pStyle w:val="ListBullet"/>
+        <w:spacing w:line="240" w:lineRule="auto"/>
+        <w:ind w:left="720"/>
+      </w:pPr>
+      <w:r>
+        <w:rPr>
+          <w:lang w:val="gu_IN" w:bidi="gu_IN"/>
+        </w:rPr>
+      </w:r>
+      <w:r>
+        <w:rPr>
+          <w:lang w:val="gu_IN" w:bidi="gu_IN"/>
+        </w:rPr>
+        <w:t>ગલાતી 5:22–24</w:t>
+      </w:r>
+    </w:p>
+    <w:p>
+      <w:pPr>
+        <w:pStyle w:val="ListBullet"/>
+        <w:spacing w:line="240" w:lineRule="auto"/>
+        <w:ind w:left="720"/>
+      </w:pPr>
+      <w:r>
+        <w:rPr>
+          <w:lang w:val="gu_IN" w:bidi="gu_IN"/>
+        </w:rPr>
+      </w:r>
+      <w:r>
+        <w:rPr>
+          <w:lang w:val="gu_IN" w:bidi="gu_IN"/>
+        </w:rPr>
+        <w:t>ફિલિપ્પી 4:10–13</w:t>
+      </w:r>
+    </w:p>
+    <w:p>
+      <w:pPr>
+        <w:pStyle w:val="ListBullet"/>
+        <w:spacing w:line="240" w:lineRule="auto"/>
+        <w:ind w:left="720"/>
+      </w:pPr>
+      <w:r>
+        <w:rPr>
+          <w:lang w:val="gu_IN" w:bidi="gu_IN"/>
+        </w:rPr>
+      </w:r>
+      <w:r>
+        <w:rPr>
+          <w:lang w:val="gu_IN" w:bidi="gu_IN"/>
+        </w:rPr>
+        <w:t>1 થેસ્સલોનિકી 1:6–7</w:t>
+      </w:r>
+    </w:p>
+    <w:p>
+      <w:pPr>
+        <w:pStyle w:val="ListBullet"/>
+        <w:spacing w:line="240" w:lineRule="auto"/>
+        <w:ind w:left="720"/>
+      </w:pPr>
+      <w:r>
+        <w:rPr>
+          <w:lang w:val="gu_IN" w:bidi="gu_IN"/>
+        </w:rPr>
+      </w:r>
+      <w:r>
+        <w:rPr>
+          <w:lang w:val="gu_IN" w:bidi="gu_IN"/>
+        </w:rPr>
+        <w:t>1 થેસ્સલોનિકી 5:15–18</w:t>
+      </w:r>
+    </w:p>
+    <w:p>
+      <w:pPr>
+        <w:pStyle w:val="ListBullet"/>
+        <w:spacing w:line="240" w:lineRule="auto"/>
+        <w:ind w:left="720"/>
+      </w:pPr>
+      <w:r>
+        <w:rPr>
+          <w:lang w:val="gu_IN" w:bidi="gu_IN"/>
+        </w:rPr>
+      </w:r>
+      <w:r>
+        <w:rPr>
+          <w:lang w:val="gu_IN" w:bidi="gu_IN"/>
+        </w:rPr>
+        <w:t>ફિલેમોન 1:4–7</w:t>
+      </w:r>
+    </w:p>
+    <w:p>
+      <w:pPr>
+        <w:pStyle w:val="ListBullet"/>
+        <w:spacing w:line="240" w:lineRule="auto"/>
+        <w:ind w:left="720"/>
+      </w:pPr>
+      <w:r>
+        <w:rPr>
+          <w:lang w:val="gu_IN" w:bidi="gu_IN"/>
+        </w:rPr>
+      </w:r>
+      <w:r>
+        <w:rPr>
+          <w:lang w:val="gu_IN" w:bidi="gu_IN"/>
+        </w:rPr>
+        <w:t>યાકૂબ 1:1–3</w:t>
+      </w:r>
+    </w:p>
+    <w:p>
+      <w:pPr>
+        <w:pStyle w:val="ListBullet"/>
+        <w:spacing w:line="240" w:lineRule="auto"/>
+        <w:ind w:left="720"/>
+      </w:pPr>
+      <w:r>
+        <w:rPr>
+          <w:lang w:val="gu_IN" w:bidi="gu_IN"/>
+        </w:rPr>
+      </w:r>
+      <w:r>
+        <w:rPr>
+          <w:lang w:val="gu_IN" w:bidi="gu_IN"/>
+        </w:rPr>
+        <w:t>3 યોહાન 1:1–4</w:t>
+      </w:r>
     </w:p>
     <w:p>
       <w:pPr>
@@ -7369,18 +6793,13 @@
           <w:lang w:val="gu_IN" w:bidi="gu_IN"/>
         </w:rPr>
       </w:r>
-      <w:hyperlink r:id="rId106">
-        <w:r>
-          <w:rPr>
-            <w:lang w:val="gu_IN" w:bidi="gu_IN"/>
-          </w:rPr>
-          <w:rPr>
-            <w:color w:val="0000EE"/>
-            <w:u w:val="single"/>
-          </w:rPr>
-          <w:t>33:7</w:t>
-        </w:r>
-      </w:hyperlink>
+      <w:r>
+        <w:rPr>
+          <w:b/>
+          <w:lang w:val="gu_IN" w:bidi="gu_IN"/>
+        </w:rPr>
+        <w:t>33:7</w:t>
+      </w:r>
       <w:r>
         <w:rPr>
           <w:lang w:val="gu_IN" w:bidi="gu_IN"/>
@@ -7731,90 +7150,66 @@
           <w:lang w:val="gu_IN" w:bidi="gu_IN"/>
         </w:rPr>
       </w:r>
-      <w:hyperlink r:id="rId107">
-        <w:r>
-          <w:rPr>
-            <w:lang w:val="gu_IN" w:bidi="gu_IN"/>
-          </w:rPr>
-          <w:rPr>
-            <w:color w:val="0000EE"/>
-            <w:u w:val="single"/>
-          </w:rPr>
-          <w:t>નીતિવચન 8:30–31</w:t>
-        </w:r>
-      </w:hyperlink>
-    </w:p>
-    <w:p>
-      <w:pPr>
-        <w:pStyle w:val="ListBullet"/>
-        <w:spacing w:line="240" w:lineRule="auto"/>
-        <w:ind w:left="720"/>
-      </w:pPr>
-      <w:r>
-        <w:rPr>
-          <w:lang w:val="gu_IN" w:bidi="gu_IN"/>
-        </w:rPr>
-      </w:r>
-      <w:hyperlink r:id="rId108">
-        <w:r>
-          <w:rPr>
-            <w:lang w:val="gu_IN" w:bidi="gu_IN"/>
-          </w:rPr>
-          <w:rPr>
-            <w:color w:val="0000EE"/>
-            <w:u w:val="single"/>
-          </w:rPr>
-          <w:t>ગીતશાસ્ત્ર 01:1–2</w:t>
-        </w:r>
-      </w:hyperlink>
-    </w:p>
-    <w:p>
-      <w:pPr>
-        <w:pStyle w:val="ListBullet"/>
-        <w:spacing w:line="240" w:lineRule="auto"/>
-        <w:ind w:left="720"/>
-      </w:pPr>
-      <w:r>
-        <w:rPr>
-          <w:lang w:val="gu_IN" w:bidi="gu_IN"/>
-        </w:rPr>
-      </w:r>
-      <w:hyperlink r:id="rId109">
-        <w:r>
-          <w:rPr>
-            <w:lang w:val="gu_IN" w:bidi="gu_IN"/>
-          </w:rPr>
-          <w:rPr>
-            <w:color w:val="0000EE"/>
-            <w:u w:val="single"/>
-          </w:rPr>
-          <w:t>ગીતશાસ્ત્ર 119:69–70</w:t>
-        </w:r>
-      </w:hyperlink>
-    </w:p>
-    <w:p>
-      <w:pPr>
-        <w:pStyle w:val="ListBullet"/>
-        <w:spacing w:line="240" w:lineRule="auto"/>
-        <w:ind w:left="720"/>
-      </w:pPr>
-      <w:r>
-        <w:rPr>
-          <w:lang w:val="gu_IN" w:bidi="gu_IN"/>
-        </w:rPr>
-      </w:r>
-      <w:hyperlink r:id="rId110">
-        <w:r>
-          <w:rPr>
-            <w:lang w:val="gu_IN" w:bidi="gu_IN"/>
-          </w:rPr>
-          <w:rPr>
-            <w:color w:val="0000EE"/>
-            <w:u w:val="single"/>
-          </w:rPr>
-          <w:t>ગીતોનું ગીત 1:1–4</w:t>
-        </w:r>
-      </w:hyperlink>
+      <w:r>
+        <w:rPr>
+          <w:lang w:val="gu_IN" w:bidi="gu_IN"/>
+        </w:rPr>
+        <w:t>નીતિવચન 8:30–31</w:t>
+      </w:r>
+    </w:p>
+    <w:p>
+      <w:pPr>
+        <w:pStyle w:val="ListBullet"/>
+        <w:spacing w:line="240" w:lineRule="auto"/>
+        <w:ind w:left="720"/>
+      </w:pPr>
+      <w:r>
+        <w:rPr>
+          <w:lang w:val="gu_IN" w:bidi="gu_IN"/>
+        </w:rPr>
+      </w:r>
+      <w:r>
+        <w:rPr>
+          <w:lang w:val="gu_IN" w:bidi="gu_IN"/>
+        </w:rPr>
+        <w:t>ગીતશાસ્ત્ર 01:1–2</w:t>
+      </w:r>
+    </w:p>
+    <w:p>
+      <w:pPr>
+        <w:pStyle w:val="ListBullet"/>
+        <w:spacing w:line="240" w:lineRule="auto"/>
+        <w:ind w:left="720"/>
+      </w:pPr>
+      <w:r>
+        <w:rPr>
+          <w:lang w:val="gu_IN" w:bidi="gu_IN"/>
+        </w:rPr>
+      </w:r>
+      <w:r>
+        <w:rPr>
+          <w:lang w:val="gu_IN" w:bidi="gu_IN"/>
+        </w:rPr>
+        <w:t>ગીતશાસ્ત્ર 119:69–70</w:t>
+      </w:r>
+    </w:p>
+    <w:p>
+      <w:pPr>
+        <w:pStyle w:val="ListBullet"/>
+        <w:spacing w:line="240" w:lineRule="auto"/>
+        <w:ind w:left="720"/>
+      </w:pPr>
+      <w:r>
+        <w:rPr>
+          <w:lang w:val="gu_IN" w:bidi="gu_IN"/>
+        </w:rPr>
+      </w:r>
+      <w:r>
+        <w:rPr>
+          <w:lang w:val="gu_IN" w:bidi="gu_IN"/>
+        </w:rPr>
+        <w:t>ગીતોનું ગીત 1:1–4</w:t>
+      </w:r>
     </w:p>
     <w:p>
       <w:pPr>
@@ -8070,162 +7465,120 @@
           <w:lang w:val="gu_IN" w:bidi="gu_IN"/>
         </w:rPr>
       </w:r>
-      <w:hyperlink r:id="rId111">
-        <w:r>
-          <w:rPr>
-            <w:lang w:val="gu_IN" w:bidi="gu_IN"/>
-          </w:rPr>
-          <w:rPr>
-            <w:color w:val="0000EE"/>
-            <w:u w:val="single"/>
-          </w:rPr>
-          <w:t>પ્રેરિતો 1:12–14</w:t>
-        </w:r>
-      </w:hyperlink>
-    </w:p>
-    <w:p>
-      <w:pPr>
-        <w:pStyle w:val="ListBullet"/>
-        <w:spacing w:line="240" w:lineRule="auto"/>
-        <w:ind w:left="720"/>
-      </w:pPr>
-      <w:r>
-        <w:rPr>
-          <w:lang w:val="gu_IN" w:bidi="gu_IN"/>
-        </w:rPr>
-      </w:r>
-      <w:hyperlink r:id="rId112">
-        <w:r>
-          <w:rPr>
-            <w:lang w:val="gu_IN" w:bidi="gu_IN"/>
-          </w:rPr>
-          <w:rPr>
-            <w:color w:val="0000EE"/>
-            <w:u w:val="single"/>
-          </w:rPr>
-          <w:t>યોહાન 1: 40–42</w:t>
-        </w:r>
-      </w:hyperlink>
-    </w:p>
-    <w:p>
-      <w:pPr>
-        <w:pStyle w:val="ListBullet"/>
-        <w:spacing w:line="240" w:lineRule="auto"/>
-        <w:ind w:left="720"/>
-      </w:pPr>
-      <w:r>
-        <w:rPr>
-          <w:lang w:val="gu_IN" w:bidi="gu_IN"/>
-        </w:rPr>
-      </w:r>
-      <w:hyperlink r:id="rId113">
-        <w:r>
-          <w:rPr>
-            <w:lang w:val="gu_IN" w:bidi="gu_IN"/>
-          </w:rPr>
-          <w:rPr>
-            <w:color w:val="0000EE"/>
-            <w:u w:val="single"/>
-          </w:rPr>
-          <w:t>માર્ક 1: 16–18</w:t>
-        </w:r>
-      </w:hyperlink>
-    </w:p>
-    <w:p>
-      <w:pPr>
-        <w:pStyle w:val="ListBullet"/>
-        <w:spacing w:line="240" w:lineRule="auto"/>
-        <w:ind w:left="720"/>
-      </w:pPr>
-      <w:r>
-        <w:rPr>
-          <w:lang w:val="gu_IN" w:bidi="gu_IN"/>
-        </w:rPr>
-      </w:r>
-      <w:hyperlink r:id="rId114">
-        <w:r>
-          <w:rPr>
-            <w:lang w:val="gu_IN" w:bidi="gu_IN"/>
-          </w:rPr>
-          <w:rPr>
-            <w:color w:val="0000EE"/>
-            <w:u w:val="single"/>
-          </w:rPr>
-          <w:t>માર્ક 1: 29–31</w:t>
-        </w:r>
-      </w:hyperlink>
-    </w:p>
-    <w:p>
-      <w:pPr>
-        <w:pStyle w:val="ListBullet"/>
-        <w:spacing w:line="240" w:lineRule="auto"/>
-        <w:ind w:left="720"/>
-      </w:pPr>
-      <w:r>
-        <w:rPr>
-          <w:lang w:val="gu_IN" w:bidi="gu_IN"/>
-        </w:rPr>
-      </w:r>
-      <w:hyperlink r:id="rId115">
-        <w:r>
-          <w:rPr>
-            <w:lang w:val="gu_IN" w:bidi="gu_IN"/>
-          </w:rPr>
-          <w:rPr>
-            <w:color w:val="0000EE"/>
-            <w:u w:val="single"/>
-          </w:rPr>
-          <w:t>માર્ક 3: 17–19</w:t>
-        </w:r>
-      </w:hyperlink>
-    </w:p>
-    <w:p>
-      <w:pPr>
-        <w:pStyle w:val="ListBullet"/>
-        <w:spacing w:line="240" w:lineRule="auto"/>
-        <w:ind w:left="720"/>
-      </w:pPr>
-      <w:r>
-        <w:rPr>
-          <w:lang w:val="gu_IN" w:bidi="gu_IN"/>
-        </w:rPr>
-      </w:r>
-      <w:hyperlink r:id="rId116">
-        <w:r>
-          <w:rPr>
-            <w:lang w:val="gu_IN" w:bidi="gu_IN"/>
-          </w:rPr>
-          <w:rPr>
-            <w:color w:val="0000EE"/>
-            <w:u w:val="single"/>
-          </w:rPr>
-          <w:t>માથ્થી 4: 18–20</w:t>
-        </w:r>
-      </w:hyperlink>
-    </w:p>
-    <w:p>
-      <w:pPr>
-        <w:pStyle w:val="ListBullet"/>
-        <w:spacing w:line="240" w:lineRule="auto"/>
-        <w:ind w:left="720"/>
-      </w:pPr>
-      <w:r>
-        <w:rPr>
-          <w:lang w:val="gu_IN" w:bidi="gu_IN"/>
-        </w:rPr>
-      </w:r>
-      <w:hyperlink r:id="rId117">
-        <w:r>
-          <w:rPr>
-            <w:lang w:val="gu_IN" w:bidi="gu_IN"/>
-          </w:rPr>
-          <w:rPr>
-            <w:color w:val="0000EE"/>
-            <w:u w:val="single"/>
-          </w:rPr>
-          <w:t>માથ્થી 10: 2–4</w:t>
-        </w:r>
-      </w:hyperlink>
+      <w:r>
+        <w:rPr>
+          <w:lang w:val="gu_IN" w:bidi="gu_IN"/>
+        </w:rPr>
+        <w:t>પ્રેરિતો 1:12–14</w:t>
+      </w:r>
+    </w:p>
+    <w:p>
+      <w:pPr>
+        <w:pStyle w:val="ListBullet"/>
+        <w:spacing w:line="240" w:lineRule="auto"/>
+        <w:ind w:left="720"/>
+      </w:pPr>
+      <w:r>
+        <w:rPr>
+          <w:lang w:val="gu_IN" w:bidi="gu_IN"/>
+        </w:rPr>
+      </w:r>
+      <w:r>
+        <w:rPr>
+          <w:lang w:val="gu_IN" w:bidi="gu_IN"/>
+        </w:rPr>
+        <w:t>યોહાન 1: 40–42</w:t>
+      </w:r>
+    </w:p>
+    <w:p>
+      <w:pPr>
+        <w:pStyle w:val="ListBullet"/>
+        <w:spacing w:line="240" w:lineRule="auto"/>
+        <w:ind w:left="720"/>
+      </w:pPr>
+      <w:r>
+        <w:rPr>
+          <w:lang w:val="gu_IN" w:bidi="gu_IN"/>
+        </w:rPr>
+      </w:r>
+      <w:r>
+        <w:rPr>
+          <w:lang w:val="gu_IN" w:bidi="gu_IN"/>
+        </w:rPr>
+        <w:t>માર્ક 1: 16–18</w:t>
+      </w:r>
+    </w:p>
+    <w:p>
+      <w:pPr>
+        <w:pStyle w:val="ListBullet"/>
+        <w:spacing w:line="240" w:lineRule="auto"/>
+        <w:ind w:left="720"/>
+      </w:pPr>
+      <w:r>
+        <w:rPr>
+          <w:lang w:val="gu_IN" w:bidi="gu_IN"/>
+        </w:rPr>
+      </w:r>
+      <w:r>
+        <w:rPr>
+          <w:lang w:val="gu_IN" w:bidi="gu_IN"/>
+        </w:rPr>
+        <w:t>માર્ક 1: 29–31</w:t>
+      </w:r>
+    </w:p>
+    <w:p>
+      <w:pPr>
+        <w:pStyle w:val="ListBullet"/>
+        <w:spacing w:line="240" w:lineRule="auto"/>
+        <w:ind w:left="720"/>
+      </w:pPr>
+      <w:r>
+        <w:rPr>
+          <w:lang w:val="gu_IN" w:bidi="gu_IN"/>
+        </w:rPr>
+      </w:r>
+      <w:r>
+        <w:rPr>
+          <w:lang w:val="gu_IN" w:bidi="gu_IN"/>
+        </w:rPr>
+        <w:t>માર્ક 3: 17–19</w:t>
+      </w:r>
+    </w:p>
+    <w:p>
+      <w:pPr>
+        <w:pStyle w:val="ListBullet"/>
+        <w:spacing w:line="240" w:lineRule="auto"/>
+        <w:ind w:left="720"/>
+      </w:pPr>
+      <w:r>
+        <w:rPr>
+          <w:lang w:val="gu_IN" w:bidi="gu_IN"/>
+        </w:rPr>
+      </w:r>
+      <w:r>
+        <w:rPr>
+          <w:lang w:val="gu_IN" w:bidi="gu_IN"/>
+        </w:rPr>
+        <w:t>માથ્થી 4: 18–20</w:t>
+      </w:r>
+    </w:p>
+    <w:p>
+      <w:pPr>
+        <w:pStyle w:val="ListBullet"/>
+        <w:spacing w:line="240" w:lineRule="auto"/>
+        <w:ind w:left="720"/>
+      </w:pPr>
+      <w:r>
+        <w:rPr>
+          <w:lang w:val="gu_IN" w:bidi="gu_IN"/>
+        </w:rPr>
+      </w:r>
+      <w:r>
+        <w:rPr>
+          <w:lang w:val="gu_IN" w:bidi="gu_IN"/>
+        </w:rPr>
+        <w:t>માથ્થી 10: 2–4</w:t>
+      </w:r>
     </w:p>
     <w:p>
       <w:pPr>
@@ -8421,114 +7774,84 @@
           <w:lang w:val="gu_IN" w:bidi="gu_IN"/>
         </w:rPr>
       </w:r>
-      <w:hyperlink r:id="rId118">
-        <w:r>
-          <w:rPr>
-            <w:lang w:val="gu_IN" w:bidi="gu_IN"/>
-          </w:rPr>
-          <w:rPr>
-            <w:color w:val="0000EE"/>
-            <w:u w:val="single"/>
-          </w:rPr>
-          <w:t>1 કાળવૃતાંત 26:26–28</w:t>
-        </w:r>
-      </w:hyperlink>
-    </w:p>
-    <w:p>
-      <w:pPr>
-        <w:pStyle w:val="ListBullet"/>
-        <w:spacing w:line="240" w:lineRule="auto"/>
-        <w:ind w:left="720"/>
-      </w:pPr>
-      <w:r>
-        <w:rPr>
-          <w:lang w:val="gu_IN" w:bidi="gu_IN"/>
-        </w:rPr>
-      </w:r>
-      <w:hyperlink r:id="rId119">
-        <w:r>
-          <w:rPr>
-            <w:lang w:val="gu_IN" w:bidi="gu_IN"/>
-          </w:rPr>
-          <w:rPr>
-            <w:color w:val="0000EE"/>
-            <w:u w:val="single"/>
-          </w:rPr>
-          <w:t>1 રાજા 2:5–6</w:t>
-        </w:r>
-      </w:hyperlink>
-    </w:p>
-    <w:p>
-      <w:pPr>
-        <w:pStyle w:val="ListBullet"/>
-        <w:spacing w:line="240" w:lineRule="auto"/>
-        <w:ind w:left="720"/>
-      </w:pPr>
-      <w:r>
-        <w:rPr>
-          <w:lang w:val="gu_IN" w:bidi="gu_IN"/>
-        </w:rPr>
-      </w:r>
-      <w:hyperlink r:id="rId120">
-        <w:r>
-          <w:rPr>
-            <w:lang w:val="gu_IN" w:bidi="gu_IN"/>
-          </w:rPr>
-          <w:rPr>
-            <w:color w:val="0000EE"/>
-            <w:u w:val="single"/>
-          </w:rPr>
-          <w:t>1 રાજા 2:32–33</w:t>
-        </w:r>
-      </w:hyperlink>
-    </w:p>
-    <w:p>
-      <w:pPr>
-        <w:pStyle w:val="ListBullet"/>
-        <w:spacing w:line="240" w:lineRule="auto"/>
-        <w:ind w:left="720"/>
-      </w:pPr>
-      <w:r>
-        <w:rPr>
-          <w:lang w:val="gu_IN" w:bidi="gu_IN"/>
-        </w:rPr>
-      </w:r>
-      <w:hyperlink r:id="rId121">
-        <w:r>
-          <w:rPr>
-            <w:lang w:val="gu_IN" w:bidi="gu_IN"/>
-          </w:rPr>
-          <w:rPr>
-            <w:color w:val="0000EE"/>
-            <w:u w:val="single"/>
-          </w:rPr>
-          <w:t>1 શમુએલ 17:55–56</w:t>
-        </w:r>
-      </w:hyperlink>
-    </w:p>
-    <w:p>
-      <w:pPr>
-        <w:pStyle w:val="ListBullet"/>
-        <w:spacing w:line="240" w:lineRule="auto"/>
-        <w:ind w:left="720"/>
-      </w:pPr>
-      <w:r>
-        <w:rPr>
-          <w:lang w:val="gu_IN" w:bidi="gu_IN"/>
-        </w:rPr>
-      </w:r>
-      <w:hyperlink r:id="rId122">
-        <w:r>
-          <w:rPr>
-            <w:lang w:val="gu_IN" w:bidi="gu_IN"/>
-          </w:rPr>
-          <w:rPr>
-            <w:color w:val="0000EE"/>
-            <w:u w:val="single"/>
-          </w:rPr>
-          <w:t>2 શમુએલ 3:22–23</w:t>
-        </w:r>
-      </w:hyperlink>
+      <w:r>
+        <w:rPr>
+          <w:lang w:val="gu_IN" w:bidi="gu_IN"/>
+        </w:rPr>
+        <w:t>1 કાળવૃતાંત 26:26–28</w:t>
+      </w:r>
+    </w:p>
+    <w:p>
+      <w:pPr>
+        <w:pStyle w:val="ListBullet"/>
+        <w:spacing w:line="240" w:lineRule="auto"/>
+        <w:ind w:left="720"/>
+      </w:pPr>
+      <w:r>
+        <w:rPr>
+          <w:lang w:val="gu_IN" w:bidi="gu_IN"/>
+        </w:rPr>
+      </w:r>
+      <w:r>
+        <w:rPr>
+          <w:lang w:val="gu_IN" w:bidi="gu_IN"/>
+        </w:rPr>
+        <w:t>1 રાજા 2:5–6</w:t>
+      </w:r>
+    </w:p>
+    <w:p>
+      <w:pPr>
+        <w:pStyle w:val="ListBullet"/>
+        <w:spacing w:line="240" w:lineRule="auto"/>
+        <w:ind w:left="720"/>
+      </w:pPr>
+      <w:r>
+        <w:rPr>
+          <w:lang w:val="gu_IN" w:bidi="gu_IN"/>
+        </w:rPr>
+      </w:r>
+      <w:r>
+        <w:rPr>
+          <w:lang w:val="gu_IN" w:bidi="gu_IN"/>
+        </w:rPr>
+        <w:t>1 રાજા 2:32–33</w:t>
+      </w:r>
+    </w:p>
+    <w:p>
+      <w:pPr>
+        <w:pStyle w:val="ListBullet"/>
+        <w:spacing w:line="240" w:lineRule="auto"/>
+        <w:ind w:left="720"/>
+      </w:pPr>
+      <w:r>
+        <w:rPr>
+          <w:lang w:val="gu_IN" w:bidi="gu_IN"/>
+        </w:rPr>
+      </w:r>
+      <w:r>
+        <w:rPr>
+          <w:lang w:val="gu_IN" w:bidi="gu_IN"/>
+        </w:rPr>
+        <w:t>1 શમુએલ 17:55–56</w:t>
+      </w:r>
+    </w:p>
+    <w:p>
+      <w:pPr>
+        <w:pStyle w:val="ListBullet"/>
+        <w:spacing w:line="240" w:lineRule="auto"/>
+        <w:ind w:left="720"/>
+      </w:pPr>
+      <w:r>
+        <w:rPr>
+          <w:lang w:val="gu_IN" w:bidi="gu_IN"/>
+        </w:rPr>
+      </w:r>
+      <w:r>
+        <w:rPr>
+          <w:lang w:val="gu_IN" w:bidi="gu_IN"/>
+        </w:rPr>
+        <w:t>2 શમુએલ 3:22–23</w:t>
+      </w:r>
     </w:p>
     <w:p>
       <w:pPr>
@@ -8807,138 +8130,102 @@
           <w:lang w:val="gu_IN" w:bidi="gu_IN"/>
         </w:rPr>
       </w:r>
-      <w:hyperlink r:id="rId123">
-        <w:r>
-          <w:rPr>
-            <w:lang w:val="gu_IN" w:bidi="gu_IN"/>
-          </w:rPr>
-          <w:rPr>
-            <w:color w:val="0000EE"/>
-            <w:u w:val="single"/>
-          </w:rPr>
-          <w:t>1 કાળવૃતાંત 3:1–3</w:t>
-        </w:r>
-      </w:hyperlink>
-    </w:p>
-    <w:p>
-      <w:pPr>
-        <w:pStyle w:val="ListBullet"/>
-        <w:spacing w:line="240" w:lineRule="auto"/>
-        <w:ind w:left="720"/>
-      </w:pPr>
-      <w:r>
-        <w:rPr>
-          <w:lang w:val="gu_IN" w:bidi="gu_IN"/>
-        </w:rPr>
-      </w:r>
-      <w:hyperlink r:id="rId124">
-        <w:r>
-          <w:rPr>
-            <w:lang w:val="gu_IN" w:bidi="gu_IN"/>
-          </w:rPr>
-          <w:rPr>
-            <w:color w:val="0000EE"/>
-            <w:u w:val="single"/>
-          </w:rPr>
-          <w:t>1 રાજા 1:5–6</w:t>
-        </w:r>
-      </w:hyperlink>
-    </w:p>
-    <w:p>
-      <w:pPr>
-        <w:pStyle w:val="ListBullet"/>
-        <w:spacing w:line="240" w:lineRule="auto"/>
-        <w:ind w:left="720"/>
-      </w:pPr>
-      <w:r>
-        <w:rPr>
-          <w:lang w:val="gu_IN" w:bidi="gu_IN"/>
-        </w:rPr>
-      </w:r>
-      <w:hyperlink r:id="rId125">
-        <w:r>
-          <w:rPr>
-            <w:lang w:val="gu_IN" w:bidi="gu_IN"/>
-          </w:rPr>
-          <w:rPr>
-            <w:color w:val="0000EE"/>
-            <w:u w:val="single"/>
-          </w:rPr>
-          <w:t>2 શમુએલ 15:1–2</w:t>
-        </w:r>
-      </w:hyperlink>
-    </w:p>
-    <w:p>
-      <w:pPr>
-        <w:pStyle w:val="ListBullet"/>
-        <w:spacing w:line="240" w:lineRule="auto"/>
-        <w:ind w:left="720"/>
-      </w:pPr>
-      <w:r>
-        <w:rPr>
-          <w:lang w:val="gu_IN" w:bidi="gu_IN"/>
-        </w:rPr>
-      </w:r>
-      <w:hyperlink r:id="rId126">
-        <w:r>
-          <w:rPr>
-            <w:lang w:val="gu_IN" w:bidi="gu_IN"/>
-          </w:rPr>
-          <w:rPr>
-            <w:color w:val="0000EE"/>
-            <w:u w:val="single"/>
-          </w:rPr>
-          <w:t>2 શમુએલ 17:1–4</w:t>
-        </w:r>
-      </w:hyperlink>
-    </w:p>
-    <w:p>
-      <w:pPr>
-        <w:pStyle w:val="ListBullet"/>
-        <w:spacing w:line="240" w:lineRule="auto"/>
-        <w:ind w:left="720"/>
-      </w:pPr>
-      <w:r>
-        <w:rPr>
-          <w:lang w:val="gu_IN" w:bidi="gu_IN"/>
-        </w:rPr>
-      </w:r>
-      <w:hyperlink r:id="rId127">
-        <w:r>
-          <w:rPr>
-            <w:lang w:val="gu_IN" w:bidi="gu_IN"/>
-          </w:rPr>
-          <w:rPr>
-            <w:color w:val="0000EE"/>
-            <w:u w:val="single"/>
-          </w:rPr>
-          <w:t>2 શમુએલ 18:18</w:t>
-        </w:r>
-      </w:hyperlink>
-    </w:p>
-    <w:p>
-      <w:pPr>
-        <w:pStyle w:val="ListBullet"/>
-        <w:spacing w:line="240" w:lineRule="auto"/>
-        <w:ind w:left="720"/>
-      </w:pPr>
-      <w:r>
-        <w:rPr>
-          <w:lang w:val="gu_IN" w:bidi="gu_IN"/>
-        </w:rPr>
-      </w:r>
-      <w:hyperlink r:id="rId128">
-        <w:r>
-          <w:rPr>
-            <w:lang w:val="gu_IN" w:bidi="gu_IN"/>
-          </w:rPr>
-          <w:rPr>
-            <w:color w:val="0000EE"/>
-            <w:u w:val="single"/>
-          </w:rPr>
-          <w:t>ગીતશાસ્ત્ર 03:1–2</w:t>
-        </w:r>
-      </w:hyperlink>
+      <w:r>
+        <w:rPr>
+          <w:lang w:val="gu_IN" w:bidi="gu_IN"/>
+        </w:rPr>
+        <w:t>1 કાળવૃતાંત 3:1–3</w:t>
+      </w:r>
+    </w:p>
+    <w:p>
+      <w:pPr>
+        <w:pStyle w:val="ListBullet"/>
+        <w:spacing w:line="240" w:lineRule="auto"/>
+        <w:ind w:left="720"/>
+      </w:pPr>
+      <w:r>
+        <w:rPr>
+          <w:lang w:val="gu_IN" w:bidi="gu_IN"/>
+        </w:rPr>
+      </w:r>
+      <w:r>
+        <w:rPr>
+          <w:lang w:val="gu_IN" w:bidi="gu_IN"/>
+        </w:rPr>
+        <w:t>1 રાજા 1:5–6</w:t>
+      </w:r>
+    </w:p>
+    <w:p>
+      <w:pPr>
+        <w:pStyle w:val="ListBullet"/>
+        <w:spacing w:line="240" w:lineRule="auto"/>
+        <w:ind w:left="720"/>
+      </w:pPr>
+      <w:r>
+        <w:rPr>
+          <w:lang w:val="gu_IN" w:bidi="gu_IN"/>
+        </w:rPr>
+      </w:r>
+      <w:r>
+        <w:rPr>
+          <w:lang w:val="gu_IN" w:bidi="gu_IN"/>
+        </w:rPr>
+        <w:t>2 શમુએલ 15:1–2</w:t>
+      </w:r>
+    </w:p>
+    <w:p>
+      <w:pPr>
+        <w:pStyle w:val="ListBullet"/>
+        <w:spacing w:line="240" w:lineRule="auto"/>
+        <w:ind w:left="720"/>
+      </w:pPr>
+      <w:r>
+        <w:rPr>
+          <w:lang w:val="gu_IN" w:bidi="gu_IN"/>
+        </w:rPr>
+      </w:r>
+      <w:r>
+        <w:rPr>
+          <w:lang w:val="gu_IN" w:bidi="gu_IN"/>
+        </w:rPr>
+        <w:t>2 શમુએલ 17:1–4</w:t>
+      </w:r>
+    </w:p>
+    <w:p>
+      <w:pPr>
+        <w:pStyle w:val="ListBullet"/>
+        <w:spacing w:line="240" w:lineRule="auto"/>
+        <w:ind w:left="720"/>
+      </w:pPr>
+      <w:r>
+        <w:rPr>
+          <w:lang w:val="gu_IN" w:bidi="gu_IN"/>
+        </w:rPr>
+      </w:r>
+      <w:r>
+        <w:rPr>
+          <w:lang w:val="gu_IN" w:bidi="gu_IN"/>
+        </w:rPr>
+        <w:t>2 શમુએલ 18:18</w:t>
+      </w:r>
+    </w:p>
+    <w:p>
+      <w:pPr>
+        <w:pStyle w:val="ListBullet"/>
+        <w:spacing w:line="240" w:lineRule="auto"/>
+        <w:ind w:left="720"/>
+      </w:pPr>
+      <w:r>
+        <w:rPr>
+          <w:lang w:val="gu_IN" w:bidi="gu_IN"/>
+        </w:rPr>
+      </w:r>
+      <w:r>
+        <w:rPr>
+          <w:lang w:val="gu_IN" w:bidi="gu_IN"/>
+        </w:rPr>
+        <w:t>ગીતશાસ્ત્ર 03:1–2</w:t>
+      </w:r>
     </w:p>
     <w:p>
       <w:pPr>
@@ -9264,138 +8551,102 @@
           <w:lang w:val="gu_IN" w:bidi="gu_IN"/>
         </w:rPr>
       </w:r>
-      <w:hyperlink r:id="rId129">
-        <w:r>
-          <w:rPr>
-            <w:lang w:val="gu_IN" w:bidi="gu_IN"/>
-          </w:rPr>
-          <w:rPr>
-            <w:color w:val="0000EE"/>
-            <w:u w:val="single"/>
-          </w:rPr>
-          <w:t>પુનર્નિયમ 27:15</w:t>
-        </w:r>
-      </w:hyperlink>
-    </w:p>
-    <w:p>
-      <w:pPr>
-        <w:pStyle w:val="ListBullet"/>
-        <w:spacing w:line="240" w:lineRule="auto"/>
-        <w:ind w:left="720"/>
-      </w:pPr>
-      <w:r>
-        <w:rPr>
-          <w:lang w:val="gu_IN" w:bidi="gu_IN"/>
-        </w:rPr>
-      </w:r>
-      <w:hyperlink r:id="rId130">
-        <w:r>
-          <w:rPr>
-            <w:lang w:val="gu_IN" w:bidi="gu_IN"/>
-          </w:rPr>
-          <w:rPr>
-            <w:color w:val="0000EE"/>
-            <w:u w:val="single"/>
-          </w:rPr>
-          <w:t>યોહાન 5:19–20</w:t>
-        </w:r>
-      </w:hyperlink>
-    </w:p>
-    <w:p>
-      <w:pPr>
-        <w:pStyle w:val="ListBullet"/>
-        <w:spacing w:line="240" w:lineRule="auto"/>
-        <w:ind w:left="720"/>
-      </w:pPr>
-      <w:r>
-        <w:rPr>
-          <w:lang w:val="gu_IN" w:bidi="gu_IN"/>
-        </w:rPr>
-      </w:r>
-      <w:hyperlink r:id="rId84">
-        <w:r>
-          <w:rPr>
-            <w:lang w:val="gu_IN" w:bidi="gu_IN"/>
-          </w:rPr>
-          <w:rPr>
-            <w:color w:val="0000EE"/>
-            <w:u w:val="single"/>
-          </w:rPr>
-          <w:t>યહૂદા 1:24–25</w:t>
-        </w:r>
-      </w:hyperlink>
-    </w:p>
-    <w:p>
-      <w:pPr>
-        <w:pStyle w:val="ListBullet"/>
-        <w:spacing w:line="240" w:lineRule="auto"/>
-        <w:ind w:left="720"/>
-      </w:pPr>
-      <w:r>
-        <w:rPr>
-          <w:lang w:val="gu_IN" w:bidi="gu_IN"/>
-        </w:rPr>
-      </w:r>
-      <w:hyperlink r:id="rId131">
-        <w:r>
-          <w:rPr>
-            <w:lang w:val="gu_IN" w:bidi="gu_IN"/>
-          </w:rPr>
-          <w:rPr>
-            <w:color w:val="0000EE"/>
-            <w:u w:val="single"/>
-          </w:rPr>
-          <w:t>માથ્થી 26:33–35</w:t>
-        </w:r>
-      </w:hyperlink>
-    </w:p>
-    <w:p>
-      <w:pPr>
-        <w:pStyle w:val="ListBullet"/>
-        <w:spacing w:line="240" w:lineRule="auto"/>
-        <w:ind w:left="720"/>
-      </w:pPr>
-      <w:r>
-        <w:rPr>
-          <w:lang w:val="gu_IN" w:bidi="gu_IN"/>
-        </w:rPr>
-      </w:r>
-      <w:hyperlink r:id="rId132">
-        <w:r>
-          <w:rPr>
-            <w:lang w:val="gu_IN" w:bidi="gu_IN"/>
-          </w:rPr>
-          <w:rPr>
-            <w:color w:val="0000EE"/>
-            <w:u w:val="single"/>
-          </w:rPr>
-          <w:t>ફિલેમોન 1:23–25</w:t>
-        </w:r>
-      </w:hyperlink>
-    </w:p>
-    <w:p>
-      <w:pPr>
-        <w:pStyle w:val="ListBullet"/>
-        <w:spacing w:line="240" w:lineRule="auto"/>
-        <w:ind w:left="720"/>
-      </w:pPr>
-      <w:r>
-        <w:rPr>
-          <w:lang w:val="gu_IN" w:bidi="gu_IN"/>
-        </w:rPr>
-      </w:r>
-      <w:hyperlink r:id="rId133">
-        <w:r>
-          <w:rPr>
-            <w:lang w:val="gu_IN" w:bidi="gu_IN"/>
-          </w:rPr>
-          <w:rPr>
-            <w:color w:val="0000EE"/>
-            <w:u w:val="single"/>
-          </w:rPr>
-          <w:t>પ્રકટીકરણ 22:20–21</w:t>
-        </w:r>
-      </w:hyperlink>
+      <w:r>
+        <w:rPr>
+          <w:lang w:val="gu_IN" w:bidi="gu_IN"/>
+        </w:rPr>
+        <w:t>પુનર્નિયમ 27:15</w:t>
+      </w:r>
+    </w:p>
+    <w:p>
+      <w:pPr>
+        <w:pStyle w:val="ListBullet"/>
+        <w:spacing w:line="240" w:lineRule="auto"/>
+        <w:ind w:left="720"/>
+      </w:pPr>
+      <w:r>
+        <w:rPr>
+          <w:lang w:val="gu_IN" w:bidi="gu_IN"/>
+        </w:rPr>
+      </w:r>
+      <w:r>
+        <w:rPr>
+          <w:lang w:val="gu_IN" w:bidi="gu_IN"/>
+        </w:rPr>
+        <w:t>યોહાન 5:19–20</w:t>
+      </w:r>
+    </w:p>
+    <w:p>
+      <w:pPr>
+        <w:pStyle w:val="ListBullet"/>
+        <w:spacing w:line="240" w:lineRule="auto"/>
+        <w:ind w:left="720"/>
+      </w:pPr>
+      <w:r>
+        <w:rPr>
+          <w:lang w:val="gu_IN" w:bidi="gu_IN"/>
+        </w:rPr>
+      </w:r>
+      <w:r>
+        <w:rPr>
+          <w:lang w:val="gu_IN" w:bidi="gu_IN"/>
+        </w:rPr>
+        <w:t>યહૂદા 1:24–25</w:t>
+      </w:r>
+    </w:p>
+    <w:p>
+      <w:pPr>
+        <w:pStyle w:val="ListBullet"/>
+        <w:spacing w:line="240" w:lineRule="auto"/>
+        <w:ind w:left="720"/>
+      </w:pPr>
+      <w:r>
+        <w:rPr>
+          <w:lang w:val="gu_IN" w:bidi="gu_IN"/>
+        </w:rPr>
+      </w:r>
+      <w:r>
+        <w:rPr>
+          <w:lang w:val="gu_IN" w:bidi="gu_IN"/>
+        </w:rPr>
+        <w:t>માથ્થી 26:33–35</w:t>
+      </w:r>
+    </w:p>
+    <w:p>
+      <w:pPr>
+        <w:pStyle w:val="ListBullet"/>
+        <w:spacing w:line="240" w:lineRule="auto"/>
+        <w:ind w:left="720"/>
+      </w:pPr>
+      <w:r>
+        <w:rPr>
+          <w:lang w:val="gu_IN" w:bidi="gu_IN"/>
+        </w:rPr>
+      </w:r>
+      <w:r>
+        <w:rPr>
+          <w:lang w:val="gu_IN" w:bidi="gu_IN"/>
+        </w:rPr>
+        <w:t>ફિલેમોન 1:23–25</w:t>
+      </w:r>
+    </w:p>
+    <w:p>
+      <w:pPr>
+        <w:pStyle w:val="ListBullet"/>
+        <w:spacing w:line="240" w:lineRule="auto"/>
+        <w:ind w:left="720"/>
+      </w:pPr>
+      <w:r>
+        <w:rPr>
+          <w:lang w:val="gu_IN" w:bidi="gu_IN"/>
+        </w:rPr>
+      </w:r>
+      <w:r>
+        <w:rPr>
+          <w:lang w:val="gu_IN" w:bidi="gu_IN"/>
+        </w:rPr>
+        <w:t>પ્રકટીકરણ 22:20–21</w:t>
+      </w:r>
     </w:p>
     <w:p>
       <w:pPr>
@@ -9615,18 +8866,12 @@
           <w:lang w:val="gu_IN" w:bidi="gu_IN"/>
         </w:rPr>
       </w:r>
-      <w:hyperlink r:id="rId134">
-        <w:r>
-          <w:rPr>
-            <w:lang w:val="gu_IN" w:bidi="gu_IN"/>
-          </w:rPr>
-          <w:rPr>
-            <w:color w:val="0000EE"/>
-            <w:u w:val="single"/>
-          </w:rPr>
-          <w:t>આમોસ 1:1–2</w:t>
-        </w:r>
-      </w:hyperlink>
+      <w:r>
+        <w:rPr>
+          <w:lang w:val="gu_IN" w:bidi="gu_IN"/>
+        </w:rPr>
+        <w:t>આમોસ 1:1–2</w:t>
+      </w:r>
     </w:p>
     <w:p>
       <w:pPr>
@@ -9841,66 +9086,48 @@
           <w:lang w:val="gu_IN" w:bidi="gu_IN"/>
         </w:rPr>
       </w:r>
-      <w:hyperlink r:id="rId135">
-        <w:r>
-          <w:rPr>
-            <w:lang w:val="gu_IN" w:bidi="gu_IN"/>
-          </w:rPr>
-          <w:rPr>
-            <w:color w:val="0000EE"/>
-            <w:u w:val="single"/>
-          </w:rPr>
-          <w:t>2 રાજા 19:1–2</w:t>
-        </w:r>
-      </w:hyperlink>
-    </w:p>
-    <w:p>
-      <w:pPr>
-        <w:pStyle w:val="ListBullet"/>
-        <w:spacing w:line="240" w:lineRule="auto"/>
-        <w:ind w:left="720"/>
-      </w:pPr>
-      <w:r>
-        <w:rPr>
-          <w:lang w:val="gu_IN" w:bidi="gu_IN"/>
-        </w:rPr>
-      </w:r>
-      <w:hyperlink r:id="rId136">
-        <w:r>
-          <w:rPr>
-            <w:lang w:val="gu_IN" w:bidi="gu_IN"/>
-          </w:rPr>
-          <w:rPr>
-            <w:color w:val="0000EE"/>
-            <w:u w:val="single"/>
-          </w:rPr>
-          <w:t>યશાયા 37:1–2</w:t>
-        </w:r>
-      </w:hyperlink>
-    </w:p>
-    <w:p>
-      <w:pPr>
-        <w:pStyle w:val="ListBullet"/>
-        <w:spacing w:line="240" w:lineRule="auto"/>
-        <w:ind w:left="720"/>
-      </w:pPr>
-      <w:r>
-        <w:rPr>
-          <w:lang w:val="gu_IN" w:bidi="gu_IN"/>
-        </w:rPr>
-      </w:r>
-      <w:hyperlink r:id="rId137">
-        <w:r>
-          <w:rPr>
-            <w:lang w:val="gu_IN" w:bidi="gu_IN"/>
-          </w:rPr>
-          <w:rPr>
-            <w:color w:val="0000EE"/>
-            <w:u w:val="single"/>
-          </w:rPr>
-          <w:t>યશાયા 37:21–23</w:t>
-        </w:r>
-      </w:hyperlink>
+      <w:r>
+        <w:rPr>
+          <w:lang w:val="gu_IN" w:bidi="gu_IN"/>
+        </w:rPr>
+        <w:t>2 રાજા 19:1–2</w:t>
+      </w:r>
+    </w:p>
+    <w:p>
+      <w:pPr>
+        <w:pStyle w:val="ListBullet"/>
+        <w:spacing w:line="240" w:lineRule="auto"/>
+        <w:ind w:left="720"/>
+      </w:pPr>
+      <w:r>
+        <w:rPr>
+          <w:lang w:val="gu_IN" w:bidi="gu_IN"/>
+        </w:rPr>
+      </w:r>
+      <w:r>
+        <w:rPr>
+          <w:lang w:val="gu_IN" w:bidi="gu_IN"/>
+        </w:rPr>
+        <w:t>યશાયા 37:1–2</w:t>
+      </w:r>
+    </w:p>
+    <w:p>
+      <w:pPr>
+        <w:pStyle w:val="ListBullet"/>
+        <w:spacing w:line="240" w:lineRule="auto"/>
+        <w:ind w:left="720"/>
+      </w:pPr>
+      <w:r>
+        <w:rPr>
+          <w:lang w:val="gu_IN" w:bidi="gu_IN"/>
+        </w:rPr>
+      </w:r>
+      <w:r>
+        <w:rPr>
+          <w:lang w:val="gu_IN" w:bidi="gu_IN"/>
+        </w:rPr>
+        <w:t>યશાયા 37:21–23</w:t>
+      </w:r>
     </w:p>
     <w:p>
       <w:pPr>
@@ -10088,66 +9315,48 @@
           <w:lang w:val="gu_IN" w:bidi="gu_IN"/>
         </w:rPr>
       </w:r>
-      <w:hyperlink r:id="rId123">
-        <w:r>
-          <w:rPr>
-            <w:lang w:val="gu_IN" w:bidi="gu_IN"/>
-          </w:rPr>
-          <w:rPr>
-            <w:color w:val="0000EE"/>
-            <w:u w:val="single"/>
-          </w:rPr>
-          <w:t>1 કાળવૃતાંત 3:1–3</w:t>
-        </w:r>
-      </w:hyperlink>
-    </w:p>
-    <w:p>
-      <w:pPr>
-        <w:pStyle w:val="ListBullet"/>
-        <w:spacing w:line="240" w:lineRule="auto"/>
-        <w:ind w:left="720"/>
-      </w:pPr>
-      <w:r>
-        <w:rPr>
-          <w:lang w:val="gu_IN" w:bidi="gu_IN"/>
-        </w:rPr>
-      </w:r>
-      <w:hyperlink r:id="rId138">
-        <w:r>
-          <w:rPr>
-            <w:lang w:val="gu_IN" w:bidi="gu_IN"/>
-          </w:rPr>
-          <w:rPr>
-            <w:color w:val="0000EE"/>
-            <w:u w:val="single"/>
-          </w:rPr>
-          <w:t>2 શમુએલ 13:1–2</w:t>
-        </w:r>
-      </w:hyperlink>
-    </w:p>
-    <w:p>
-      <w:pPr>
-        <w:pStyle w:val="ListBullet"/>
-        <w:spacing w:line="240" w:lineRule="auto"/>
-        <w:ind w:left="720"/>
-      </w:pPr>
-      <w:r>
-        <w:rPr>
-          <w:lang w:val="gu_IN" w:bidi="gu_IN"/>
-        </w:rPr>
-      </w:r>
-      <w:hyperlink r:id="rId139">
-        <w:r>
-          <w:rPr>
-            <w:lang w:val="gu_IN" w:bidi="gu_IN"/>
-          </w:rPr>
-          <w:rPr>
-            <w:color w:val="0000EE"/>
-            <w:u w:val="single"/>
-          </w:rPr>
-          <w:t>2 શમુએલ 13:7–9</w:t>
-        </w:r>
-      </w:hyperlink>
+      <w:r>
+        <w:rPr>
+          <w:lang w:val="gu_IN" w:bidi="gu_IN"/>
+        </w:rPr>
+        <w:t>1 કાળવૃતાંત 3:1–3</w:t>
+      </w:r>
+    </w:p>
+    <w:p>
+      <w:pPr>
+        <w:pStyle w:val="ListBullet"/>
+        <w:spacing w:line="240" w:lineRule="auto"/>
+        <w:ind w:left="720"/>
+      </w:pPr>
+      <w:r>
+        <w:rPr>
+          <w:lang w:val="gu_IN" w:bidi="gu_IN"/>
+        </w:rPr>
+      </w:r>
+      <w:r>
+        <w:rPr>
+          <w:lang w:val="gu_IN" w:bidi="gu_IN"/>
+        </w:rPr>
+        <w:t>2 શમુએલ 13:1–2</w:t>
+      </w:r>
+    </w:p>
+    <w:p>
+      <w:pPr>
+        <w:pStyle w:val="ListBullet"/>
+        <w:spacing w:line="240" w:lineRule="auto"/>
+        <w:ind w:left="720"/>
+      </w:pPr>
+      <w:r>
+        <w:rPr>
+          <w:lang w:val="gu_IN" w:bidi="gu_IN"/>
+        </w:rPr>
+      </w:r>
+      <w:r>
+        <w:rPr>
+          <w:lang w:val="gu_IN" w:bidi="gu_IN"/>
+        </w:rPr>
+        <w:t>2 શમુએલ 13:7–9</w:t>
+      </w:r>
     </w:p>
     <w:p>
       <w:pPr>
@@ -10384,138 +9593,102 @@
           <w:lang w:val="gu_IN" w:bidi="gu_IN"/>
         </w:rPr>
       </w:r>
-      <w:hyperlink r:id="rId140">
-        <w:r>
-          <w:rPr>
-            <w:lang w:val="gu_IN" w:bidi="gu_IN"/>
-          </w:rPr>
-          <w:rPr>
-            <w:color w:val="0000EE"/>
-            <w:u w:val="single"/>
-          </w:rPr>
-          <w:t>1 કાળવૃતાંત 19:1–3</w:t>
-        </w:r>
-      </w:hyperlink>
-    </w:p>
-    <w:p>
-      <w:pPr>
-        <w:pStyle w:val="ListBullet"/>
-        <w:spacing w:line="240" w:lineRule="auto"/>
-        <w:ind w:left="720"/>
-      </w:pPr>
-      <w:r>
-        <w:rPr>
-          <w:lang w:val="gu_IN" w:bidi="gu_IN"/>
-        </w:rPr>
-      </w:r>
-      <w:hyperlink r:id="rId141">
-        <w:r>
-          <w:rPr>
-            <w:lang w:val="gu_IN" w:bidi="gu_IN"/>
-          </w:rPr>
-          <w:rPr>
-            <w:color w:val="0000EE"/>
-            <w:u w:val="single"/>
-          </w:rPr>
-          <w:t>હઝકિયેલ 25:1–2</w:t>
-        </w:r>
-      </w:hyperlink>
-    </w:p>
-    <w:p>
-      <w:pPr>
-        <w:pStyle w:val="ListBullet"/>
-        <w:spacing w:line="240" w:lineRule="auto"/>
-        <w:ind w:left="720"/>
-      </w:pPr>
-      <w:r>
-        <w:rPr>
-          <w:lang w:val="gu_IN" w:bidi="gu_IN"/>
-        </w:rPr>
-      </w:r>
-      <w:hyperlink r:id="rId142">
-        <w:r>
-          <w:rPr>
-            <w:lang w:val="gu_IN" w:bidi="gu_IN"/>
-          </w:rPr>
-          <w:rPr>
-            <w:color w:val="0000EE"/>
-            <w:u w:val="single"/>
-          </w:rPr>
-          <w:t>ઉત્પત્તિ 19:36–38</w:t>
-        </w:r>
-      </w:hyperlink>
-    </w:p>
-    <w:p>
-      <w:pPr>
-        <w:pStyle w:val="ListBullet"/>
-        <w:spacing w:line="240" w:lineRule="auto"/>
-        <w:ind w:left="720"/>
-      </w:pPr>
-      <w:r>
-        <w:rPr>
-          <w:lang w:val="gu_IN" w:bidi="gu_IN"/>
-        </w:rPr>
-      </w:r>
-      <w:hyperlink r:id="rId143">
-        <w:r>
-          <w:rPr>
-            <w:lang w:val="gu_IN" w:bidi="gu_IN"/>
-          </w:rPr>
-          <w:rPr>
-            <w:color w:val="0000EE"/>
-            <w:u w:val="single"/>
-          </w:rPr>
-          <w:t>યહોશુઆ 12:1–2</w:t>
-        </w:r>
-      </w:hyperlink>
-    </w:p>
-    <w:p>
-      <w:pPr>
-        <w:pStyle w:val="ListBullet"/>
-        <w:spacing w:line="240" w:lineRule="auto"/>
-        <w:ind w:left="720"/>
-      </w:pPr>
-      <w:r>
-        <w:rPr>
-          <w:lang w:val="gu_IN" w:bidi="gu_IN"/>
-        </w:rPr>
-      </w:r>
-      <w:hyperlink r:id="rId144">
-        <w:r>
-          <w:rPr>
-            <w:lang w:val="gu_IN" w:bidi="gu_IN"/>
-          </w:rPr>
-          <w:rPr>
-            <w:color w:val="0000EE"/>
-            <w:u w:val="single"/>
-          </w:rPr>
-          <w:t>ન્યાયાધીશો 11:26–28</w:t>
-        </w:r>
-      </w:hyperlink>
-    </w:p>
-    <w:p>
-      <w:pPr>
-        <w:pStyle w:val="ListBullet"/>
-        <w:spacing w:line="240" w:lineRule="auto"/>
-        <w:ind w:left="720"/>
-      </w:pPr>
-      <w:r>
-        <w:rPr>
-          <w:lang w:val="gu_IN" w:bidi="gu_IN"/>
-        </w:rPr>
-      </w:r>
-      <w:hyperlink r:id="rId145">
-        <w:r>
-          <w:rPr>
-            <w:lang w:val="gu_IN" w:bidi="gu_IN"/>
-          </w:rPr>
-          <w:rPr>
-            <w:color w:val="0000EE"/>
-            <w:u w:val="single"/>
-          </w:rPr>
-          <w:t>સફાન્યા 2:8–9</w:t>
-        </w:r>
-      </w:hyperlink>
+      <w:r>
+        <w:rPr>
+          <w:lang w:val="gu_IN" w:bidi="gu_IN"/>
+        </w:rPr>
+        <w:t>1 કાળવૃતાંત 19:1–3</w:t>
+      </w:r>
+    </w:p>
+    <w:p>
+      <w:pPr>
+        <w:pStyle w:val="ListBullet"/>
+        <w:spacing w:line="240" w:lineRule="auto"/>
+        <w:ind w:left="720"/>
+      </w:pPr>
+      <w:r>
+        <w:rPr>
+          <w:lang w:val="gu_IN" w:bidi="gu_IN"/>
+        </w:rPr>
+      </w:r>
+      <w:r>
+        <w:rPr>
+          <w:lang w:val="gu_IN" w:bidi="gu_IN"/>
+        </w:rPr>
+        <w:t>હઝકિયેલ 25:1–2</w:t>
+      </w:r>
+    </w:p>
+    <w:p>
+      <w:pPr>
+        <w:pStyle w:val="ListBullet"/>
+        <w:spacing w:line="240" w:lineRule="auto"/>
+        <w:ind w:left="720"/>
+      </w:pPr>
+      <w:r>
+        <w:rPr>
+          <w:lang w:val="gu_IN" w:bidi="gu_IN"/>
+        </w:rPr>
+      </w:r>
+      <w:r>
+        <w:rPr>
+          <w:lang w:val="gu_IN" w:bidi="gu_IN"/>
+        </w:rPr>
+        <w:t>ઉત્પત્તિ 19:36–38</w:t>
+      </w:r>
+    </w:p>
+    <w:p>
+      <w:pPr>
+        <w:pStyle w:val="ListBullet"/>
+        <w:spacing w:line="240" w:lineRule="auto"/>
+        <w:ind w:left="720"/>
+      </w:pPr>
+      <w:r>
+        <w:rPr>
+          <w:lang w:val="gu_IN" w:bidi="gu_IN"/>
+        </w:rPr>
+      </w:r>
+      <w:r>
+        <w:rPr>
+          <w:lang w:val="gu_IN" w:bidi="gu_IN"/>
+        </w:rPr>
+        <w:t>યહોશુઆ 12:1–2</w:t>
+      </w:r>
+    </w:p>
+    <w:p>
+      <w:pPr>
+        <w:pStyle w:val="ListBullet"/>
+        <w:spacing w:line="240" w:lineRule="auto"/>
+        <w:ind w:left="720"/>
+      </w:pPr>
+      <w:r>
+        <w:rPr>
+          <w:lang w:val="gu_IN" w:bidi="gu_IN"/>
+        </w:rPr>
+      </w:r>
+      <w:r>
+        <w:rPr>
+          <w:lang w:val="gu_IN" w:bidi="gu_IN"/>
+        </w:rPr>
+        <w:t>ન્યાયાધીશો 11:26–28</w:t>
+      </w:r>
+    </w:p>
+    <w:p>
+      <w:pPr>
+        <w:pStyle w:val="ListBullet"/>
+        <w:spacing w:line="240" w:lineRule="auto"/>
+        <w:ind w:left="720"/>
+      </w:pPr>
+      <w:r>
+        <w:rPr>
+          <w:lang w:val="gu_IN" w:bidi="gu_IN"/>
+        </w:rPr>
+      </w:r>
+      <w:r>
+        <w:rPr>
+          <w:lang w:val="gu_IN" w:bidi="gu_IN"/>
+        </w:rPr>
+        <w:t>સફાન્યા 2:8–9</w:t>
+      </w:r>
     </w:p>
     <w:p>
       <w:pPr>
@@ -10733,114 +9906,84 @@
           <w:lang w:val="gu_IN" w:bidi="gu_IN"/>
         </w:rPr>
       </w:r>
-      <w:hyperlink r:id="rId146">
-        <w:r>
-          <w:rPr>
-            <w:lang w:val="gu_IN" w:bidi="gu_IN"/>
-          </w:rPr>
-          <w:rPr>
-            <w:color w:val="0000EE"/>
-            <w:u w:val="single"/>
-          </w:rPr>
-          <w:t>એઝરા 2:27–30</w:t>
-        </w:r>
-      </w:hyperlink>
-    </w:p>
-    <w:p>
-      <w:pPr>
-        <w:pStyle w:val="ListBullet"/>
-        <w:spacing w:line="240" w:lineRule="auto"/>
-        <w:ind w:left="720"/>
-      </w:pPr>
-      <w:r>
-        <w:rPr>
-          <w:lang w:val="gu_IN" w:bidi="gu_IN"/>
-        </w:rPr>
-      </w:r>
-      <w:hyperlink r:id="rId147">
-        <w:r>
-          <w:rPr>
-            <w:lang w:val="gu_IN" w:bidi="gu_IN"/>
-          </w:rPr>
-          <w:rPr>
-            <w:color w:val="0000EE"/>
-            <w:u w:val="single"/>
-          </w:rPr>
-          <w:t>ઉત્પત્તિ 12:8–9</w:t>
-        </w:r>
-      </w:hyperlink>
-    </w:p>
-    <w:p>
-      <w:pPr>
-        <w:pStyle w:val="ListBullet"/>
-        <w:spacing w:line="240" w:lineRule="auto"/>
-        <w:ind w:left="720"/>
-      </w:pPr>
-      <w:r>
-        <w:rPr>
-          <w:lang w:val="gu_IN" w:bidi="gu_IN"/>
-        </w:rPr>
-      </w:r>
-      <w:hyperlink r:id="rId148">
-        <w:r>
-          <w:rPr>
-            <w:lang w:val="gu_IN" w:bidi="gu_IN"/>
-          </w:rPr>
-          <w:rPr>
-            <w:color w:val="0000EE"/>
-            <w:u w:val="single"/>
-          </w:rPr>
-          <w:t>ઉત્પત્તિ 13:3–4</w:t>
-        </w:r>
-      </w:hyperlink>
-    </w:p>
-    <w:p>
-      <w:pPr>
-        <w:pStyle w:val="ListBullet"/>
-        <w:spacing w:line="240" w:lineRule="auto"/>
-        <w:ind w:left="720"/>
-      </w:pPr>
-      <w:r>
-        <w:rPr>
-          <w:lang w:val="gu_IN" w:bidi="gu_IN"/>
-        </w:rPr>
-      </w:r>
-      <w:hyperlink r:id="rId149">
-        <w:r>
-          <w:rPr>
-            <w:lang w:val="gu_IN" w:bidi="gu_IN"/>
-          </w:rPr>
-          <w:rPr>
-            <w:color w:val="0000EE"/>
-            <w:u w:val="single"/>
-          </w:rPr>
-          <w:t>યહોશુઆ 7:2–3</w:t>
-        </w:r>
-      </w:hyperlink>
-    </w:p>
-    <w:p>
-      <w:pPr>
-        <w:pStyle w:val="ListBullet"/>
-        <w:spacing w:line="240" w:lineRule="auto"/>
-        <w:ind w:left="720"/>
-      </w:pPr>
-      <w:r>
-        <w:rPr>
-          <w:lang w:val="gu_IN" w:bidi="gu_IN"/>
-        </w:rPr>
-      </w:r>
-      <w:hyperlink r:id="rId150">
-        <w:r>
-          <w:rPr>
-            <w:lang w:val="gu_IN" w:bidi="gu_IN"/>
-          </w:rPr>
-          <w:rPr>
-            <w:color w:val="0000EE"/>
-            <w:u w:val="single"/>
-          </w:rPr>
-          <w:t>યહોશુઆ 8:10–12</w:t>
-        </w:r>
-      </w:hyperlink>
+      <w:r>
+        <w:rPr>
+          <w:lang w:val="gu_IN" w:bidi="gu_IN"/>
+        </w:rPr>
+        <w:t>એઝરા 2:27–30</w:t>
+      </w:r>
+    </w:p>
+    <w:p>
+      <w:pPr>
+        <w:pStyle w:val="ListBullet"/>
+        <w:spacing w:line="240" w:lineRule="auto"/>
+        <w:ind w:left="720"/>
+      </w:pPr>
+      <w:r>
+        <w:rPr>
+          <w:lang w:val="gu_IN" w:bidi="gu_IN"/>
+        </w:rPr>
+      </w:r>
+      <w:r>
+        <w:rPr>
+          <w:lang w:val="gu_IN" w:bidi="gu_IN"/>
+        </w:rPr>
+        <w:t>ઉત્પત્તિ 12:8–9</w:t>
+      </w:r>
+    </w:p>
+    <w:p>
+      <w:pPr>
+        <w:pStyle w:val="ListBullet"/>
+        <w:spacing w:line="240" w:lineRule="auto"/>
+        <w:ind w:left="720"/>
+      </w:pPr>
+      <w:r>
+        <w:rPr>
+          <w:lang w:val="gu_IN" w:bidi="gu_IN"/>
+        </w:rPr>
+      </w:r>
+      <w:r>
+        <w:rPr>
+          <w:lang w:val="gu_IN" w:bidi="gu_IN"/>
+        </w:rPr>
+        <w:t>ઉત્પત્તિ 13:3–4</w:t>
+      </w:r>
+    </w:p>
+    <w:p>
+      <w:pPr>
+        <w:pStyle w:val="ListBullet"/>
+        <w:spacing w:line="240" w:lineRule="auto"/>
+        <w:ind w:left="720"/>
+      </w:pPr>
+      <w:r>
+        <w:rPr>
+          <w:lang w:val="gu_IN" w:bidi="gu_IN"/>
+        </w:rPr>
+      </w:r>
+      <w:r>
+        <w:rPr>
+          <w:lang w:val="gu_IN" w:bidi="gu_IN"/>
+        </w:rPr>
+        <w:t>યહોશુઆ 7:2–3</w:t>
+      </w:r>
+    </w:p>
+    <w:p>
+      <w:pPr>
+        <w:pStyle w:val="ListBullet"/>
+        <w:spacing w:line="240" w:lineRule="auto"/>
+        <w:ind w:left="720"/>
+      </w:pPr>
+      <w:r>
+        <w:rPr>
+          <w:lang w:val="gu_IN" w:bidi="gu_IN"/>
+        </w:rPr>
+      </w:r>
+      <w:r>
+        <w:rPr>
+          <w:lang w:val="gu_IN" w:bidi="gu_IN"/>
+        </w:rPr>
+        <w:t>યહોશુઆ 8:10–12</w:t>
+      </w:r>
     </w:p>
     <w:p>
       <w:pPr>
@@ -11202,114 +10345,84 @@
           <w:lang w:val="gu_IN" w:bidi="gu_IN"/>
         </w:rPr>
       </w:r>
-      <w:hyperlink r:id="rId151">
-        <w:r>
-          <w:rPr>
-            <w:lang w:val="gu_IN" w:bidi="gu_IN"/>
-          </w:rPr>
-          <w:rPr>
-            <w:color w:val="0000EE"/>
-            <w:u w:val="single"/>
-          </w:rPr>
-          <w:t>2 કાળવૃતાંત 6:40–42</w:t>
-        </w:r>
-      </w:hyperlink>
-    </w:p>
-    <w:p>
-      <w:pPr>
-        <w:pStyle w:val="ListBullet"/>
-        <w:spacing w:line="240" w:lineRule="auto"/>
-        <w:ind w:left="720"/>
-      </w:pPr>
-      <w:r>
-        <w:rPr>
-          <w:lang w:val="gu_IN" w:bidi="gu_IN"/>
-        </w:rPr>
-      </w:r>
-      <w:hyperlink r:id="rId152">
-        <w:r>
-          <w:rPr>
-            <w:lang w:val="gu_IN" w:bidi="gu_IN"/>
-          </w:rPr>
-          <w:rPr>
-            <w:color w:val="0000EE"/>
-            <w:u w:val="single"/>
-          </w:rPr>
-          <w:t>ઉત્પત્તિ 2:1–3</w:t>
-        </w:r>
-      </w:hyperlink>
-    </w:p>
-    <w:p>
-      <w:pPr>
-        <w:pStyle w:val="ListBullet"/>
-        <w:spacing w:line="240" w:lineRule="auto"/>
-        <w:ind w:left="720"/>
-      </w:pPr>
-      <w:r>
-        <w:rPr>
-          <w:lang w:val="gu_IN" w:bidi="gu_IN"/>
-        </w:rPr>
-      </w:r>
-      <w:hyperlink r:id="rId57">
-        <w:r>
-          <w:rPr>
-            <w:lang w:val="gu_IN" w:bidi="gu_IN"/>
-          </w:rPr>
-          <w:rPr>
-            <w:color w:val="0000EE"/>
-            <w:u w:val="single"/>
-          </w:rPr>
-          <w:t>યર્મિયા 6:16–19</w:t>
-        </w:r>
-      </w:hyperlink>
-    </w:p>
-    <w:p>
-      <w:pPr>
-        <w:pStyle w:val="ListBullet"/>
-        <w:spacing w:line="240" w:lineRule="auto"/>
-        <w:ind w:left="720"/>
-      </w:pPr>
-      <w:r>
-        <w:rPr>
-          <w:lang w:val="gu_IN" w:bidi="gu_IN"/>
-        </w:rPr>
-      </w:r>
-      <w:hyperlink r:id="rId153">
-        <w:r>
-          <w:rPr>
-            <w:lang w:val="gu_IN" w:bidi="gu_IN"/>
-          </w:rPr>
-          <w:rPr>
-            <w:color w:val="0000EE"/>
-            <w:u w:val="single"/>
-          </w:rPr>
-          <w:t>માથ્થી 11:28–30</w:t>
-        </w:r>
-      </w:hyperlink>
-    </w:p>
-    <w:p>
-      <w:pPr>
-        <w:pStyle w:val="ListBullet"/>
-        <w:spacing w:line="240" w:lineRule="auto"/>
-        <w:ind w:left="720"/>
-      </w:pPr>
-      <w:r>
-        <w:rPr>
-          <w:lang w:val="gu_IN" w:bidi="gu_IN"/>
-        </w:rPr>
-      </w:r>
-      <w:hyperlink r:id="rId154">
-        <w:r>
-          <w:rPr>
-            <w:lang w:val="gu_IN" w:bidi="gu_IN"/>
-          </w:rPr>
-          <w:rPr>
-            <w:color w:val="0000EE"/>
-            <w:u w:val="single"/>
-          </w:rPr>
-          <w:t>પ્રકટીકરણ 14:11–12</w:t>
-        </w:r>
-      </w:hyperlink>
+      <w:r>
+        <w:rPr>
+          <w:lang w:val="gu_IN" w:bidi="gu_IN"/>
+        </w:rPr>
+        <w:t>2 કાળવૃતાંત 6:40–42</w:t>
+      </w:r>
+    </w:p>
+    <w:p>
+      <w:pPr>
+        <w:pStyle w:val="ListBullet"/>
+        <w:spacing w:line="240" w:lineRule="auto"/>
+        <w:ind w:left="720"/>
+      </w:pPr>
+      <w:r>
+        <w:rPr>
+          <w:lang w:val="gu_IN" w:bidi="gu_IN"/>
+        </w:rPr>
+      </w:r>
+      <w:r>
+        <w:rPr>
+          <w:lang w:val="gu_IN" w:bidi="gu_IN"/>
+        </w:rPr>
+        <w:t>ઉત્પત્તિ 2:1–3</w:t>
+      </w:r>
+    </w:p>
+    <w:p>
+      <w:pPr>
+        <w:pStyle w:val="ListBullet"/>
+        <w:spacing w:line="240" w:lineRule="auto"/>
+        <w:ind w:left="720"/>
+      </w:pPr>
+      <w:r>
+        <w:rPr>
+          <w:lang w:val="gu_IN" w:bidi="gu_IN"/>
+        </w:rPr>
+      </w:r>
+      <w:r>
+        <w:rPr>
+          <w:lang w:val="gu_IN" w:bidi="gu_IN"/>
+        </w:rPr>
+        <w:t>યર્મિયા 6:16–19</w:t>
+      </w:r>
+    </w:p>
+    <w:p>
+      <w:pPr>
+        <w:pStyle w:val="ListBullet"/>
+        <w:spacing w:line="240" w:lineRule="auto"/>
+        <w:ind w:left="720"/>
+      </w:pPr>
+      <w:r>
+        <w:rPr>
+          <w:lang w:val="gu_IN" w:bidi="gu_IN"/>
+        </w:rPr>
+      </w:r>
+      <w:r>
+        <w:rPr>
+          <w:lang w:val="gu_IN" w:bidi="gu_IN"/>
+        </w:rPr>
+        <w:t>માથ્થી 11:28–30</w:t>
+      </w:r>
+    </w:p>
+    <w:p>
+      <w:pPr>
+        <w:pStyle w:val="ListBullet"/>
+        <w:spacing w:line="240" w:lineRule="auto"/>
+        <w:ind w:left="720"/>
+      </w:pPr>
+      <w:r>
+        <w:rPr>
+          <w:lang w:val="gu_IN" w:bidi="gu_IN"/>
+        </w:rPr>
+      </w:r>
+      <w:r>
+        <w:rPr>
+          <w:lang w:val="gu_IN" w:bidi="gu_IN"/>
+        </w:rPr>
+        <w:t>પ્રકટીકરણ 14:11–12</w:t>
+      </w:r>
     </w:p>
     <w:p>
       <w:pPr>
@@ -11457,114 +10570,84 @@
           <w:lang w:val="gu_IN" w:bidi="gu_IN"/>
         </w:rPr>
       </w:r>
-      <w:hyperlink r:id="rId155">
-        <w:r>
-          <w:rPr>
-            <w:lang w:val="gu_IN" w:bidi="gu_IN"/>
-          </w:rPr>
-          <w:rPr>
-            <w:color w:val="0000EE"/>
-            <w:u w:val="single"/>
-          </w:rPr>
-          <w:t>પ્રેરિતોના કૃત્યો 19:38–41</w:t>
-        </w:r>
-      </w:hyperlink>
-    </w:p>
-    <w:p>
-      <w:pPr>
-        <w:pStyle w:val="ListBullet"/>
-        <w:spacing w:line="240" w:lineRule="auto"/>
-        <w:ind w:left="720"/>
-      </w:pPr>
-      <w:r>
-        <w:rPr>
-          <w:lang w:val="gu_IN" w:bidi="gu_IN"/>
-        </w:rPr>
-      </w:r>
-      <w:hyperlink r:id="rId156">
-        <w:r>
-          <w:rPr>
-            <w:lang w:val="gu_IN" w:bidi="gu_IN"/>
-          </w:rPr>
-          <w:rPr>
-            <w:color w:val="0000EE"/>
-            <w:u w:val="single"/>
-          </w:rPr>
-          <w:t>હોશિયા 4:4–5</w:t>
-        </w:r>
-      </w:hyperlink>
-    </w:p>
-    <w:p>
-      <w:pPr>
-        <w:pStyle w:val="ListBullet"/>
-        <w:spacing w:line="240" w:lineRule="auto"/>
-        <w:ind w:left="720"/>
-      </w:pPr>
-      <w:r>
-        <w:rPr>
-          <w:lang w:val="gu_IN" w:bidi="gu_IN"/>
-        </w:rPr>
-      </w:r>
-      <w:hyperlink r:id="rId157">
-        <w:r>
-          <w:rPr>
-            <w:lang w:val="gu_IN" w:bidi="gu_IN"/>
-          </w:rPr>
-          <w:rPr>
-            <w:color w:val="0000EE"/>
-            <w:u w:val="single"/>
-          </w:rPr>
-          <w:t>યર્મિયાહ 2:9–11</w:t>
-        </w:r>
-      </w:hyperlink>
-    </w:p>
-    <w:p>
-      <w:pPr>
-        <w:pStyle w:val="ListBullet"/>
-        <w:spacing w:line="240" w:lineRule="auto"/>
-        <w:ind w:left="720"/>
-      </w:pPr>
-      <w:r>
-        <w:rPr>
-          <w:lang w:val="gu_IN" w:bidi="gu_IN"/>
-        </w:rPr>
-      </w:r>
-      <w:hyperlink r:id="rId158">
-        <w:r>
-          <w:rPr>
-            <w:lang w:val="gu_IN" w:bidi="gu_IN"/>
-          </w:rPr>
-          <w:rPr>
-            <w:color w:val="0000EE"/>
-            <w:u w:val="single"/>
-          </w:rPr>
-          <w:t>લૂક 6:6–8</w:t>
-        </w:r>
-      </w:hyperlink>
-    </w:p>
-    <w:p>
-      <w:pPr>
-        <w:pStyle w:val="ListBullet"/>
-        <w:spacing w:line="240" w:lineRule="auto"/>
-        <w:ind w:left="720"/>
-      </w:pPr>
-      <w:r>
-        <w:rPr>
-          <w:lang w:val="gu_IN" w:bidi="gu_IN"/>
-        </w:rPr>
-      </w:r>
-      <w:hyperlink r:id="rId159">
-        <w:r>
-          <w:rPr>
-            <w:lang w:val="gu_IN" w:bidi="gu_IN"/>
-          </w:rPr>
-          <w:rPr>
-            <w:color w:val="0000EE"/>
-            <w:u w:val="single"/>
-          </w:rPr>
-          <w:t>રોમન 8:33–34</w:t>
-        </w:r>
-      </w:hyperlink>
+      <w:r>
+        <w:rPr>
+          <w:lang w:val="gu_IN" w:bidi="gu_IN"/>
+        </w:rPr>
+        <w:t>પ્રેરિતોના કૃત્યો 19:38–41</w:t>
+      </w:r>
+    </w:p>
+    <w:p>
+      <w:pPr>
+        <w:pStyle w:val="ListBullet"/>
+        <w:spacing w:line="240" w:lineRule="auto"/>
+        <w:ind w:left="720"/>
+      </w:pPr>
+      <w:r>
+        <w:rPr>
+          <w:lang w:val="gu_IN" w:bidi="gu_IN"/>
+        </w:rPr>
+      </w:r>
+      <w:r>
+        <w:rPr>
+          <w:lang w:val="gu_IN" w:bidi="gu_IN"/>
+        </w:rPr>
+        <w:t>હોશિયા 4:4–5</w:t>
+      </w:r>
+    </w:p>
+    <w:p>
+      <w:pPr>
+        <w:pStyle w:val="ListBullet"/>
+        <w:spacing w:line="240" w:lineRule="auto"/>
+        <w:ind w:left="720"/>
+      </w:pPr>
+      <w:r>
+        <w:rPr>
+          <w:lang w:val="gu_IN" w:bidi="gu_IN"/>
+        </w:rPr>
+      </w:r>
+      <w:r>
+        <w:rPr>
+          <w:lang w:val="gu_IN" w:bidi="gu_IN"/>
+        </w:rPr>
+        <w:t>યર્મિયાહ 2:9–11</w:t>
+      </w:r>
+    </w:p>
+    <w:p>
+      <w:pPr>
+        <w:pStyle w:val="ListBullet"/>
+        <w:spacing w:line="240" w:lineRule="auto"/>
+        <w:ind w:left="720"/>
+      </w:pPr>
+      <w:r>
+        <w:rPr>
+          <w:lang w:val="gu_IN" w:bidi="gu_IN"/>
+        </w:rPr>
+      </w:r>
+      <w:r>
+        <w:rPr>
+          <w:lang w:val="gu_IN" w:bidi="gu_IN"/>
+        </w:rPr>
+        <w:t>લૂક 6:6–8</w:t>
+      </w:r>
+    </w:p>
+    <w:p>
+      <w:pPr>
+        <w:pStyle w:val="ListBullet"/>
+        <w:spacing w:line="240" w:lineRule="auto"/>
+        <w:ind w:left="720"/>
+      </w:pPr>
+      <w:r>
+        <w:rPr>
+          <w:lang w:val="gu_IN" w:bidi="gu_IN"/>
+        </w:rPr>
+      </w:r>
+      <w:r>
+        <w:rPr>
+          <w:lang w:val="gu_IN" w:bidi="gu_IN"/>
+        </w:rPr>
+        <w:t>રોમન 8:33–34</w:t>
+      </w:r>
     </w:p>
     <w:p>
       <w:pPr>
@@ -11880,66 +10963,48 @@
           <w:lang w:val="gu_IN" w:bidi="gu_IN"/>
         </w:rPr>
       </w:r>
-      <w:hyperlink r:id="rId160">
-        <w:r>
-          <w:rPr>
-            <w:lang w:val="gu_IN" w:bidi="gu_IN"/>
-          </w:rPr>
-          <w:rPr>
-            <w:color w:val="0000EE"/>
-            <w:u w:val="single"/>
-          </w:rPr>
-          <w:t>એઝરા 7: 1–5</w:t>
-        </w:r>
-      </w:hyperlink>
-    </w:p>
-    <w:p>
-      <w:pPr>
-        <w:pStyle w:val="ListBullet"/>
-        <w:spacing w:line="240" w:lineRule="auto"/>
-        <w:ind w:left="720"/>
-      </w:pPr>
-      <w:r>
-        <w:rPr>
-          <w:lang w:val="gu_IN" w:bidi="gu_IN"/>
-        </w:rPr>
-      </w:r>
-      <w:hyperlink r:id="rId161">
-        <w:r>
-          <w:rPr>
-            <w:lang w:val="gu_IN" w:bidi="gu_IN"/>
-          </w:rPr>
-          <w:rPr>
-            <w:color w:val="0000EE"/>
-            <w:u w:val="single"/>
-          </w:rPr>
-          <w:t>નહેમ્યા 2:1–2</w:t>
-        </w:r>
-      </w:hyperlink>
-    </w:p>
-    <w:p>
-      <w:pPr>
-        <w:pStyle w:val="ListBullet"/>
-        <w:spacing w:line="240" w:lineRule="auto"/>
-        <w:ind w:left="720"/>
-      </w:pPr>
-      <w:r>
-        <w:rPr>
-          <w:lang w:val="gu_IN" w:bidi="gu_IN"/>
-        </w:rPr>
-      </w:r>
-      <w:hyperlink r:id="rId162">
-        <w:r>
-          <w:rPr>
-            <w:lang w:val="gu_IN" w:bidi="gu_IN"/>
-          </w:rPr>
-          <w:rPr>
-            <w:color w:val="0000EE"/>
-            <w:u w:val="single"/>
-          </w:rPr>
-          <w:t>નહેમ્યા 13:6–7</w:t>
-        </w:r>
-      </w:hyperlink>
+      <w:r>
+        <w:rPr>
+          <w:lang w:val="gu_IN" w:bidi="gu_IN"/>
+        </w:rPr>
+        <w:t>એઝરા 7: 1–5</w:t>
+      </w:r>
+    </w:p>
+    <w:p>
+      <w:pPr>
+        <w:pStyle w:val="ListBullet"/>
+        <w:spacing w:line="240" w:lineRule="auto"/>
+        <w:ind w:left="720"/>
+      </w:pPr>
+      <w:r>
+        <w:rPr>
+          <w:lang w:val="gu_IN" w:bidi="gu_IN"/>
+        </w:rPr>
+      </w:r>
+      <w:r>
+        <w:rPr>
+          <w:lang w:val="gu_IN" w:bidi="gu_IN"/>
+        </w:rPr>
+        <w:t>નહેમ્યા 2:1–2</w:t>
+      </w:r>
+    </w:p>
+    <w:p>
+      <w:pPr>
+        <w:pStyle w:val="ListBullet"/>
+        <w:spacing w:line="240" w:lineRule="auto"/>
+        <w:ind w:left="720"/>
+      </w:pPr>
+      <w:r>
+        <w:rPr>
+          <w:lang w:val="gu_IN" w:bidi="gu_IN"/>
+        </w:rPr>
+      </w:r>
+      <w:r>
+        <w:rPr>
+          <w:lang w:val="gu_IN" w:bidi="gu_IN"/>
+        </w:rPr>
+        <w:t>નહેમ્યા 13:6–7</w:t>
+      </w:r>
     </w:p>
     <w:p>
       <w:pPr>
@@ -12310,162 +11375,120 @@
           <w:lang w:val="gu_IN" w:bidi="gu_IN"/>
         </w:rPr>
       </w:r>
-      <w:hyperlink r:id="rId163">
-        <w:r>
-          <w:rPr>
-            <w:lang w:val="gu_IN" w:bidi="gu_IN"/>
-          </w:rPr>
-          <w:rPr>
-            <w:color w:val="0000EE"/>
-            <w:u w:val="single"/>
-          </w:rPr>
-          <w:t>1 કાળવૃતાંત 29:14–15</w:t>
-        </w:r>
-      </w:hyperlink>
-    </w:p>
-    <w:p>
-      <w:pPr>
-        <w:pStyle w:val="ListBullet"/>
-        <w:spacing w:line="240" w:lineRule="auto"/>
-        <w:ind w:left="720"/>
-      </w:pPr>
-      <w:r>
-        <w:rPr>
-          <w:lang w:val="gu_IN" w:bidi="gu_IN"/>
-        </w:rPr>
-      </w:r>
-      <w:hyperlink r:id="rId164">
-        <w:r>
-          <w:rPr>
-            <w:lang w:val="gu_IN" w:bidi="gu_IN"/>
-          </w:rPr>
-          <w:rPr>
-            <w:color w:val="0000EE"/>
-            <w:u w:val="single"/>
-          </w:rPr>
-          <w:t>1 થેસ્સલોનિકી 2:17–20</w:t>
-        </w:r>
-      </w:hyperlink>
-    </w:p>
-    <w:p>
-      <w:pPr>
-        <w:pStyle w:val="ListBullet"/>
-        <w:spacing w:line="240" w:lineRule="auto"/>
-        <w:ind w:left="720"/>
-      </w:pPr>
-      <w:r>
-        <w:rPr>
-          <w:lang w:val="gu_IN" w:bidi="gu_IN"/>
-        </w:rPr>
-      </w:r>
-      <w:hyperlink r:id="rId165">
-        <w:r>
-          <w:rPr>
-            <w:lang w:val="gu_IN" w:bidi="gu_IN"/>
-          </w:rPr>
-          <w:rPr>
-            <w:color w:val="0000EE"/>
-            <w:u w:val="single"/>
-          </w:rPr>
-          <w:t>પ્રેરિતો 24:14–16</w:t>
-        </w:r>
-      </w:hyperlink>
-    </w:p>
-    <w:p>
-      <w:pPr>
-        <w:pStyle w:val="ListBullet"/>
-        <w:spacing w:line="240" w:lineRule="auto"/>
-        <w:ind w:left="720"/>
-      </w:pPr>
-      <w:r>
-        <w:rPr>
-          <w:lang w:val="gu_IN" w:bidi="gu_IN"/>
-        </w:rPr>
-      </w:r>
-      <w:hyperlink r:id="rId166">
-        <w:r>
-          <w:rPr>
-            <w:lang w:val="gu_IN" w:bidi="gu_IN"/>
-          </w:rPr>
-          <w:rPr>
-            <w:color w:val="0000EE"/>
-            <w:u w:val="single"/>
-          </w:rPr>
-          <w:t>પ્રેરિતો 26:6–8</w:t>
-        </w:r>
-      </w:hyperlink>
-    </w:p>
-    <w:p>
-      <w:pPr>
-        <w:pStyle w:val="ListBullet"/>
-        <w:spacing w:line="240" w:lineRule="auto"/>
-        <w:ind w:left="720"/>
-      </w:pPr>
-      <w:r>
-        <w:rPr>
-          <w:lang w:val="gu_IN" w:bidi="gu_IN"/>
-        </w:rPr>
-      </w:r>
-      <w:hyperlink r:id="rId167">
-        <w:r>
-          <w:rPr>
-            <w:lang w:val="gu_IN" w:bidi="gu_IN"/>
-          </w:rPr>
-          <w:rPr>
-            <w:color w:val="0000EE"/>
-            <w:u w:val="single"/>
-          </w:rPr>
-          <w:t>પ્રેરિતો 27:19–20</w:t>
-        </w:r>
-      </w:hyperlink>
-    </w:p>
-    <w:p>
-      <w:pPr>
-        <w:pStyle w:val="ListBullet"/>
-        <w:spacing w:line="240" w:lineRule="auto"/>
-        <w:ind w:left="720"/>
-      </w:pPr>
-      <w:r>
-        <w:rPr>
-          <w:lang w:val="gu_IN" w:bidi="gu_IN"/>
-        </w:rPr>
-      </w:r>
-      <w:hyperlink r:id="rId168">
-        <w:r>
-          <w:rPr>
-            <w:lang w:val="gu_IN" w:bidi="gu_IN"/>
-          </w:rPr>
-          <w:rPr>
-            <w:color w:val="0000EE"/>
-            <w:u w:val="single"/>
-          </w:rPr>
-          <w:t>કલોસ્સી 1:4–6</w:t>
-        </w:r>
-      </w:hyperlink>
-    </w:p>
-    <w:p>
-      <w:pPr>
-        <w:pStyle w:val="ListBullet"/>
-        <w:spacing w:line="240" w:lineRule="auto"/>
-        <w:ind w:left="720"/>
-      </w:pPr>
-      <w:r>
-        <w:rPr>
-          <w:lang w:val="gu_IN" w:bidi="gu_IN"/>
-        </w:rPr>
-      </w:r>
-      <w:hyperlink r:id="rId169">
-        <w:r>
-          <w:rPr>
-            <w:lang w:val="gu_IN" w:bidi="gu_IN"/>
-          </w:rPr>
-          <w:rPr>
-            <w:color w:val="0000EE"/>
-            <w:u w:val="single"/>
-          </w:rPr>
-          <w:t>અયૂબ 11:20</w:t>
-        </w:r>
-      </w:hyperlink>
+      <w:r>
+        <w:rPr>
+          <w:lang w:val="gu_IN" w:bidi="gu_IN"/>
+        </w:rPr>
+        <w:t>1 કાળવૃતાંત 29:14–15</w:t>
+      </w:r>
+    </w:p>
+    <w:p>
+      <w:pPr>
+        <w:pStyle w:val="ListBullet"/>
+        <w:spacing w:line="240" w:lineRule="auto"/>
+        <w:ind w:left="720"/>
+      </w:pPr>
+      <w:r>
+        <w:rPr>
+          <w:lang w:val="gu_IN" w:bidi="gu_IN"/>
+        </w:rPr>
+      </w:r>
+      <w:r>
+        <w:rPr>
+          <w:lang w:val="gu_IN" w:bidi="gu_IN"/>
+        </w:rPr>
+        <w:t>1 થેસ્સલોનિકી 2:17–20</w:t>
+      </w:r>
+    </w:p>
+    <w:p>
+      <w:pPr>
+        <w:pStyle w:val="ListBullet"/>
+        <w:spacing w:line="240" w:lineRule="auto"/>
+        <w:ind w:left="720"/>
+      </w:pPr>
+      <w:r>
+        <w:rPr>
+          <w:lang w:val="gu_IN" w:bidi="gu_IN"/>
+        </w:rPr>
+      </w:r>
+      <w:r>
+        <w:rPr>
+          <w:lang w:val="gu_IN" w:bidi="gu_IN"/>
+        </w:rPr>
+        <w:t>પ્રેરિતો 24:14–16</w:t>
+      </w:r>
+    </w:p>
+    <w:p>
+      <w:pPr>
+        <w:pStyle w:val="ListBullet"/>
+        <w:spacing w:line="240" w:lineRule="auto"/>
+        <w:ind w:left="720"/>
+      </w:pPr>
+      <w:r>
+        <w:rPr>
+          <w:lang w:val="gu_IN" w:bidi="gu_IN"/>
+        </w:rPr>
+      </w:r>
+      <w:r>
+        <w:rPr>
+          <w:lang w:val="gu_IN" w:bidi="gu_IN"/>
+        </w:rPr>
+        <w:t>પ્રેરિતો 26:6–8</w:t>
+      </w:r>
+    </w:p>
+    <w:p>
+      <w:pPr>
+        <w:pStyle w:val="ListBullet"/>
+        <w:spacing w:line="240" w:lineRule="auto"/>
+        <w:ind w:left="720"/>
+      </w:pPr>
+      <w:r>
+        <w:rPr>
+          <w:lang w:val="gu_IN" w:bidi="gu_IN"/>
+        </w:rPr>
+      </w:r>
+      <w:r>
+        <w:rPr>
+          <w:lang w:val="gu_IN" w:bidi="gu_IN"/>
+        </w:rPr>
+        <w:t>પ્રેરિતો 27:19–20</w:t>
+      </w:r>
+    </w:p>
+    <w:p>
+      <w:pPr>
+        <w:pStyle w:val="ListBullet"/>
+        <w:spacing w:line="240" w:lineRule="auto"/>
+        <w:ind w:left="720"/>
+      </w:pPr>
+      <w:r>
+        <w:rPr>
+          <w:lang w:val="gu_IN" w:bidi="gu_IN"/>
+        </w:rPr>
+      </w:r>
+      <w:r>
+        <w:rPr>
+          <w:lang w:val="gu_IN" w:bidi="gu_IN"/>
+        </w:rPr>
+        <w:t>કલોસ્સી 1:4–6</w:t>
+      </w:r>
+    </w:p>
+    <w:p>
+      <w:pPr>
+        <w:pStyle w:val="ListBullet"/>
+        <w:spacing w:line="240" w:lineRule="auto"/>
+        <w:ind w:left="720"/>
+      </w:pPr>
+      <w:r>
+        <w:rPr>
+          <w:lang w:val="gu_IN" w:bidi="gu_IN"/>
+        </w:rPr>
+      </w:r>
+      <w:r>
+        <w:rPr>
+          <w:lang w:val="gu_IN" w:bidi="gu_IN"/>
+        </w:rPr>
+        <w:t>અયૂબ 11:20</w:t>
+      </w:r>
     </w:p>
     <w:p>
       <w:pPr>
@@ -12727,186 +11750,138 @@
           <w:lang w:val="gu_IN" w:bidi="gu_IN"/>
         </w:rPr>
       </w:r>
-      <w:hyperlink r:id="rId170">
-        <w:r>
-          <w:rPr>
-            <w:lang w:val="gu_IN" w:bidi="gu_IN"/>
-          </w:rPr>
-          <w:rPr>
-            <w:color w:val="0000EE"/>
-            <w:u w:val="single"/>
-          </w:rPr>
-          <w:t>1 કોરંથી 16:19–20</w:t>
-        </w:r>
-      </w:hyperlink>
-    </w:p>
-    <w:p>
-      <w:pPr>
-        <w:pStyle w:val="ListBullet"/>
-        <w:spacing w:line="240" w:lineRule="auto"/>
-        <w:ind w:left="720"/>
-      </w:pPr>
-      <w:r>
-        <w:rPr>
-          <w:lang w:val="gu_IN" w:bidi="gu_IN"/>
-        </w:rPr>
-      </w:r>
-      <w:hyperlink r:id="rId171">
-        <w:r>
-          <w:rPr>
-            <w:lang w:val="gu_IN" w:bidi="gu_IN"/>
-          </w:rPr>
-          <w:rPr>
-            <w:color w:val="0000EE"/>
-            <w:u w:val="single"/>
-          </w:rPr>
-          <w:t>1 પિતર 1:1–2</w:t>
-        </w:r>
-      </w:hyperlink>
-    </w:p>
-    <w:p>
-      <w:pPr>
-        <w:pStyle w:val="ListBullet"/>
-        <w:spacing w:line="240" w:lineRule="auto"/>
-        <w:ind w:left="720"/>
-      </w:pPr>
-      <w:r>
-        <w:rPr>
-          <w:lang w:val="gu_IN" w:bidi="gu_IN"/>
-        </w:rPr>
-      </w:r>
-      <w:hyperlink r:id="rId172">
-        <w:r>
-          <w:rPr>
-            <w:lang w:val="gu_IN" w:bidi="gu_IN"/>
-          </w:rPr>
-          <w:rPr>
-            <w:color w:val="0000EE"/>
-            <w:u w:val="single"/>
-          </w:rPr>
-          <w:t>2 તિમોથી 1:15–18</w:t>
-        </w:r>
-      </w:hyperlink>
-    </w:p>
-    <w:p>
-      <w:pPr>
-        <w:pStyle w:val="ListBullet"/>
-        <w:spacing w:line="240" w:lineRule="auto"/>
-        <w:ind w:left="720"/>
-      </w:pPr>
-      <w:r>
-        <w:rPr>
-          <w:lang w:val="gu_IN" w:bidi="gu_IN"/>
-        </w:rPr>
-      </w:r>
-      <w:hyperlink r:id="rId173">
-        <w:r>
-          <w:rPr>
-            <w:lang w:val="gu_IN" w:bidi="gu_IN"/>
-          </w:rPr>
-          <w:rPr>
-            <w:color w:val="0000EE"/>
-            <w:u w:val="single"/>
-          </w:rPr>
-          <w:t>પ્રેરિતો 6:8–9</w:t>
-        </w:r>
-      </w:hyperlink>
-    </w:p>
-    <w:p>
-      <w:pPr>
-        <w:pStyle w:val="ListBullet"/>
-        <w:spacing w:line="240" w:lineRule="auto"/>
-        <w:ind w:left="720"/>
-      </w:pPr>
-      <w:r>
-        <w:rPr>
-          <w:lang w:val="gu_IN" w:bidi="gu_IN"/>
-        </w:rPr>
-      </w:r>
-      <w:hyperlink r:id="rId174">
-        <w:r>
-          <w:rPr>
-            <w:lang w:val="gu_IN" w:bidi="gu_IN"/>
-          </w:rPr>
-          <w:rPr>
-            <w:color w:val="0000EE"/>
-            <w:u w:val="single"/>
-          </w:rPr>
-          <w:t>પ્રેરિતો 16:6–8</w:t>
-        </w:r>
-      </w:hyperlink>
-    </w:p>
-    <w:p>
-      <w:pPr>
-        <w:pStyle w:val="ListBullet"/>
-        <w:spacing w:line="240" w:lineRule="auto"/>
-        <w:ind w:left="720"/>
-      </w:pPr>
-      <w:r>
-        <w:rPr>
-          <w:lang w:val="gu_IN" w:bidi="gu_IN"/>
-        </w:rPr>
-      </w:r>
-      <w:hyperlink r:id="rId175">
-        <w:r>
-          <w:rPr>
-            <w:lang w:val="gu_IN" w:bidi="gu_IN"/>
-          </w:rPr>
-          <w:rPr>
-            <w:color w:val="0000EE"/>
-            <w:u w:val="single"/>
-          </w:rPr>
-          <w:t>પ્રેરિતો 27:1–2</w:t>
-        </w:r>
-      </w:hyperlink>
-    </w:p>
-    <w:p>
-      <w:pPr>
-        <w:pStyle w:val="ListBullet"/>
-        <w:spacing w:line="240" w:lineRule="auto"/>
-        <w:ind w:left="720"/>
-      </w:pPr>
-      <w:r>
-        <w:rPr>
-          <w:lang w:val="gu_IN" w:bidi="gu_IN"/>
-        </w:rPr>
-      </w:r>
-      <w:hyperlink r:id="rId176">
-        <w:r>
-          <w:rPr>
-            <w:lang w:val="gu_IN" w:bidi="gu_IN"/>
-          </w:rPr>
-          <w:rPr>
-            <w:color w:val="0000EE"/>
-            <w:u w:val="single"/>
-          </w:rPr>
-          <w:t>પ્રકટીકરણ 1:4–6</w:t>
-        </w:r>
-      </w:hyperlink>
-    </w:p>
-    <w:p>
-      <w:pPr>
-        <w:pStyle w:val="ListBullet"/>
-        <w:spacing w:line="240" w:lineRule="auto"/>
-        <w:ind w:left="720"/>
-      </w:pPr>
-      <w:r>
-        <w:rPr>
-          <w:lang w:val="gu_IN" w:bidi="gu_IN"/>
-        </w:rPr>
-      </w:r>
-      <w:hyperlink r:id="rId177">
-        <w:r>
-          <w:rPr>
-            <w:lang w:val="gu_IN" w:bidi="gu_IN"/>
-          </w:rPr>
-          <w:rPr>
-            <w:color w:val="0000EE"/>
-            <w:u w:val="single"/>
-          </w:rPr>
-          <w:t>રોમન 16:3–5</w:t>
-        </w:r>
-      </w:hyperlink>
+      <w:r>
+        <w:rPr>
+          <w:lang w:val="gu_IN" w:bidi="gu_IN"/>
+        </w:rPr>
+        <w:t>1 કોરંથી 16:19–20</w:t>
+      </w:r>
+    </w:p>
+    <w:p>
+      <w:pPr>
+        <w:pStyle w:val="ListBullet"/>
+        <w:spacing w:line="240" w:lineRule="auto"/>
+        <w:ind w:left="720"/>
+      </w:pPr>
+      <w:r>
+        <w:rPr>
+          <w:lang w:val="gu_IN" w:bidi="gu_IN"/>
+        </w:rPr>
+      </w:r>
+      <w:r>
+        <w:rPr>
+          <w:lang w:val="gu_IN" w:bidi="gu_IN"/>
+        </w:rPr>
+        <w:t>1 પિતર 1:1–2</w:t>
+      </w:r>
+    </w:p>
+    <w:p>
+      <w:pPr>
+        <w:pStyle w:val="ListBullet"/>
+        <w:spacing w:line="240" w:lineRule="auto"/>
+        <w:ind w:left="720"/>
+      </w:pPr>
+      <w:r>
+        <w:rPr>
+          <w:lang w:val="gu_IN" w:bidi="gu_IN"/>
+        </w:rPr>
+      </w:r>
+      <w:r>
+        <w:rPr>
+          <w:lang w:val="gu_IN" w:bidi="gu_IN"/>
+        </w:rPr>
+        <w:t>2 તિમોથી 1:15–18</w:t>
+      </w:r>
+    </w:p>
+    <w:p>
+      <w:pPr>
+        <w:pStyle w:val="ListBullet"/>
+        <w:spacing w:line="240" w:lineRule="auto"/>
+        <w:ind w:left="720"/>
+      </w:pPr>
+      <w:r>
+        <w:rPr>
+          <w:lang w:val="gu_IN" w:bidi="gu_IN"/>
+        </w:rPr>
+      </w:r>
+      <w:r>
+        <w:rPr>
+          <w:lang w:val="gu_IN" w:bidi="gu_IN"/>
+        </w:rPr>
+        <w:t>પ્રેરિતો 6:8–9</w:t>
+      </w:r>
+    </w:p>
+    <w:p>
+      <w:pPr>
+        <w:pStyle w:val="ListBullet"/>
+        <w:spacing w:line="240" w:lineRule="auto"/>
+        <w:ind w:left="720"/>
+      </w:pPr>
+      <w:r>
+        <w:rPr>
+          <w:lang w:val="gu_IN" w:bidi="gu_IN"/>
+        </w:rPr>
+      </w:r>
+      <w:r>
+        <w:rPr>
+          <w:lang w:val="gu_IN" w:bidi="gu_IN"/>
+        </w:rPr>
+        <w:t>પ્રેરિતો 16:6–8</w:t>
+      </w:r>
+    </w:p>
+    <w:p>
+      <w:pPr>
+        <w:pStyle w:val="ListBullet"/>
+        <w:spacing w:line="240" w:lineRule="auto"/>
+        <w:ind w:left="720"/>
+      </w:pPr>
+      <w:r>
+        <w:rPr>
+          <w:lang w:val="gu_IN" w:bidi="gu_IN"/>
+        </w:rPr>
+      </w:r>
+      <w:r>
+        <w:rPr>
+          <w:lang w:val="gu_IN" w:bidi="gu_IN"/>
+        </w:rPr>
+        <w:t>પ્રેરિતો 27:1–2</w:t>
+      </w:r>
+    </w:p>
+    <w:p>
+      <w:pPr>
+        <w:pStyle w:val="ListBullet"/>
+        <w:spacing w:line="240" w:lineRule="auto"/>
+        <w:ind w:left="720"/>
+      </w:pPr>
+      <w:r>
+        <w:rPr>
+          <w:lang w:val="gu_IN" w:bidi="gu_IN"/>
+        </w:rPr>
+      </w:r>
+      <w:r>
+        <w:rPr>
+          <w:lang w:val="gu_IN" w:bidi="gu_IN"/>
+        </w:rPr>
+        <w:t>પ્રકટીકરણ 1:4–6</w:t>
+      </w:r>
+    </w:p>
+    <w:p>
+      <w:pPr>
+        <w:pStyle w:val="ListBullet"/>
+        <w:spacing w:line="240" w:lineRule="auto"/>
+        <w:ind w:left="720"/>
+      </w:pPr>
+      <w:r>
+        <w:rPr>
+          <w:lang w:val="gu_IN" w:bidi="gu_IN"/>
+        </w:rPr>
+      </w:r>
+      <w:r>
+        <w:rPr>
+          <w:lang w:val="gu_IN" w:bidi="gu_IN"/>
+        </w:rPr>
+        <w:t>રોમન 16:3–5</w:t>
+      </w:r>
     </w:p>
     <w:p>
       <w:pPr>
@@ -13235,234 +12210,174 @@
           <w:lang w:val="gu_IN" w:bidi="gu_IN"/>
         </w:rPr>
       </w:r>
-      <w:hyperlink r:id="rId178">
-        <w:r>
-          <w:rPr>
-            <w:lang w:val="gu_IN" w:bidi="gu_IN"/>
-          </w:rPr>
-          <w:rPr>
-            <w:color w:val="0000EE"/>
-            <w:u w:val="single"/>
-          </w:rPr>
-          <w:t>1 કરંથી 10:14–17</w:t>
-        </w:r>
-      </w:hyperlink>
-    </w:p>
-    <w:p>
-      <w:pPr>
-        <w:pStyle w:val="ListBullet"/>
-        <w:spacing w:line="240" w:lineRule="auto"/>
-        <w:ind w:left="720"/>
-      </w:pPr>
-      <w:r>
-        <w:rPr>
-          <w:lang w:val="gu_IN" w:bidi="gu_IN"/>
-        </w:rPr>
-      </w:r>
-      <w:hyperlink r:id="rId179">
-        <w:r>
-          <w:rPr>
-            <w:lang w:val="gu_IN" w:bidi="gu_IN"/>
-          </w:rPr>
-          <w:rPr>
-            <w:color w:val="0000EE"/>
-            <w:u w:val="single"/>
-          </w:rPr>
-          <w:t>પ્રેરિતો 13:32–34</w:t>
-        </w:r>
-      </w:hyperlink>
-    </w:p>
-    <w:p>
-      <w:pPr>
-        <w:pStyle w:val="ListBullet"/>
-        <w:spacing w:line="240" w:lineRule="auto"/>
-        <w:ind w:left="720"/>
-      </w:pPr>
-      <w:r>
-        <w:rPr>
-          <w:lang w:val="gu_IN" w:bidi="gu_IN"/>
-        </w:rPr>
-      </w:r>
-      <w:hyperlink r:id="rId180">
-        <w:r>
-          <w:rPr>
-            <w:lang w:val="gu_IN" w:bidi="gu_IN"/>
-          </w:rPr>
-          <w:rPr>
-            <w:color w:val="0000EE"/>
-            <w:u w:val="single"/>
-          </w:rPr>
-          <w:t>એફેસી 1:3–4</w:t>
-        </w:r>
-      </w:hyperlink>
-    </w:p>
-    <w:p>
-      <w:pPr>
-        <w:pStyle w:val="ListBullet"/>
-        <w:spacing w:line="240" w:lineRule="auto"/>
-        <w:ind w:left="720"/>
-      </w:pPr>
-      <w:r>
-        <w:rPr>
-          <w:lang w:val="gu_IN" w:bidi="gu_IN"/>
-        </w:rPr>
-      </w:r>
-      <w:hyperlink r:id="rId181">
-        <w:r>
-          <w:rPr>
-            <w:lang w:val="gu_IN" w:bidi="gu_IN"/>
-          </w:rPr>
-          <w:rPr>
-            <w:color w:val="0000EE"/>
-            <w:u w:val="single"/>
-          </w:rPr>
-          <w:t>ઉત્પત્તિ 14:19–20</w:t>
-        </w:r>
-      </w:hyperlink>
-    </w:p>
-    <w:p>
-      <w:pPr>
-        <w:pStyle w:val="ListBullet"/>
-        <w:spacing w:line="240" w:lineRule="auto"/>
-        <w:ind w:left="720"/>
-      </w:pPr>
-      <w:r>
-        <w:rPr>
-          <w:lang w:val="gu_IN" w:bidi="gu_IN"/>
-        </w:rPr>
-      </w:r>
-      <w:hyperlink r:id="rId182">
-        <w:r>
-          <w:rPr>
-            <w:lang w:val="gu_IN" w:bidi="gu_IN"/>
-          </w:rPr>
-          <w:rPr>
-            <w:color w:val="0000EE"/>
-            <w:u w:val="single"/>
-          </w:rPr>
-          <w:t>યશાયા 44:3–4</w:t>
-        </w:r>
-      </w:hyperlink>
-    </w:p>
-    <w:p>
-      <w:pPr>
-        <w:pStyle w:val="ListBullet"/>
-        <w:spacing w:line="240" w:lineRule="auto"/>
-        <w:ind w:left="720"/>
-      </w:pPr>
-      <w:r>
-        <w:rPr>
-          <w:lang w:val="gu_IN" w:bidi="gu_IN"/>
-        </w:rPr>
-      </w:r>
-      <w:hyperlink r:id="rId20">
-        <w:r>
-          <w:rPr>
-            <w:lang w:val="gu_IN" w:bidi="gu_IN"/>
-          </w:rPr>
-          <w:rPr>
-            <w:color w:val="0000EE"/>
-            <w:u w:val="single"/>
-          </w:rPr>
-          <w:t>યાકૂબ 1:22–25</w:t>
-        </w:r>
-      </w:hyperlink>
-    </w:p>
-    <w:p>
-      <w:pPr>
-        <w:pStyle w:val="ListBullet"/>
-        <w:spacing w:line="240" w:lineRule="auto"/>
-        <w:ind w:left="720"/>
-      </w:pPr>
-      <w:r>
-        <w:rPr>
-          <w:lang w:val="gu_IN" w:bidi="gu_IN"/>
-        </w:rPr>
-      </w:r>
-      <w:hyperlink r:id="rId183">
-        <w:r>
-          <w:rPr>
-            <w:lang w:val="gu_IN" w:bidi="gu_IN"/>
-          </w:rPr>
-          <w:rPr>
-            <w:color w:val="0000EE"/>
-            <w:u w:val="single"/>
-          </w:rPr>
-          <w:t>લૂક 6:20–21</w:t>
-        </w:r>
-      </w:hyperlink>
-    </w:p>
-    <w:p>
-      <w:pPr>
-        <w:pStyle w:val="ListBullet"/>
-        <w:spacing w:line="240" w:lineRule="auto"/>
-        <w:ind w:left="720"/>
-      </w:pPr>
-      <w:r>
-        <w:rPr>
-          <w:lang w:val="gu_IN" w:bidi="gu_IN"/>
-        </w:rPr>
-      </w:r>
-      <w:hyperlink r:id="rId184">
-        <w:r>
-          <w:rPr>
-            <w:lang w:val="gu_IN" w:bidi="gu_IN"/>
-          </w:rPr>
-          <w:rPr>
-            <w:color w:val="0000EE"/>
-            <w:u w:val="single"/>
-          </w:rPr>
-          <w:t>માથ્થી 26:26</w:t>
-        </w:r>
-      </w:hyperlink>
-    </w:p>
-    <w:p>
-      <w:pPr>
-        <w:pStyle w:val="ListBullet"/>
-        <w:spacing w:line="240" w:lineRule="auto"/>
-        <w:ind w:left="720"/>
-      </w:pPr>
-      <w:r>
-        <w:rPr>
-          <w:lang w:val="gu_IN" w:bidi="gu_IN"/>
-        </w:rPr>
-      </w:r>
-      <w:hyperlink r:id="rId185">
-        <w:r>
-          <w:rPr>
-            <w:lang w:val="gu_IN" w:bidi="gu_IN"/>
-          </w:rPr>
-          <w:rPr>
-            <w:color w:val="0000EE"/>
-            <w:u w:val="single"/>
-          </w:rPr>
-          <w:t>નહેમ્યા 9:5–6</w:t>
-        </w:r>
-      </w:hyperlink>
-    </w:p>
-    <w:p>
-      <w:pPr>
-        <w:pStyle w:val="ListBullet"/>
-        <w:spacing w:line="240" w:lineRule="auto"/>
-        <w:ind w:left="720"/>
-      </w:pPr>
-      <w:r>
-        <w:rPr>
-          <w:lang w:val="gu_IN" w:bidi="gu_IN"/>
-        </w:rPr>
-      </w:r>
-      <w:hyperlink r:id="rId186">
-        <w:r>
-          <w:rPr>
-            <w:lang w:val="gu_IN" w:bidi="gu_IN"/>
-          </w:rPr>
-          <w:rPr>
-            <w:color w:val="0000EE"/>
-            <w:u w:val="single"/>
-          </w:rPr>
-          <w:t>રોમન 4:9–10</w:t>
-        </w:r>
-      </w:hyperlink>
+      <w:r>
+        <w:rPr>
+          <w:lang w:val="gu_IN" w:bidi="gu_IN"/>
+        </w:rPr>
+        <w:t>1 કરંથી 10:14–17</w:t>
+      </w:r>
+    </w:p>
+    <w:p>
+      <w:pPr>
+        <w:pStyle w:val="ListBullet"/>
+        <w:spacing w:line="240" w:lineRule="auto"/>
+        <w:ind w:left="720"/>
+      </w:pPr>
+      <w:r>
+        <w:rPr>
+          <w:lang w:val="gu_IN" w:bidi="gu_IN"/>
+        </w:rPr>
+      </w:r>
+      <w:r>
+        <w:rPr>
+          <w:lang w:val="gu_IN" w:bidi="gu_IN"/>
+        </w:rPr>
+        <w:t>પ્રેરિતો 13:32–34</w:t>
+      </w:r>
+    </w:p>
+    <w:p>
+      <w:pPr>
+        <w:pStyle w:val="ListBullet"/>
+        <w:spacing w:line="240" w:lineRule="auto"/>
+        <w:ind w:left="720"/>
+      </w:pPr>
+      <w:r>
+        <w:rPr>
+          <w:lang w:val="gu_IN" w:bidi="gu_IN"/>
+        </w:rPr>
+      </w:r>
+      <w:r>
+        <w:rPr>
+          <w:lang w:val="gu_IN" w:bidi="gu_IN"/>
+        </w:rPr>
+        <w:t>એફેસી 1:3–4</w:t>
+      </w:r>
+    </w:p>
+    <w:p>
+      <w:pPr>
+        <w:pStyle w:val="ListBullet"/>
+        <w:spacing w:line="240" w:lineRule="auto"/>
+        <w:ind w:left="720"/>
+      </w:pPr>
+      <w:r>
+        <w:rPr>
+          <w:lang w:val="gu_IN" w:bidi="gu_IN"/>
+        </w:rPr>
+      </w:r>
+      <w:r>
+        <w:rPr>
+          <w:lang w:val="gu_IN" w:bidi="gu_IN"/>
+        </w:rPr>
+        <w:t>ઉત્પત્તિ 14:19–20</w:t>
+      </w:r>
+    </w:p>
+    <w:p>
+      <w:pPr>
+        <w:pStyle w:val="ListBullet"/>
+        <w:spacing w:line="240" w:lineRule="auto"/>
+        <w:ind w:left="720"/>
+      </w:pPr>
+      <w:r>
+        <w:rPr>
+          <w:lang w:val="gu_IN" w:bidi="gu_IN"/>
+        </w:rPr>
+      </w:r>
+      <w:r>
+        <w:rPr>
+          <w:lang w:val="gu_IN" w:bidi="gu_IN"/>
+        </w:rPr>
+        <w:t>યશાયા 44:3–4</w:t>
+      </w:r>
+    </w:p>
+    <w:p>
+      <w:pPr>
+        <w:pStyle w:val="ListBullet"/>
+        <w:spacing w:line="240" w:lineRule="auto"/>
+        <w:ind w:left="720"/>
+      </w:pPr>
+      <w:r>
+        <w:rPr>
+          <w:lang w:val="gu_IN" w:bidi="gu_IN"/>
+        </w:rPr>
+      </w:r>
+      <w:r>
+        <w:rPr>
+          <w:lang w:val="gu_IN" w:bidi="gu_IN"/>
+        </w:rPr>
+        <w:t>યાકૂબ 1:22–25</w:t>
+      </w:r>
+    </w:p>
+    <w:p>
+      <w:pPr>
+        <w:pStyle w:val="ListBullet"/>
+        <w:spacing w:line="240" w:lineRule="auto"/>
+        <w:ind w:left="720"/>
+      </w:pPr>
+      <w:r>
+        <w:rPr>
+          <w:lang w:val="gu_IN" w:bidi="gu_IN"/>
+        </w:rPr>
+      </w:r>
+      <w:r>
+        <w:rPr>
+          <w:lang w:val="gu_IN" w:bidi="gu_IN"/>
+        </w:rPr>
+        <w:t>લૂક 6:20–21</w:t>
+      </w:r>
+    </w:p>
+    <w:p>
+      <w:pPr>
+        <w:pStyle w:val="ListBullet"/>
+        <w:spacing w:line="240" w:lineRule="auto"/>
+        <w:ind w:left="720"/>
+      </w:pPr>
+      <w:r>
+        <w:rPr>
+          <w:lang w:val="gu_IN" w:bidi="gu_IN"/>
+        </w:rPr>
+      </w:r>
+      <w:r>
+        <w:rPr>
+          <w:lang w:val="gu_IN" w:bidi="gu_IN"/>
+        </w:rPr>
+        <w:t>માથ્થી 26:26</w:t>
+      </w:r>
+    </w:p>
+    <w:p>
+      <w:pPr>
+        <w:pStyle w:val="ListBullet"/>
+        <w:spacing w:line="240" w:lineRule="auto"/>
+        <w:ind w:left="720"/>
+      </w:pPr>
+      <w:r>
+        <w:rPr>
+          <w:lang w:val="gu_IN" w:bidi="gu_IN"/>
+        </w:rPr>
+      </w:r>
+      <w:r>
+        <w:rPr>
+          <w:lang w:val="gu_IN" w:bidi="gu_IN"/>
+        </w:rPr>
+        <w:t>નહેમ્યા 9:5–6</w:t>
+      </w:r>
+    </w:p>
+    <w:p>
+      <w:pPr>
+        <w:pStyle w:val="ListBullet"/>
+        <w:spacing w:line="240" w:lineRule="auto"/>
+        <w:ind w:left="720"/>
+      </w:pPr>
+      <w:r>
+        <w:rPr>
+          <w:lang w:val="gu_IN" w:bidi="gu_IN"/>
+        </w:rPr>
+      </w:r>
+      <w:r>
+        <w:rPr>
+          <w:lang w:val="gu_IN" w:bidi="gu_IN"/>
+        </w:rPr>
+        <w:t>રોમન 4:9–10</w:t>
+      </w:r>
     </w:p>
     <w:p>
       <w:pPr>
@@ -13988,90 +12903,66 @@
           <w:lang w:val="gu_IN" w:bidi="gu_IN"/>
         </w:rPr>
       </w:r>
-      <w:hyperlink r:id="rId187">
-        <w:r>
-          <w:rPr>
-            <w:lang w:val="gu_IN" w:bidi="gu_IN"/>
-          </w:rPr>
-          <w:rPr>
-            <w:color w:val="0000EE"/>
-            <w:u w:val="single"/>
-          </w:rPr>
-          <w:t>1 રાજા 4:15–17</w:t>
-        </w:r>
-      </w:hyperlink>
-    </w:p>
-    <w:p>
-      <w:pPr>
-        <w:pStyle w:val="ListBullet"/>
-        <w:spacing w:line="240" w:lineRule="auto"/>
-        <w:ind w:left="720"/>
-      </w:pPr>
-      <w:r>
-        <w:rPr>
-          <w:lang w:val="gu_IN" w:bidi="gu_IN"/>
-        </w:rPr>
-      </w:r>
-      <w:hyperlink r:id="rId188">
-        <w:r>
-          <w:rPr>
-            <w:lang w:val="gu_IN" w:bidi="gu_IN"/>
-          </w:rPr>
-          <w:rPr>
-            <w:color w:val="0000EE"/>
-            <w:u w:val="single"/>
-          </w:rPr>
-          <w:t>હઝકિએલ 48:1–3</w:t>
-        </w:r>
-      </w:hyperlink>
-    </w:p>
-    <w:p>
-      <w:pPr>
-        <w:pStyle w:val="ListBullet"/>
-        <w:spacing w:line="240" w:lineRule="auto"/>
-        <w:ind w:left="720"/>
-      </w:pPr>
-      <w:r>
-        <w:rPr>
-          <w:lang w:val="gu_IN" w:bidi="gu_IN"/>
-        </w:rPr>
-      </w:r>
-      <w:hyperlink r:id="rId189">
-        <w:r>
-          <w:rPr>
-            <w:lang w:val="gu_IN" w:bidi="gu_IN"/>
-          </w:rPr>
-          <w:rPr>
-            <w:color w:val="0000EE"/>
-            <w:u w:val="single"/>
-          </w:rPr>
-          <w:t>ઉત્પત્તિ 30:12–13</w:t>
-        </w:r>
-      </w:hyperlink>
-    </w:p>
-    <w:p>
-      <w:pPr>
-        <w:pStyle w:val="ListBullet"/>
-        <w:spacing w:line="240" w:lineRule="auto"/>
-        <w:ind w:left="720"/>
-      </w:pPr>
-      <w:r>
-        <w:rPr>
-          <w:lang w:val="gu_IN" w:bidi="gu_IN"/>
-        </w:rPr>
-      </w:r>
-      <w:hyperlink r:id="rId190">
-        <w:r>
-          <w:rPr>
-            <w:lang w:val="gu_IN" w:bidi="gu_IN"/>
-          </w:rPr>
-          <w:rPr>
-            <w:color w:val="0000EE"/>
-            <w:u w:val="single"/>
-          </w:rPr>
-          <w:t>લૂક 2:36–38</w:t>
-        </w:r>
-      </w:hyperlink>
+      <w:r>
+        <w:rPr>
+          <w:lang w:val="gu_IN" w:bidi="gu_IN"/>
+        </w:rPr>
+        <w:t>1 રાજા 4:15–17</w:t>
+      </w:r>
+    </w:p>
+    <w:p>
+      <w:pPr>
+        <w:pStyle w:val="ListBullet"/>
+        <w:spacing w:line="240" w:lineRule="auto"/>
+        <w:ind w:left="720"/>
+      </w:pPr>
+      <w:r>
+        <w:rPr>
+          <w:lang w:val="gu_IN" w:bidi="gu_IN"/>
+        </w:rPr>
+      </w:r>
+      <w:r>
+        <w:rPr>
+          <w:lang w:val="gu_IN" w:bidi="gu_IN"/>
+        </w:rPr>
+        <w:t>હઝકિએલ 48:1–3</w:t>
+      </w:r>
+    </w:p>
+    <w:p>
+      <w:pPr>
+        <w:pStyle w:val="ListBullet"/>
+        <w:spacing w:line="240" w:lineRule="auto"/>
+        <w:ind w:left="720"/>
+      </w:pPr>
+      <w:r>
+        <w:rPr>
+          <w:lang w:val="gu_IN" w:bidi="gu_IN"/>
+        </w:rPr>
+      </w:r>
+      <w:r>
+        <w:rPr>
+          <w:lang w:val="gu_IN" w:bidi="gu_IN"/>
+        </w:rPr>
+        <w:t>ઉત્પત્તિ 30:12–13</w:t>
+      </w:r>
+    </w:p>
+    <w:p>
+      <w:pPr>
+        <w:pStyle w:val="ListBullet"/>
+        <w:spacing w:line="240" w:lineRule="auto"/>
+        <w:ind w:left="720"/>
+      </w:pPr>
+      <w:r>
+        <w:rPr>
+          <w:lang w:val="gu_IN" w:bidi="gu_IN"/>
+        </w:rPr>
+      </w:r>
+      <w:r>
+        <w:rPr>
+          <w:lang w:val="gu_IN" w:bidi="gu_IN"/>
+        </w:rPr>
+        <w:t>લૂક 2:36–38</w:t>
+      </w:r>
     </w:p>
     <w:p>
       <w:pPr>
@@ -14346,114 +13237,84 @@
           <w:lang w:val="gu_IN" w:bidi="gu_IN"/>
         </w:rPr>
       </w:r>
-      <w:hyperlink r:id="rId191">
-        <w:r>
-          <w:rPr>
-            <w:lang w:val="gu_IN" w:bidi="gu_IN"/>
-          </w:rPr>
-          <w:rPr>
-            <w:color w:val="0000EE"/>
-            <w:u w:val="single"/>
-          </w:rPr>
-          <w:t>આમોસ 1:8</w:t>
-        </w:r>
-      </w:hyperlink>
-    </w:p>
-    <w:p>
-      <w:pPr>
-        <w:pStyle w:val="ListBullet"/>
-        <w:spacing w:line="240" w:lineRule="auto"/>
-        <w:ind w:left="720"/>
-      </w:pPr>
-      <w:r>
-        <w:rPr>
-          <w:lang w:val="gu_IN" w:bidi="gu_IN"/>
-        </w:rPr>
-      </w:r>
-      <w:hyperlink r:id="rId192">
-        <w:r>
-          <w:rPr>
-            <w:lang w:val="gu_IN" w:bidi="gu_IN"/>
-          </w:rPr>
-          <w:rPr>
-            <w:color w:val="0000EE"/>
-            <w:u w:val="single"/>
-          </w:rPr>
-          <w:t>યર્મિયા 25:19–21</w:t>
-        </w:r>
-      </w:hyperlink>
-    </w:p>
-    <w:p>
-      <w:pPr>
-        <w:pStyle w:val="ListBullet"/>
-        <w:spacing w:line="240" w:lineRule="auto"/>
-        <w:ind w:left="720"/>
-      </w:pPr>
-      <w:r>
-        <w:rPr>
-          <w:lang w:val="gu_IN" w:bidi="gu_IN"/>
-        </w:rPr>
-      </w:r>
-      <w:hyperlink r:id="rId193">
-        <w:r>
-          <w:rPr>
-            <w:lang w:val="gu_IN" w:bidi="gu_IN"/>
-          </w:rPr>
-          <w:rPr>
-            <w:color w:val="0000EE"/>
-            <w:u w:val="single"/>
-          </w:rPr>
-          <w:t>યહોશુઆ 13:2–3</w:t>
-        </w:r>
-      </w:hyperlink>
-    </w:p>
-    <w:p>
-      <w:pPr>
-        <w:pStyle w:val="ListBullet"/>
-        <w:spacing w:line="240" w:lineRule="auto"/>
-        <w:ind w:left="720"/>
-      </w:pPr>
-      <w:r>
-        <w:rPr>
-          <w:lang w:val="gu_IN" w:bidi="gu_IN"/>
-        </w:rPr>
-      </w:r>
-      <w:hyperlink r:id="rId194">
-        <w:r>
-          <w:rPr>
-            <w:lang w:val="gu_IN" w:bidi="gu_IN"/>
-          </w:rPr>
-          <w:rPr>
-            <w:color w:val="0000EE"/>
-            <w:u w:val="single"/>
-          </w:rPr>
-          <w:t>ન્યાયાધીશો 1:18–19</w:t>
-        </w:r>
-      </w:hyperlink>
-    </w:p>
-    <w:p>
-      <w:pPr>
-        <w:pStyle w:val="ListBullet"/>
-        <w:spacing w:line="240" w:lineRule="auto"/>
-        <w:ind w:left="720"/>
-      </w:pPr>
-      <w:r>
-        <w:rPr>
-          <w:lang w:val="gu_IN" w:bidi="gu_IN"/>
-        </w:rPr>
-      </w:r>
-      <w:hyperlink r:id="rId195">
-        <w:r>
-          <w:rPr>
-            <w:lang w:val="gu_IN" w:bidi="gu_IN"/>
-          </w:rPr>
-          <w:rPr>
-            <w:color w:val="0000EE"/>
-            <w:u w:val="single"/>
-          </w:rPr>
-          <w:t>ઝખાર્યા 9:5–7</w:t>
-        </w:r>
-      </w:hyperlink>
+      <w:r>
+        <w:rPr>
+          <w:lang w:val="gu_IN" w:bidi="gu_IN"/>
+        </w:rPr>
+        <w:t>આમોસ 1:8</w:t>
+      </w:r>
+    </w:p>
+    <w:p>
+      <w:pPr>
+        <w:pStyle w:val="ListBullet"/>
+        <w:spacing w:line="240" w:lineRule="auto"/>
+        <w:ind w:left="720"/>
+      </w:pPr>
+      <w:r>
+        <w:rPr>
+          <w:lang w:val="gu_IN" w:bidi="gu_IN"/>
+        </w:rPr>
+      </w:r>
+      <w:r>
+        <w:rPr>
+          <w:lang w:val="gu_IN" w:bidi="gu_IN"/>
+        </w:rPr>
+        <w:t>યર્મિયા 25:19–21</w:t>
+      </w:r>
+    </w:p>
+    <w:p>
+      <w:pPr>
+        <w:pStyle w:val="ListBullet"/>
+        <w:spacing w:line="240" w:lineRule="auto"/>
+        <w:ind w:left="720"/>
+      </w:pPr>
+      <w:r>
+        <w:rPr>
+          <w:lang w:val="gu_IN" w:bidi="gu_IN"/>
+        </w:rPr>
+      </w:r>
+      <w:r>
+        <w:rPr>
+          <w:lang w:val="gu_IN" w:bidi="gu_IN"/>
+        </w:rPr>
+        <w:t>યહોશુઆ 13:2–3</w:t>
+      </w:r>
+    </w:p>
+    <w:p>
+      <w:pPr>
+        <w:pStyle w:val="ListBullet"/>
+        <w:spacing w:line="240" w:lineRule="auto"/>
+        <w:ind w:left="720"/>
+      </w:pPr>
+      <w:r>
+        <w:rPr>
+          <w:lang w:val="gu_IN" w:bidi="gu_IN"/>
+        </w:rPr>
+      </w:r>
+      <w:r>
+        <w:rPr>
+          <w:lang w:val="gu_IN" w:bidi="gu_IN"/>
+        </w:rPr>
+        <w:t>ન્યાયાધીશો 1:18–19</w:t>
+      </w:r>
+    </w:p>
+    <w:p>
+      <w:pPr>
+        <w:pStyle w:val="ListBullet"/>
+        <w:spacing w:line="240" w:lineRule="auto"/>
+        <w:ind w:left="720"/>
+      </w:pPr>
+      <w:r>
+        <w:rPr>
+          <w:lang w:val="gu_IN" w:bidi="gu_IN"/>
+        </w:rPr>
+      </w:r>
+      <w:r>
+        <w:rPr>
+          <w:lang w:val="gu_IN" w:bidi="gu_IN"/>
+        </w:rPr>
+        <w:t>ઝખાર્યા 9:5–7</w:t>
+      </w:r>
     </w:p>
     <w:p>
       <w:pPr>
@@ -14725,162 +13586,120 @@
           <w:lang w:val="gu_IN" w:bidi="gu_IN"/>
         </w:rPr>
       </w:r>
-      <w:hyperlink r:id="rId196">
-        <w:r>
-          <w:rPr>
-            <w:lang w:val="gu_IN" w:bidi="gu_IN"/>
-          </w:rPr>
-          <w:rPr>
-            <w:color w:val="0000EE"/>
-            <w:u w:val="single"/>
-          </w:rPr>
-          <w:t>પ્રેરિતો 8:9–11</w:t>
-        </w:r>
-      </w:hyperlink>
-    </w:p>
-    <w:p>
-      <w:pPr>
-        <w:pStyle w:val="ListBullet"/>
-        <w:spacing w:line="240" w:lineRule="auto"/>
-        <w:ind w:left="720"/>
-      </w:pPr>
-      <w:r>
-        <w:rPr>
-          <w:lang w:val="gu_IN" w:bidi="gu_IN"/>
-        </w:rPr>
-      </w:r>
-      <w:hyperlink r:id="rId197">
-        <w:r>
-          <w:rPr>
-            <w:lang w:val="gu_IN" w:bidi="gu_IN"/>
-          </w:rPr>
-          <w:rPr>
-            <w:color w:val="0000EE"/>
-            <w:u w:val="single"/>
-          </w:rPr>
-          <w:t>પ્રેરિતો 9:20–22</w:t>
-        </w:r>
-      </w:hyperlink>
-    </w:p>
-    <w:p>
-      <w:pPr>
-        <w:pStyle w:val="ListBullet"/>
-        <w:spacing w:line="240" w:lineRule="auto"/>
-        <w:ind w:left="720"/>
-      </w:pPr>
-      <w:r>
-        <w:rPr>
-          <w:lang w:val="gu_IN" w:bidi="gu_IN"/>
-        </w:rPr>
-      </w:r>
-      <w:hyperlink r:id="rId198">
-        <w:r>
-          <w:rPr>
-            <w:lang w:val="gu_IN" w:bidi="gu_IN"/>
-          </w:rPr>
-          <w:rPr>
-            <w:color w:val="0000EE"/>
-            <w:u w:val="single"/>
-          </w:rPr>
-          <w:t>ગલાતીઓ 1:6–7</w:t>
-        </w:r>
-      </w:hyperlink>
-    </w:p>
-    <w:p>
-      <w:pPr>
-        <w:pStyle w:val="ListBullet"/>
-        <w:spacing w:line="240" w:lineRule="auto"/>
-        <w:ind w:left="720"/>
-      </w:pPr>
-      <w:r>
-        <w:rPr>
-          <w:lang w:val="gu_IN" w:bidi="gu_IN"/>
-        </w:rPr>
-      </w:r>
-      <w:hyperlink r:id="rId199">
-        <w:r>
-          <w:rPr>
-            <w:lang w:val="gu_IN" w:bidi="gu_IN"/>
-          </w:rPr>
-          <w:rPr>
-            <w:color w:val="0000EE"/>
-            <w:u w:val="single"/>
-          </w:rPr>
-          <w:t>માર્ક 2:10–12</w:t>
-        </w:r>
-      </w:hyperlink>
-    </w:p>
-    <w:p>
-      <w:pPr>
-        <w:pStyle w:val="ListBullet"/>
-        <w:spacing w:line="240" w:lineRule="auto"/>
-        <w:ind w:left="720"/>
-      </w:pPr>
-      <w:r>
-        <w:rPr>
-          <w:lang w:val="gu_IN" w:bidi="gu_IN"/>
-        </w:rPr>
-      </w:r>
-      <w:hyperlink r:id="rId200">
-        <w:r>
-          <w:rPr>
-            <w:lang w:val="gu_IN" w:bidi="gu_IN"/>
-          </w:rPr>
-          <w:rPr>
-            <w:color w:val="0000EE"/>
-            <w:u w:val="single"/>
-          </w:rPr>
-          <w:t>માથ્થી 7: 28–29</w:t>
-        </w:r>
-      </w:hyperlink>
-    </w:p>
-    <w:p>
-      <w:pPr>
-        <w:pStyle w:val="ListBullet"/>
-        <w:spacing w:line="240" w:lineRule="auto"/>
-        <w:ind w:left="720"/>
-      </w:pPr>
-      <w:r>
-        <w:rPr>
-          <w:lang w:val="gu_IN" w:bidi="gu_IN"/>
-        </w:rPr>
-      </w:r>
-      <w:hyperlink r:id="rId201">
-        <w:r>
-          <w:rPr>
-            <w:lang w:val="gu_IN" w:bidi="gu_IN"/>
-          </w:rPr>
-          <w:rPr>
-            <w:color w:val="0000EE"/>
-            <w:u w:val="single"/>
-          </w:rPr>
-          <w:t>માથ્થી 15:29–31</w:t>
-        </w:r>
-      </w:hyperlink>
-    </w:p>
-    <w:p>
-      <w:pPr>
-        <w:pStyle w:val="ListBullet"/>
-        <w:spacing w:line="240" w:lineRule="auto"/>
-        <w:ind w:left="720"/>
-      </w:pPr>
-      <w:r>
-        <w:rPr>
-          <w:lang w:val="gu_IN" w:bidi="gu_IN"/>
-        </w:rPr>
-      </w:r>
-      <w:hyperlink r:id="rId202">
-        <w:r>
-          <w:rPr>
-            <w:lang w:val="gu_IN" w:bidi="gu_IN"/>
-          </w:rPr>
-          <w:rPr>
-            <w:color w:val="0000EE"/>
-            <w:u w:val="single"/>
-          </w:rPr>
-          <w:t>માથ્થી 19:25–27</w:t>
-        </w:r>
-      </w:hyperlink>
+      <w:r>
+        <w:rPr>
+          <w:lang w:val="gu_IN" w:bidi="gu_IN"/>
+        </w:rPr>
+        <w:t>પ્રેરિતો 8:9–11</w:t>
+      </w:r>
+    </w:p>
+    <w:p>
+      <w:pPr>
+        <w:pStyle w:val="ListBullet"/>
+        <w:spacing w:line="240" w:lineRule="auto"/>
+        <w:ind w:left="720"/>
+      </w:pPr>
+      <w:r>
+        <w:rPr>
+          <w:lang w:val="gu_IN" w:bidi="gu_IN"/>
+        </w:rPr>
+      </w:r>
+      <w:r>
+        <w:rPr>
+          <w:lang w:val="gu_IN" w:bidi="gu_IN"/>
+        </w:rPr>
+        <w:t>પ્રેરિતો 9:20–22</w:t>
+      </w:r>
+    </w:p>
+    <w:p>
+      <w:pPr>
+        <w:pStyle w:val="ListBullet"/>
+        <w:spacing w:line="240" w:lineRule="auto"/>
+        <w:ind w:left="720"/>
+      </w:pPr>
+      <w:r>
+        <w:rPr>
+          <w:lang w:val="gu_IN" w:bidi="gu_IN"/>
+        </w:rPr>
+      </w:r>
+      <w:r>
+        <w:rPr>
+          <w:lang w:val="gu_IN" w:bidi="gu_IN"/>
+        </w:rPr>
+        <w:t>ગલાતીઓ 1:6–7</w:t>
+      </w:r>
+    </w:p>
+    <w:p>
+      <w:pPr>
+        <w:pStyle w:val="ListBullet"/>
+        <w:spacing w:line="240" w:lineRule="auto"/>
+        <w:ind w:left="720"/>
+      </w:pPr>
+      <w:r>
+        <w:rPr>
+          <w:lang w:val="gu_IN" w:bidi="gu_IN"/>
+        </w:rPr>
+      </w:r>
+      <w:r>
+        <w:rPr>
+          <w:lang w:val="gu_IN" w:bidi="gu_IN"/>
+        </w:rPr>
+        <w:t>માર્ક 2:10–12</w:t>
+      </w:r>
+    </w:p>
+    <w:p>
+      <w:pPr>
+        <w:pStyle w:val="ListBullet"/>
+        <w:spacing w:line="240" w:lineRule="auto"/>
+        <w:ind w:left="720"/>
+      </w:pPr>
+      <w:r>
+        <w:rPr>
+          <w:lang w:val="gu_IN" w:bidi="gu_IN"/>
+        </w:rPr>
+      </w:r>
+      <w:r>
+        <w:rPr>
+          <w:lang w:val="gu_IN" w:bidi="gu_IN"/>
+        </w:rPr>
+        <w:t>માથ્થી 7: 28–29</w:t>
+      </w:r>
+    </w:p>
+    <w:p>
+      <w:pPr>
+        <w:pStyle w:val="ListBullet"/>
+        <w:spacing w:line="240" w:lineRule="auto"/>
+        <w:ind w:left="720"/>
+      </w:pPr>
+      <w:r>
+        <w:rPr>
+          <w:lang w:val="gu_IN" w:bidi="gu_IN"/>
+        </w:rPr>
+      </w:r>
+      <w:r>
+        <w:rPr>
+          <w:lang w:val="gu_IN" w:bidi="gu_IN"/>
+        </w:rPr>
+        <w:t>માથ્થી 15:29–31</w:t>
+      </w:r>
+    </w:p>
+    <w:p>
+      <w:pPr>
+        <w:pStyle w:val="ListBullet"/>
+        <w:spacing w:line="240" w:lineRule="auto"/>
+        <w:ind w:left="720"/>
+      </w:pPr>
+      <w:r>
+        <w:rPr>
+          <w:lang w:val="gu_IN" w:bidi="gu_IN"/>
+        </w:rPr>
+      </w:r>
+      <w:r>
+        <w:rPr>
+          <w:lang w:val="gu_IN" w:bidi="gu_IN"/>
+        </w:rPr>
+        <w:t>માથ્થી 19:25–27</w:t>
+      </w:r>
     </w:p>
     <w:p>
       <w:pPr>
@@ -15073,114 +13892,84 @@
           <w:lang w:val="gu_IN" w:bidi="gu_IN"/>
         </w:rPr>
       </w:r>
-      <w:hyperlink r:id="rId203">
-        <w:r>
-          <w:rPr>
-            <w:lang w:val="gu_IN" w:bidi="gu_IN"/>
-          </w:rPr>
-          <w:rPr>
-            <w:color w:val="0000EE"/>
-            <w:u w:val="single"/>
-          </w:rPr>
-          <w:t>પુનર્નિયમ 28:36–37</w:t>
-        </w:r>
-      </w:hyperlink>
-    </w:p>
-    <w:p>
-      <w:pPr>
-        <w:pStyle w:val="ListBullet"/>
-        <w:spacing w:line="240" w:lineRule="auto"/>
-        <w:ind w:left="720"/>
-      </w:pPr>
-      <w:r>
-        <w:rPr>
-          <w:lang w:val="gu_IN" w:bidi="gu_IN"/>
-        </w:rPr>
-      </w:r>
-      <w:hyperlink r:id="rId204">
-        <w:r>
-          <w:rPr>
-            <w:lang w:val="gu_IN" w:bidi="gu_IN"/>
-          </w:rPr>
-          <w:rPr>
-            <w:color w:val="0000EE"/>
-            <w:u w:val="single"/>
-          </w:rPr>
-          <w:t>હઝકિયેલ 23:33–34</w:t>
-        </w:r>
-      </w:hyperlink>
-    </w:p>
-    <w:p>
-      <w:pPr>
-        <w:pStyle w:val="ListBullet"/>
-        <w:spacing w:line="240" w:lineRule="auto"/>
-        <w:ind w:left="720"/>
-      </w:pPr>
-      <w:r>
-        <w:rPr>
-          <w:lang w:val="gu_IN" w:bidi="gu_IN"/>
-        </w:rPr>
-      </w:r>
-      <w:hyperlink r:id="rId205">
-        <w:r>
-          <w:rPr>
-            <w:lang w:val="gu_IN" w:bidi="gu_IN"/>
-          </w:rPr>
-          <w:rPr>
-            <w:color w:val="0000EE"/>
-            <w:u w:val="single"/>
-          </w:rPr>
-          <w:t>યર્મિયા 2:12–13</w:t>
-        </w:r>
-      </w:hyperlink>
-    </w:p>
-    <w:p>
-      <w:pPr>
-        <w:pStyle w:val="ListBullet"/>
-        <w:spacing w:line="240" w:lineRule="auto"/>
-        <w:ind w:left="720"/>
-      </w:pPr>
-      <w:r>
-        <w:rPr>
-          <w:lang w:val="gu_IN" w:bidi="gu_IN"/>
-        </w:rPr>
-      </w:r>
-      <w:hyperlink r:id="rId206">
-        <w:r>
-          <w:rPr>
-            <w:lang w:val="gu_IN" w:bidi="gu_IN"/>
-          </w:rPr>
-          <w:rPr>
-            <w:color w:val="0000EE"/>
-            <w:u w:val="single"/>
-          </w:rPr>
-          <w:t>અયૂબ 21:4–6</w:t>
-        </w:r>
-      </w:hyperlink>
-    </w:p>
-    <w:p>
-      <w:pPr>
-        <w:pStyle w:val="ListBullet"/>
-        <w:spacing w:line="240" w:lineRule="auto"/>
-        <w:ind w:left="720"/>
-      </w:pPr>
-      <w:r>
-        <w:rPr>
-          <w:lang w:val="gu_IN" w:bidi="gu_IN"/>
-        </w:rPr>
-      </w:r>
-      <w:hyperlink r:id="rId207">
-        <w:r>
-          <w:rPr>
-            <w:lang w:val="gu_IN" w:bidi="gu_IN"/>
-          </w:rPr>
-          <w:rPr>
-            <w:color w:val="0000EE"/>
-            <w:u w:val="single"/>
-          </w:rPr>
-          <w:t>ગીતશાસ્ત્ર 55:4–5</w:t>
-        </w:r>
-      </w:hyperlink>
+      <w:r>
+        <w:rPr>
+          <w:lang w:val="gu_IN" w:bidi="gu_IN"/>
+        </w:rPr>
+        <w:t>પુનર્નિયમ 28:36–37</w:t>
+      </w:r>
+    </w:p>
+    <w:p>
+      <w:pPr>
+        <w:pStyle w:val="ListBullet"/>
+        <w:spacing w:line="240" w:lineRule="auto"/>
+        <w:ind w:left="720"/>
+      </w:pPr>
+      <w:r>
+        <w:rPr>
+          <w:lang w:val="gu_IN" w:bidi="gu_IN"/>
+        </w:rPr>
+      </w:r>
+      <w:r>
+        <w:rPr>
+          <w:lang w:val="gu_IN" w:bidi="gu_IN"/>
+        </w:rPr>
+        <w:t>હઝકિયેલ 23:33–34</w:t>
+      </w:r>
+    </w:p>
+    <w:p>
+      <w:pPr>
+        <w:pStyle w:val="ListBullet"/>
+        <w:spacing w:line="240" w:lineRule="auto"/>
+        <w:ind w:left="720"/>
+      </w:pPr>
+      <w:r>
+        <w:rPr>
+          <w:lang w:val="gu_IN" w:bidi="gu_IN"/>
+        </w:rPr>
+      </w:r>
+      <w:r>
+        <w:rPr>
+          <w:lang w:val="gu_IN" w:bidi="gu_IN"/>
+        </w:rPr>
+        <w:t>યર્મિયા 2:12–13</w:t>
+      </w:r>
+    </w:p>
+    <w:p>
+      <w:pPr>
+        <w:pStyle w:val="ListBullet"/>
+        <w:spacing w:line="240" w:lineRule="auto"/>
+        <w:ind w:left="720"/>
+      </w:pPr>
+      <w:r>
+        <w:rPr>
+          <w:lang w:val="gu_IN" w:bidi="gu_IN"/>
+        </w:rPr>
+      </w:r>
+      <w:r>
+        <w:rPr>
+          <w:lang w:val="gu_IN" w:bidi="gu_IN"/>
+        </w:rPr>
+        <w:t>અયૂબ 21:4–6</w:t>
+      </w:r>
+    </w:p>
+    <w:p>
+      <w:pPr>
+        <w:pStyle w:val="ListBullet"/>
+        <w:spacing w:line="240" w:lineRule="auto"/>
+        <w:ind w:left="720"/>
+      </w:pPr>
+      <w:r>
+        <w:rPr>
+          <w:lang w:val="gu_IN" w:bidi="gu_IN"/>
+        </w:rPr>
+      </w:r>
+      <w:r>
+        <w:rPr>
+          <w:lang w:val="gu_IN" w:bidi="gu_IN"/>
+        </w:rPr>
+        <w:t>ગીતશાસ્ત્ર 55:4–5</w:t>
+      </w:r>
     </w:p>
     <w:p>
       <w:pPr>
@@ -15439,114 +14228,84 @@
           <w:lang w:val="gu_IN" w:bidi="gu_IN"/>
         </w:rPr>
       </w:r>
-      <w:hyperlink r:id="rId208">
-        <w:r>
-          <w:rPr>
-            <w:lang w:val="gu_IN" w:bidi="gu_IN"/>
-          </w:rPr>
-          <w:rPr>
-            <w:color w:val="0000EE"/>
-            <w:u w:val="single"/>
-          </w:rPr>
-          <w:t>1 શમુએલ 5:1–3</w:t>
-        </w:r>
-      </w:hyperlink>
-    </w:p>
-    <w:p>
-      <w:pPr>
-        <w:pStyle w:val="ListBullet"/>
-        <w:spacing w:line="240" w:lineRule="auto"/>
-        <w:ind w:left="720"/>
-      </w:pPr>
-      <w:r>
-        <w:rPr>
-          <w:lang w:val="gu_IN" w:bidi="gu_IN"/>
-        </w:rPr>
-      </w:r>
-      <w:hyperlink r:id="rId209">
-        <w:r>
-          <w:rPr>
-            <w:lang w:val="gu_IN" w:bidi="gu_IN"/>
-          </w:rPr>
-          <w:rPr>
-            <w:color w:val="0000EE"/>
-            <w:u w:val="single"/>
-          </w:rPr>
-          <w:t>પ્રેરિતો 8:39–40</w:t>
-        </w:r>
-      </w:hyperlink>
-    </w:p>
-    <w:p>
-      <w:pPr>
-        <w:pStyle w:val="ListBullet"/>
-        <w:spacing w:line="240" w:lineRule="auto"/>
-        <w:ind w:left="720"/>
-      </w:pPr>
-      <w:r>
-        <w:rPr>
-          <w:lang w:val="gu_IN" w:bidi="gu_IN"/>
-        </w:rPr>
-      </w:r>
-      <w:hyperlink r:id="rId192">
-        <w:r>
-          <w:rPr>
-            <w:lang w:val="gu_IN" w:bidi="gu_IN"/>
-          </w:rPr>
-          <w:rPr>
-            <w:color w:val="0000EE"/>
-            <w:u w:val="single"/>
-          </w:rPr>
-          <w:t>આમોસ 1:8</w:t>
-        </w:r>
-      </w:hyperlink>
-    </w:p>
-    <w:p>
-      <w:pPr>
-        <w:pStyle w:val="ListBullet"/>
-        <w:spacing w:line="240" w:lineRule="auto"/>
-        <w:ind w:left="720"/>
-      </w:pPr>
-      <w:r>
-        <w:rPr>
-          <w:lang w:val="gu_IN" w:bidi="gu_IN"/>
-        </w:rPr>
-      </w:r>
-      <w:hyperlink r:id="rId210">
-        <w:r>
-          <w:rPr>
-            <w:lang w:val="gu_IN" w:bidi="gu_IN"/>
-          </w:rPr>
-          <w:rPr>
-            <w:color w:val="0000EE"/>
-            <w:u w:val="single"/>
-          </w:rPr>
-          <w:t>યહોશુઆ 15:45–47</w:t>
-        </w:r>
-      </w:hyperlink>
-    </w:p>
-    <w:p>
-      <w:pPr>
-        <w:pStyle w:val="ListBullet"/>
-        <w:spacing w:line="240" w:lineRule="auto"/>
-        <w:ind w:left="720"/>
-      </w:pPr>
-      <w:r>
-        <w:rPr>
-          <w:lang w:val="gu_IN" w:bidi="gu_IN"/>
-        </w:rPr>
-      </w:r>
-      <w:hyperlink r:id="rId211">
-        <w:r>
-          <w:rPr>
-            <w:lang w:val="gu_IN" w:bidi="gu_IN"/>
-          </w:rPr>
-          <w:rPr>
-            <w:color w:val="0000EE"/>
-            <w:u w:val="single"/>
-          </w:rPr>
-          <w:t>ઝખાર્યા 9:5–7</w:t>
-        </w:r>
-      </w:hyperlink>
+      <w:r>
+        <w:rPr>
+          <w:lang w:val="gu_IN" w:bidi="gu_IN"/>
+        </w:rPr>
+        <w:t>1 શમુએલ 5:1–3</w:t>
+      </w:r>
+    </w:p>
+    <w:p>
+      <w:pPr>
+        <w:pStyle w:val="ListBullet"/>
+        <w:spacing w:line="240" w:lineRule="auto"/>
+        <w:ind w:left="720"/>
+      </w:pPr>
+      <w:r>
+        <w:rPr>
+          <w:lang w:val="gu_IN" w:bidi="gu_IN"/>
+        </w:rPr>
+      </w:r>
+      <w:r>
+        <w:rPr>
+          <w:lang w:val="gu_IN" w:bidi="gu_IN"/>
+        </w:rPr>
+        <w:t>પ્રેરિતો 8:39–40</w:t>
+      </w:r>
+    </w:p>
+    <w:p>
+      <w:pPr>
+        <w:pStyle w:val="ListBullet"/>
+        <w:spacing w:line="240" w:lineRule="auto"/>
+        <w:ind w:left="720"/>
+      </w:pPr>
+      <w:r>
+        <w:rPr>
+          <w:lang w:val="gu_IN" w:bidi="gu_IN"/>
+        </w:rPr>
+      </w:r>
+      <w:r>
+        <w:rPr>
+          <w:lang w:val="gu_IN" w:bidi="gu_IN"/>
+        </w:rPr>
+        <w:t>આમોસ 1:8</w:t>
+      </w:r>
+    </w:p>
+    <w:p>
+      <w:pPr>
+        <w:pStyle w:val="ListBullet"/>
+        <w:spacing w:line="240" w:lineRule="auto"/>
+        <w:ind w:left="720"/>
+      </w:pPr>
+      <w:r>
+        <w:rPr>
+          <w:lang w:val="gu_IN" w:bidi="gu_IN"/>
+        </w:rPr>
+      </w:r>
+      <w:r>
+        <w:rPr>
+          <w:lang w:val="gu_IN" w:bidi="gu_IN"/>
+        </w:rPr>
+        <w:t>યહોશુઆ 15:45–47</w:t>
+      </w:r>
+    </w:p>
+    <w:p>
+      <w:pPr>
+        <w:pStyle w:val="ListBullet"/>
+        <w:spacing w:line="240" w:lineRule="auto"/>
+        <w:ind w:left="720"/>
+      </w:pPr>
+      <w:r>
+        <w:rPr>
+          <w:lang w:val="gu_IN" w:bidi="gu_IN"/>
+        </w:rPr>
+      </w:r>
+      <w:r>
+        <w:rPr>
+          <w:lang w:val="gu_IN" w:bidi="gu_IN"/>
+        </w:rPr>
+        <w:t>ઝખાર્યા 9:5–7</w:t>
+      </w:r>
     </w:p>
     <w:p>
       <w:pPr>
@@ -15870,162 +14629,120 @@
           <w:lang w:val="gu_IN" w:bidi="gu_IN"/>
         </w:rPr>
       </w:r>
-      <w:hyperlink r:id="rId212">
-        <w:r>
-          <w:rPr>
-            <w:lang w:val="gu_IN" w:bidi="gu_IN"/>
-          </w:rPr>
-          <w:rPr>
-            <w:color w:val="0000EE"/>
-            <w:u w:val="single"/>
-          </w:rPr>
-          <w:t>2 શમુએલ 22:3–4</w:t>
-        </w:r>
-      </w:hyperlink>
-    </w:p>
-    <w:p>
-      <w:pPr>
-        <w:pStyle w:val="ListBullet"/>
-        <w:spacing w:line="240" w:lineRule="auto"/>
-        <w:ind w:left="720"/>
-      </w:pPr>
-      <w:r>
-        <w:rPr>
-          <w:lang w:val="gu_IN" w:bidi="gu_IN"/>
-        </w:rPr>
-      </w:r>
-      <w:hyperlink r:id="rId213">
-        <w:r>
-          <w:rPr>
-            <w:lang w:val="gu_IN" w:bidi="gu_IN"/>
-          </w:rPr>
-          <w:rPr>
-            <w:color w:val="0000EE"/>
-            <w:u w:val="single"/>
-          </w:rPr>
-          <w:t>પુનર્નિયમ 32:37–38</w:t>
-        </w:r>
-      </w:hyperlink>
-    </w:p>
-    <w:p>
-      <w:pPr>
-        <w:pStyle w:val="ListBullet"/>
-        <w:spacing w:line="240" w:lineRule="auto"/>
-        <w:ind w:left="720"/>
-      </w:pPr>
-      <w:r>
-        <w:rPr>
-          <w:lang w:val="gu_IN" w:bidi="gu_IN"/>
-        </w:rPr>
-      </w:r>
-      <w:hyperlink r:id="rId214">
-        <w:r>
-          <w:rPr>
-            <w:lang w:val="gu_IN" w:bidi="gu_IN"/>
-          </w:rPr>
-          <w:rPr>
-            <w:color w:val="0000EE"/>
-            <w:u w:val="single"/>
-          </w:rPr>
-          <w:t>યશાયા 23:13–14</w:t>
-        </w:r>
-      </w:hyperlink>
-    </w:p>
-    <w:p>
-      <w:pPr>
-        <w:pStyle w:val="ListBullet"/>
-        <w:spacing w:line="240" w:lineRule="auto"/>
-        <w:ind w:left="720"/>
-      </w:pPr>
-      <w:r>
-        <w:rPr>
-          <w:lang w:val="gu_IN" w:bidi="gu_IN"/>
-        </w:rPr>
-      </w:r>
-      <w:hyperlink r:id="rId215">
-        <w:r>
-          <w:rPr>
-            <w:lang w:val="gu_IN" w:bidi="gu_IN"/>
-          </w:rPr>
-          <w:rPr>
-            <w:color w:val="0000EE"/>
-            <w:u w:val="single"/>
-          </w:rPr>
-          <w:t>યર્મિયા 16:19–21</w:t>
-        </w:r>
-      </w:hyperlink>
-    </w:p>
-    <w:p>
-      <w:pPr>
-        <w:pStyle w:val="ListBullet"/>
-        <w:spacing w:line="240" w:lineRule="auto"/>
-        <w:ind w:left="720"/>
-      </w:pPr>
-      <w:r>
-        <w:rPr>
-          <w:lang w:val="gu_IN" w:bidi="gu_IN"/>
-        </w:rPr>
-      </w:r>
-      <w:hyperlink r:id="rId216">
-        <w:r>
-          <w:rPr>
-            <w:lang w:val="gu_IN" w:bidi="gu_IN"/>
-          </w:rPr>
-          <w:rPr>
-            <w:color w:val="0000EE"/>
-            <w:u w:val="single"/>
-          </w:rPr>
-          <w:t>ગણના 35:24–25</w:t>
-        </w:r>
-      </w:hyperlink>
-    </w:p>
-    <w:p>
-      <w:pPr>
-        <w:pStyle w:val="ListBullet"/>
-        <w:spacing w:line="240" w:lineRule="auto"/>
-        <w:ind w:left="720"/>
-      </w:pPr>
-      <w:r>
-        <w:rPr>
-          <w:lang w:val="gu_IN" w:bidi="gu_IN"/>
-        </w:rPr>
-      </w:r>
-      <w:hyperlink r:id="rId217">
-        <w:r>
-          <w:rPr>
-            <w:lang w:val="gu_IN" w:bidi="gu_IN"/>
-          </w:rPr>
-          <w:rPr>
-            <w:color w:val="0000EE"/>
-            <w:u w:val="single"/>
-          </w:rPr>
-          <w:t>ગીતશાસ્ત્ર 46:1–3</w:t>
-        </w:r>
-      </w:hyperlink>
-    </w:p>
-    <w:p>
-      <w:pPr>
-        <w:pStyle w:val="ListBullet"/>
-        <w:spacing w:line="240" w:lineRule="auto"/>
-        <w:ind w:left="720"/>
-      </w:pPr>
-      <w:r>
-        <w:rPr>
-          <w:lang w:val="gu_IN" w:bidi="gu_IN"/>
-        </w:rPr>
-      </w:r>
-      <w:hyperlink r:id="rId218">
-        <w:r>
-          <w:rPr>
-            <w:lang w:val="gu_IN" w:bidi="gu_IN"/>
-          </w:rPr>
-          <w:rPr>
-            <w:color w:val="0000EE"/>
-            <w:u w:val="single"/>
-          </w:rPr>
-          <w:t>ગીતશાસ્ત્ર 28:6–8</w:t>
-        </w:r>
-      </w:hyperlink>
+      <w:r>
+        <w:rPr>
+          <w:lang w:val="gu_IN" w:bidi="gu_IN"/>
+        </w:rPr>
+        <w:t>2 શમુએલ 22:3–4</w:t>
+      </w:r>
+    </w:p>
+    <w:p>
+      <w:pPr>
+        <w:pStyle w:val="ListBullet"/>
+        <w:spacing w:line="240" w:lineRule="auto"/>
+        <w:ind w:left="720"/>
+      </w:pPr>
+      <w:r>
+        <w:rPr>
+          <w:lang w:val="gu_IN" w:bidi="gu_IN"/>
+        </w:rPr>
+      </w:r>
+      <w:r>
+        <w:rPr>
+          <w:lang w:val="gu_IN" w:bidi="gu_IN"/>
+        </w:rPr>
+        <w:t>પુનર્નિયમ 32:37–38</w:t>
+      </w:r>
+    </w:p>
+    <w:p>
+      <w:pPr>
+        <w:pStyle w:val="ListBullet"/>
+        <w:spacing w:line="240" w:lineRule="auto"/>
+        <w:ind w:left="720"/>
+      </w:pPr>
+      <w:r>
+        <w:rPr>
+          <w:lang w:val="gu_IN" w:bidi="gu_IN"/>
+        </w:rPr>
+      </w:r>
+      <w:r>
+        <w:rPr>
+          <w:lang w:val="gu_IN" w:bidi="gu_IN"/>
+        </w:rPr>
+        <w:t>યશાયા 23:13–14</w:t>
+      </w:r>
+    </w:p>
+    <w:p>
+      <w:pPr>
+        <w:pStyle w:val="ListBullet"/>
+        <w:spacing w:line="240" w:lineRule="auto"/>
+        <w:ind w:left="720"/>
+      </w:pPr>
+      <w:r>
+        <w:rPr>
+          <w:lang w:val="gu_IN" w:bidi="gu_IN"/>
+        </w:rPr>
+      </w:r>
+      <w:r>
+        <w:rPr>
+          <w:lang w:val="gu_IN" w:bidi="gu_IN"/>
+        </w:rPr>
+        <w:t>યર્મિયા 16:19–21</w:t>
+      </w:r>
+    </w:p>
+    <w:p>
+      <w:pPr>
+        <w:pStyle w:val="ListBullet"/>
+        <w:spacing w:line="240" w:lineRule="auto"/>
+        <w:ind w:left="720"/>
+      </w:pPr>
+      <w:r>
+        <w:rPr>
+          <w:lang w:val="gu_IN" w:bidi="gu_IN"/>
+        </w:rPr>
+      </w:r>
+      <w:r>
+        <w:rPr>
+          <w:lang w:val="gu_IN" w:bidi="gu_IN"/>
+        </w:rPr>
+        <w:t>ગણના 35:24–25</w:t>
+      </w:r>
+    </w:p>
+    <w:p>
+      <w:pPr>
+        <w:pStyle w:val="ListBullet"/>
+        <w:spacing w:line="240" w:lineRule="auto"/>
+        <w:ind w:left="720"/>
+      </w:pPr>
+      <w:r>
+        <w:rPr>
+          <w:lang w:val="gu_IN" w:bidi="gu_IN"/>
+        </w:rPr>
+      </w:r>
+      <w:r>
+        <w:rPr>
+          <w:lang w:val="gu_IN" w:bidi="gu_IN"/>
+        </w:rPr>
+        <w:t>ગીતશાસ્ત્ર 46:1–3</w:t>
+      </w:r>
+    </w:p>
+    <w:p>
+      <w:pPr>
+        <w:pStyle w:val="ListBullet"/>
+        <w:spacing w:line="240" w:lineRule="auto"/>
+        <w:ind w:left="720"/>
+      </w:pPr>
+      <w:r>
+        <w:rPr>
+          <w:lang w:val="gu_IN" w:bidi="gu_IN"/>
+        </w:rPr>
+      </w:r>
+      <w:r>
+        <w:rPr>
+          <w:lang w:val="gu_IN" w:bidi="gu_IN"/>
+        </w:rPr>
+        <w:t>ગીતશાસ્ત્ર 28:6–8</w:t>
+      </w:r>
     </w:p>
     <w:p>
       <w:pPr>
@@ -16249,114 +14966,84 @@
           <w:lang w:val="gu_IN" w:bidi="gu_IN"/>
         </w:rPr>
       </w:r>
-      <w:hyperlink r:id="rId219">
-        <w:r>
-          <w:rPr>
-            <w:lang w:val="gu_IN" w:bidi="gu_IN"/>
-          </w:rPr>
-          <w:rPr>
-            <w:color w:val="0000EE"/>
-            <w:u w:val="single"/>
-          </w:rPr>
-          <w:t>ઉત્પત્તિ 10:11–14</w:t>
-        </w:r>
-      </w:hyperlink>
-    </w:p>
-    <w:p>
-      <w:pPr>
-        <w:pStyle w:val="ListBullet"/>
-        <w:spacing w:line="240" w:lineRule="auto"/>
-        <w:ind w:left="720"/>
-      </w:pPr>
-      <w:r>
-        <w:rPr>
-          <w:lang w:val="gu_IN" w:bidi="gu_IN"/>
-        </w:rPr>
-      </w:r>
-      <w:hyperlink r:id="rId220">
-        <w:r>
-          <w:rPr>
-            <w:lang w:val="gu_IN" w:bidi="gu_IN"/>
-          </w:rPr>
-          <w:rPr>
-            <w:color w:val="0000EE"/>
-            <w:u w:val="single"/>
-          </w:rPr>
-          <w:t>ઉત્પત્તિ 25:17–18</w:t>
-        </w:r>
-      </w:hyperlink>
-    </w:p>
-    <w:p>
-      <w:pPr>
-        <w:pStyle w:val="ListBullet"/>
-        <w:spacing w:line="240" w:lineRule="auto"/>
-        <w:ind w:left="720"/>
-      </w:pPr>
-      <w:r>
-        <w:rPr>
-          <w:lang w:val="gu_IN" w:bidi="gu_IN"/>
-        </w:rPr>
-      </w:r>
-      <w:hyperlink r:id="rId221">
-        <w:r>
-          <w:rPr>
-            <w:lang w:val="gu_IN" w:bidi="gu_IN"/>
-          </w:rPr>
-          <w:rPr>
-            <w:color w:val="0000EE"/>
-            <w:u w:val="single"/>
-          </w:rPr>
-          <w:t>યશાયા 7:16–17</w:t>
-        </w:r>
-      </w:hyperlink>
-    </w:p>
-    <w:p>
-      <w:pPr>
-        <w:pStyle w:val="ListBullet"/>
-        <w:spacing w:line="240" w:lineRule="auto"/>
-        <w:ind w:left="720"/>
-      </w:pPr>
-      <w:r>
-        <w:rPr>
-          <w:lang w:val="gu_IN" w:bidi="gu_IN"/>
-        </w:rPr>
-      </w:r>
-      <w:hyperlink r:id="rId222">
-        <w:r>
-          <w:rPr>
-            <w:lang w:val="gu_IN" w:bidi="gu_IN"/>
-          </w:rPr>
-          <w:rPr>
-            <w:color w:val="0000EE"/>
-            <w:u w:val="single"/>
-          </w:rPr>
-          <w:t>યર્મિયા 50:17–18</w:t>
-        </w:r>
-      </w:hyperlink>
-    </w:p>
-    <w:p>
-      <w:pPr>
-        <w:pStyle w:val="ListBullet"/>
-        <w:spacing w:line="240" w:lineRule="auto"/>
-        <w:ind w:left="720"/>
-      </w:pPr>
-      <w:r>
-        <w:rPr>
-          <w:lang w:val="gu_IN" w:bidi="gu_IN"/>
-        </w:rPr>
-      </w:r>
-      <w:hyperlink r:id="rId223">
-        <w:r>
-          <w:rPr>
-            <w:lang w:val="gu_IN" w:bidi="gu_IN"/>
-          </w:rPr>
-          <w:rPr>
-            <w:color w:val="0000EE"/>
-            <w:u w:val="single"/>
-          </w:rPr>
-          <w:t>મીખાહ 7:11–13</w:t>
-        </w:r>
-      </w:hyperlink>
+      <w:r>
+        <w:rPr>
+          <w:lang w:val="gu_IN" w:bidi="gu_IN"/>
+        </w:rPr>
+        <w:t>ઉત્પત્તિ 10:11–14</w:t>
+      </w:r>
+    </w:p>
+    <w:p>
+      <w:pPr>
+        <w:pStyle w:val="ListBullet"/>
+        <w:spacing w:line="240" w:lineRule="auto"/>
+        <w:ind w:left="720"/>
+      </w:pPr>
+      <w:r>
+        <w:rPr>
+          <w:lang w:val="gu_IN" w:bidi="gu_IN"/>
+        </w:rPr>
+      </w:r>
+      <w:r>
+        <w:rPr>
+          <w:lang w:val="gu_IN" w:bidi="gu_IN"/>
+        </w:rPr>
+        <w:t>ઉત્પત્તિ 25:17–18</w:t>
+      </w:r>
+    </w:p>
+    <w:p>
+      <w:pPr>
+        <w:pStyle w:val="ListBullet"/>
+        <w:spacing w:line="240" w:lineRule="auto"/>
+        <w:ind w:left="720"/>
+      </w:pPr>
+      <w:r>
+        <w:rPr>
+          <w:lang w:val="gu_IN" w:bidi="gu_IN"/>
+        </w:rPr>
+      </w:r>
+      <w:r>
+        <w:rPr>
+          <w:lang w:val="gu_IN" w:bidi="gu_IN"/>
+        </w:rPr>
+        <w:t>યશાયા 7:16–17</w:t>
+      </w:r>
+    </w:p>
+    <w:p>
+      <w:pPr>
+        <w:pStyle w:val="ListBullet"/>
+        <w:spacing w:line="240" w:lineRule="auto"/>
+        <w:ind w:left="720"/>
+      </w:pPr>
+      <w:r>
+        <w:rPr>
+          <w:lang w:val="gu_IN" w:bidi="gu_IN"/>
+        </w:rPr>
+      </w:r>
+      <w:r>
+        <w:rPr>
+          <w:lang w:val="gu_IN" w:bidi="gu_IN"/>
+        </w:rPr>
+        <w:t>યર્મિયા 50:17–18</w:t>
+      </w:r>
+    </w:p>
+    <w:p>
+      <w:pPr>
+        <w:pStyle w:val="ListBullet"/>
+        <w:spacing w:line="240" w:lineRule="auto"/>
+        <w:ind w:left="720"/>
+      </w:pPr>
+      <w:r>
+        <w:rPr>
+          <w:lang w:val="gu_IN" w:bidi="gu_IN"/>
+        </w:rPr>
+      </w:r>
+      <w:r>
+        <w:rPr>
+          <w:lang w:val="gu_IN" w:bidi="gu_IN"/>
+        </w:rPr>
+        <w:t>મીખાહ 7:11–13</w:t>
+      </w:r>
     </w:p>
     <w:p>
       <w:pPr>
@@ -16664,114 +15351,84 @@
           <w:lang w:val="gu_IN" w:bidi="gu_IN"/>
         </w:rPr>
       </w:r>
-      <w:hyperlink r:id="rId224">
-        <w:r>
-          <w:rPr>
-            <w:lang w:val="gu_IN" w:bidi="gu_IN"/>
-          </w:rPr>
-          <w:rPr>
-            <w:color w:val="0000EE"/>
-            <w:u w:val="single"/>
-          </w:rPr>
-          <w:t>1 કાળવૃતાંત 9:14–16</w:t>
-        </w:r>
-      </w:hyperlink>
-    </w:p>
-    <w:p>
-      <w:pPr>
-        <w:pStyle w:val="ListBullet"/>
-        <w:spacing w:line="240" w:lineRule="auto"/>
-        <w:ind w:left="720"/>
-      </w:pPr>
-      <w:r>
-        <w:rPr>
-          <w:lang w:val="gu_IN" w:bidi="gu_IN"/>
-        </w:rPr>
-      </w:r>
-      <w:hyperlink r:id="rId225">
-        <w:r>
-          <w:rPr>
-            <w:lang w:val="gu_IN" w:bidi="gu_IN"/>
-          </w:rPr>
-          <w:rPr>
-            <w:color w:val="0000EE"/>
-            <w:u w:val="single"/>
-          </w:rPr>
-          <w:t>1 રાજા 15:7–8</w:t>
-        </w:r>
-      </w:hyperlink>
-    </w:p>
-    <w:p>
-      <w:pPr>
-        <w:pStyle w:val="ListBullet"/>
-        <w:spacing w:line="240" w:lineRule="auto"/>
-        <w:ind w:left="720"/>
-      </w:pPr>
-      <w:r>
-        <w:rPr>
-          <w:lang w:val="gu_IN" w:bidi="gu_IN"/>
-        </w:rPr>
-      </w:r>
-      <w:hyperlink r:id="rId226">
-        <w:r>
-          <w:rPr>
-            <w:lang w:val="gu_IN" w:bidi="gu_IN"/>
-          </w:rPr>
-          <w:rPr>
-            <w:color w:val="0000EE"/>
-            <w:u w:val="single"/>
-          </w:rPr>
-          <w:t>2 કાળવૃતાંત 14:1–4</w:t>
-        </w:r>
-      </w:hyperlink>
-    </w:p>
-    <w:p>
-      <w:pPr>
-        <w:pStyle w:val="ListBullet"/>
-        <w:spacing w:line="240" w:lineRule="auto"/>
-        <w:ind w:left="720"/>
-      </w:pPr>
-      <w:r>
-        <w:rPr>
-          <w:lang w:val="gu_IN" w:bidi="gu_IN"/>
-        </w:rPr>
-      </w:r>
-      <w:hyperlink r:id="rId227">
-        <w:r>
-          <w:rPr>
-            <w:lang w:val="gu_IN" w:bidi="gu_IN"/>
-          </w:rPr>
-          <w:rPr>
-            <w:color w:val="0000EE"/>
-            <w:u w:val="single"/>
-          </w:rPr>
-          <w:t>યર્મિયા 41:8–9</w:t>
-        </w:r>
-      </w:hyperlink>
-    </w:p>
-    <w:p>
-      <w:pPr>
-        <w:pStyle w:val="ListBullet"/>
-        <w:spacing w:line="240" w:lineRule="auto"/>
-        <w:ind w:left="720"/>
-      </w:pPr>
-      <w:r>
-        <w:rPr>
-          <w:lang w:val="gu_IN" w:bidi="gu_IN"/>
-        </w:rPr>
-      </w:r>
-      <w:hyperlink r:id="rId228">
-        <w:r>
-          <w:rPr>
-            <w:lang w:val="gu_IN" w:bidi="gu_IN"/>
-          </w:rPr>
-          <w:rPr>
-            <w:color w:val="0000EE"/>
-            <w:u w:val="single"/>
-          </w:rPr>
-          <w:t>માથ્થી 1:7–8</w:t>
-        </w:r>
-      </w:hyperlink>
+      <w:r>
+        <w:rPr>
+          <w:lang w:val="gu_IN" w:bidi="gu_IN"/>
+        </w:rPr>
+        <w:t>1 કાળવૃતાંત 9:14–16</w:t>
+      </w:r>
+    </w:p>
+    <w:p>
+      <w:pPr>
+        <w:pStyle w:val="ListBullet"/>
+        <w:spacing w:line="240" w:lineRule="auto"/>
+        <w:ind w:left="720"/>
+      </w:pPr>
+      <w:r>
+        <w:rPr>
+          <w:lang w:val="gu_IN" w:bidi="gu_IN"/>
+        </w:rPr>
+      </w:r>
+      <w:r>
+        <w:rPr>
+          <w:lang w:val="gu_IN" w:bidi="gu_IN"/>
+        </w:rPr>
+        <w:t>1 રાજા 15:7–8</w:t>
+      </w:r>
+    </w:p>
+    <w:p>
+      <w:pPr>
+        <w:pStyle w:val="ListBullet"/>
+        <w:spacing w:line="240" w:lineRule="auto"/>
+        <w:ind w:left="720"/>
+      </w:pPr>
+      <w:r>
+        <w:rPr>
+          <w:lang w:val="gu_IN" w:bidi="gu_IN"/>
+        </w:rPr>
+      </w:r>
+      <w:r>
+        <w:rPr>
+          <w:lang w:val="gu_IN" w:bidi="gu_IN"/>
+        </w:rPr>
+        <w:t>2 કાળવૃતાંત 14:1–4</w:t>
+      </w:r>
+    </w:p>
+    <w:p>
+      <w:pPr>
+        <w:pStyle w:val="ListBullet"/>
+        <w:spacing w:line="240" w:lineRule="auto"/>
+        <w:ind w:left="720"/>
+      </w:pPr>
+      <w:r>
+        <w:rPr>
+          <w:lang w:val="gu_IN" w:bidi="gu_IN"/>
+        </w:rPr>
+      </w:r>
+      <w:r>
+        <w:rPr>
+          <w:lang w:val="gu_IN" w:bidi="gu_IN"/>
+        </w:rPr>
+        <w:t>યર્મિયા 41:8–9</w:t>
+      </w:r>
+    </w:p>
+    <w:p>
+      <w:pPr>
+        <w:pStyle w:val="ListBullet"/>
+        <w:spacing w:line="240" w:lineRule="auto"/>
+        <w:ind w:left="720"/>
+      </w:pPr>
+      <w:r>
+        <w:rPr>
+          <w:lang w:val="gu_IN" w:bidi="gu_IN"/>
+        </w:rPr>
+      </w:r>
+      <w:r>
+        <w:rPr>
+          <w:lang w:val="gu_IN" w:bidi="gu_IN"/>
+        </w:rPr>
+        <w:t>માથ્થી 1:7–8</w:t>
+      </w:r>
     </w:p>
     <w:p>
       <w:pPr>
@@ -17044,66 +15701,48 @@
           <w:lang w:val="gu_IN" w:bidi="gu_IN"/>
         </w:rPr>
       </w:r>
-      <w:hyperlink r:id="rId229">
-        <w:r>
-          <w:rPr>
-            <w:lang w:val="gu_IN" w:bidi="gu_IN"/>
-          </w:rPr>
-          <w:rPr>
-            <w:color w:val="0000EE"/>
-            <w:u w:val="single"/>
-          </w:rPr>
-          <w:t>2 કાળવૃતાંત 35:15</w:t>
-        </w:r>
-      </w:hyperlink>
-    </w:p>
-    <w:p>
-      <w:pPr>
-        <w:pStyle w:val="ListBullet"/>
-        <w:spacing w:line="240" w:lineRule="auto"/>
-        <w:ind w:left="720"/>
-      </w:pPr>
-      <w:r>
-        <w:rPr>
-          <w:lang w:val="gu_IN" w:bidi="gu_IN"/>
-        </w:rPr>
-      </w:r>
-      <w:hyperlink r:id="rId230">
-        <w:r>
-          <w:rPr>
-            <w:lang w:val="gu_IN" w:bidi="gu_IN"/>
-          </w:rPr>
-          <w:rPr>
-            <w:color w:val="0000EE"/>
-            <w:u w:val="single"/>
-          </w:rPr>
-          <w:t>નહેમ્યા 2:7–8</w:t>
-        </w:r>
-      </w:hyperlink>
-    </w:p>
-    <w:p>
-      <w:pPr>
-        <w:pStyle w:val="ListBullet"/>
-        <w:spacing w:line="240" w:lineRule="auto"/>
-        <w:ind w:left="720"/>
-      </w:pPr>
-      <w:r>
-        <w:rPr>
-          <w:lang w:val="gu_IN" w:bidi="gu_IN"/>
-        </w:rPr>
-      </w:r>
-      <w:hyperlink r:id="rId231">
-        <w:r>
-          <w:rPr>
-            <w:lang w:val="gu_IN" w:bidi="gu_IN"/>
-          </w:rPr>
-          <w:rPr>
-            <w:color w:val="0000EE"/>
-            <w:u w:val="single"/>
-          </w:rPr>
-          <w:t>ગીતશાસ્ત્ર 50:1–2</w:t>
-        </w:r>
-      </w:hyperlink>
+      <w:r>
+        <w:rPr>
+          <w:lang w:val="gu_IN" w:bidi="gu_IN"/>
+        </w:rPr>
+        <w:t>2 કાળવૃતાંત 35:15</w:t>
+      </w:r>
+    </w:p>
+    <w:p>
+      <w:pPr>
+        <w:pStyle w:val="ListBullet"/>
+        <w:spacing w:line="240" w:lineRule="auto"/>
+        <w:ind w:left="720"/>
+      </w:pPr>
+      <w:r>
+        <w:rPr>
+          <w:lang w:val="gu_IN" w:bidi="gu_IN"/>
+        </w:rPr>
+      </w:r>
+      <w:r>
+        <w:rPr>
+          <w:lang w:val="gu_IN" w:bidi="gu_IN"/>
+        </w:rPr>
+        <w:t>નહેમ્યા 2:7–8</w:t>
+      </w:r>
+    </w:p>
+    <w:p>
+      <w:pPr>
+        <w:pStyle w:val="ListBullet"/>
+        <w:spacing w:line="240" w:lineRule="auto"/>
+        <w:ind w:left="720"/>
+      </w:pPr>
+      <w:r>
+        <w:rPr>
+          <w:lang w:val="gu_IN" w:bidi="gu_IN"/>
+        </w:rPr>
+      </w:r>
+      <w:r>
+        <w:rPr>
+          <w:lang w:val="gu_IN" w:bidi="gu_IN"/>
+        </w:rPr>
+        <w:t>ગીતશાસ્ત્ર 50:1–2</w:t>
+      </w:r>
     </w:p>
     <w:p>
       <w:pPr>
@@ -17318,162 +15957,120 @@
           <w:lang w:val="gu_IN" w:bidi="gu_IN"/>
         </w:rPr>
       </w:r>
-      <w:hyperlink r:id="rId232">
-        <w:r>
-          <w:rPr>
-            <w:lang w:val="gu_IN" w:bidi="gu_IN"/>
-          </w:rPr>
-          <w:rPr>
-            <w:color w:val="0000EE"/>
-            <w:u w:val="single"/>
-          </w:rPr>
-          <w:t>1કાળવૃતાંત 8:35–38</w:t>
-        </w:r>
-      </w:hyperlink>
-    </w:p>
-    <w:p>
-      <w:pPr>
-        <w:pStyle w:val="ListBullet"/>
-        <w:spacing w:line="240" w:lineRule="auto"/>
-        <w:ind w:left="720"/>
-      </w:pPr>
-      <w:r>
-        <w:rPr>
-          <w:lang w:val="gu_IN" w:bidi="gu_IN"/>
-        </w:rPr>
-      </w:r>
-      <w:hyperlink r:id="rId233">
-        <w:r>
-          <w:rPr>
-            <w:lang w:val="gu_IN" w:bidi="gu_IN"/>
-          </w:rPr>
-          <w:rPr>
-            <w:color w:val="0000EE"/>
-            <w:u w:val="single"/>
-          </w:rPr>
-          <w:t>2 કાળવૃતાંત 28: 1–2</w:t>
-        </w:r>
-      </w:hyperlink>
-    </w:p>
-    <w:p>
-      <w:pPr>
-        <w:pStyle w:val="ListBullet"/>
-        <w:spacing w:line="240" w:lineRule="auto"/>
-        <w:ind w:left="720"/>
-      </w:pPr>
-      <w:r>
-        <w:rPr>
-          <w:lang w:val="gu_IN" w:bidi="gu_IN"/>
-        </w:rPr>
-      </w:r>
-      <w:hyperlink r:id="rId234">
-        <w:r>
-          <w:rPr>
-            <w:lang w:val="gu_IN" w:bidi="gu_IN"/>
-          </w:rPr>
-          <w:rPr>
-            <w:color w:val="0000EE"/>
-            <w:u w:val="single"/>
-          </w:rPr>
-          <w:t>2 રાજાઓ 16:19–20</w:t>
-        </w:r>
-      </w:hyperlink>
-    </w:p>
-    <w:p>
-      <w:pPr>
-        <w:pStyle w:val="ListBullet"/>
-        <w:spacing w:line="240" w:lineRule="auto"/>
-        <w:ind w:left="720"/>
-      </w:pPr>
-      <w:r>
-        <w:rPr>
-          <w:lang w:val="gu_IN" w:bidi="gu_IN"/>
-        </w:rPr>
-      </w:r>
-      <w:hyperlink r:id="rId235">
-        <w:r>
-          <w:rPr>
-            <w:lang w:val="gu_IN" w:bidi="gu_IN"/>
-          </w:rPr>
-          <w:rPr>
-            <w:color w:val="0000EE"/>
-            <w:u w:val="single"/>
-          </w:rPr>
-          <w:t>હોશિયા 1:1–2</w:t>
-        </w:r>
-      </w:hyperlink>
-    </w:p>
-    <w:p>
-      <w:pPr>
-        <w:pStyle w:val="ListBullet"/>
-        <w:spacing w:line="240" w:lineRule="auto"/>
-        <w:ind w:left="720"/>
-      </w:pPr>
-      <w:r>
-        <w:rPr>
-          <w:lang w:val="gu_IN" w:bidi="gu_IN"/>
-        </w:rPr>
-      </w:r>
-      <w:hyperlink r:id="rId236">
-        <w:r>
-          <w:rPr>
-            <w:lang w:val="gu_IN" w:bidi="gu_IN"/>
-          </w:rPr>
-          <w:rPr>
-            <w:color w:val="0000EE"/>
-            <w:u w:val="single"/>
-          </w:rPr>
-          <w:t>યશાયા 1:1</w:t>
-        </w:r>
-      </w:hyperlink>
-    </w:p>
-    <w:p>
-      <w:pPr>
-        <w:pStyle w:val="ListBullet"/>
-        <w:spacing w:line="240" w:lineRule="auto"/>
-        <w:ind w:left="720"/>
-      </w:pPr>
-      <w:r>
-        <w:rPr>
-          <w:lang w:val="gu_IN" w:bidi="gu_IN"/>
-        </w:rPr>
-      </w:r>
-      <w:hyperlink r:id="rId237">
-        <w:r>
-          <w:rPr>
-            <w:lang w:val="gu_IN" w:bidi="gu_IN"/>
-          </w:rPr>
-          <w:rPr>
-            <w:color w:val="0000EE"/>
-            <w:u w:val="single"/>
-          </w:rPr>
-          <w:t>યશાયા 7:3–4</w:t>
-        </w:r>
-      </w:hyperlink>
-    </w:p>
-    <w:p>
-      <w:pPr>
-        <w:pStyle w:val="ListBullet"/>
-        <w:spacing w:line="240" w:lineRule="auto"/>
-        <w:ind w:left="720"/>
-      </w:pPr>
-      <w:r>
-        <w:rPr>
-          <w:lang w:val="gu_IN" w:bidi="gu_IN"/>
-        </w:rPr>
-      </w:r>
-      <w:hyperlink r:id="rId238">
-        <w:r>
-          <w:rPr>
-            <w:lang w:val="gu_IN" w:bidi="gu_IN"/>
-          </w:rPr>
-          <w:rPr>
-            <w:color w:val="0000EE"/>
-            <w:u w:val="single"/>
-          </w:rPr>
-          <w:t>માથ્થી 1: 9–11</w:t>
-        </w:r>
-      </w:hyperlink>
+      <w:r>
+        <w:rPr>
+          <w:lang w:val="gu_IN" w:bidi="gu_IN"/>
+        </w:rPr>
+        <w:t>1કાળવૃતાંત 8:35–38</w:t>
+      </w:r>
+    </w:p>
+    <w:p>
+      <w:pPr>
+        <w:pStyle w:val="ListBullet"/>
+        <w:spacing w:line="240" w:lineRule="auto"/>
+        <w:ind w:left="720"/>
+      </w:pPr>
+      <w:r>
+        <w:rPr>
+          <w:lang w:val="gu_IN" w:bidi="gu_IN"/>
+        </w:rPr>
+      </w:r>
+      <w:r>
+        <w:rPr>
+          <w:lang w:val="gu_IN" w:bidi="gu_IN"/>
+        </w:rPr>
+        <w:t>2 કાળવૃતાંત 28: 1–2</w:t>
+      </w:r>
+    </w:p>
+    <w:p>
+      <w:pPr>
+        <w:pStyle w:val="ListBullet"/>
+        <w:spacing w:line="240" w:lineRule="auto"/>
+        <w:ind w:left="720"/>
+      </w:pPr>
+      <w:r>
+        <w:rPr>
+          <w:lang w:val="gu_IN" w:bidi="gu_IN"/>
+        </w:rPr>
+      </w:r>
+      <w:r>
+        <w:rPr>
+          <w:lang w:val="gu_IN" w:bidi="gu_IN"/>
+        </w:rPr>
+        <w:t>2 રાજાઓ 16:19–20</w:t>
+      </w:r>
+    </w:p>
+    <w:p>
+      <w:pPr>
+        <w:pStyle w:val="ListBullet"/>
+        <w:spacing w:line="240" w:lineRule="auto"/>
+        <w:ind w:left="720"/>
+      </w:pPr>
+      <w:r>
+        <w:rPr>
+          <w:lang w:val="gu_IN" w:bidi="gu_IN"/>
+        </w:rPr>
+      </w:r>
+      <w:r>
+        <w:rPr>
+          <w:lang w:val="gu_IN" w:bidi="gu_IN"/>
+        </w:rPr>
+        <w:t>હોશિયા 1:1–2</w:t>
+      </w:r>
+    </w:p>
+    <w:p>
+      <w:pPr>
+        <w:pStyle w:val="ListBullet"/>
+        <w:spacing w:line="240" w:lineRule="auto"/>
+        <w:ind w:left="720"/>
+      </w:pPr>
+      <w:r>
+        <w:rPr>
+          <w:lang w:val="gu_IN" w:bidi="gu_IN"/>
+        </w:rPr>
+      </w:r>
+      <w:r>
+        <w:rPr>
+          <w:lang w:val="gu_IN" w:bidi="gu_IN"/>
+        </w:rPr>
+        <w:t>યશાયા 1:1</w:t>
+      </w:r>
+    </w:p>
+    <w:p>
+      <w:pPr>
+        <w:pStyle w:val="ListBullet"/>
+        <w:spacing w:line="240" w:lineRule="auto"/>
+        <w:ind w:left="720"/>
+      </w:pPr>
+      <w:r>
+        <w:rPr>
+          <w:lang w:val="gu_IN" w:bidi="gu_IN"/>
+        </w:rPr>
+      </w:r>
+      <w:r>
+        <w:rPr>
+          <w:lang w:val="gu_IN" w:bidi="gu_IN"/>
+        </w:rPr>
+        <w:t>યશાયા 7:3–4</w:t>
+      </w:r>
+    </w:p>
+    <w:p>
+      <w:pPr>
+        <w:pStyle w:val="ListBullet"/>
+        <w:spacing w:line="240" w:lineRule="auto"/>
+        <w:ind w:left="720"/>
+      </w:pPr>
+      <w:r>
+        <w:rPr>
+          <w:lang w:val="gu_IN" w:bidi="gu_IN"/>
+        </w:rPr>
+      </w:r>
+      <w:r>
+        <w:rPr>
+          <w:lang w:val="gu_IN" w:bidi="gu_IN"/>
+        </w:rPr>
+        <w:t>માથ્થી 1: 9–11</w:t>
+      </w:r>
     </w:p>
     <w:p>
       <w:pPr>
@@ -17733,90 +16330,66 @@
           <w:lang w:val="gu_IN" w:bidi="gu_IN"/>
         </w:rPr>
       </w:r>
-      <w:hyperlink r:id="rId239">
-        <w:r>
-          <w:rPr>
-            <w:lang w:val="gu_IN" w:bidi="gu_IN"/>
-          </w:rPr>
-          <w:rPr>
-            <w:color w:val="0000EE"/>
-            <w:u w:val="single"/>
-          </w:rPr>
-          <w:t>1 રાજાઓ 18: 1–2</w:t>
-        </w:r>
-      </w:hyperlink>
-    </w:p>
-    <w:p>
-      <w:pPr>
-        <w:pStyle w:val="ListBullet"/>
-        <w:spacing w:line="240" w:lineRule="auto"/>
-        <w:ind w:left="720"/>
-      </w:pPr>
-      <w:r>
-        <w:rPr>
-          <w:lang w:val="gu_IN" w:bidi="gu_IN"/>
-        </w:rPr>
-      </w:r>
-      <w:hyperlink r:id="rId240">
-        <w:r>
-          <w:rPr>
-            <w:lang w:val="gu_IN" w:bidi="gu_IN"/>
-          </w:rPr>
-          <w:rPr>
-            <w:color w:val="0000EE"/>
-            <w:u w:val="single"/>
-          </w:rPr>
-          <w:t>1 રાજાઓ 20: 1–3</w:t>
-        </w:r>
-      </w:hyperlink>
-    </w:p>
-    <w:p>
-      <w:pPr>
-        <w:pStyle w:val="ListBullet"/>
-        <w:spacing w:line="240" w:lineRule="auto"/>
-        <w:ind w:left="720"/>
-      </w:pPr>
-      <w:r>
-        <w:rPr>
-          <w:lang w:val="gu_IN" w:bidi="gu_IN"/>
-        </w:rPr>
-      </w:r>
-      <w:hyperlink r:id="rId241">
-        <w:r>
-          <w:rPr>
-            <w:lang w:val="gu_IN" w:bidi="gu_IN"/>
-          </w:rPr>
-          <w:rPr>
-            <w:color w:val="0000EE"/>
-            <w:u w:val="single"/>
-          </w:rPr>
-          <w:t>2 કાળવૃતાંત 21: 6–7</w:t>
-        </w:r>
-      </w:hyperlink>
-    </w:p>
-    <w:p>
-      <w:pPr>
-        <w:pStyle w:val="ListBullet"/>
-        <w:spacing w:line="240" w:lineRule="auto"/>
-        <w:ind w:left="720"/>
-      </w:pPr>
-      <w:r>
-        <w:rPr>
-          <w:lang w:val="gu_IN" w:bidi="gu_IN"/>
-        </w:rPr>
-      </w:r>
-      <w:hyperlink r:id="rId242">
-        <w:r>
-          <w:rPr>
-            <w:lang w:val="gu_IN" w:bidi="gu_IN"/>
-          </w:rPr>
-          <w:rPr>
-            <w:color w:val="0000EE"/>
-            <w:u w:val="single"/>
-          </w:rPr>
-          <w:t>2 રાજાઓ 9:7–8</w:t>
-        </w:r>
-      </w:hyperlink>
+      <w:r>
+        <w:rPr>
+          <w:lang w:val="gu_IN" w:bidi="gu_IN"/>
+        </w:rPr>
+        <w:t>1 રાજાઓ 18: 1–2</w:t>
+      </w:r>
+    </w:p>
+    <w:p>
+      <w:pPr>
+        <w:pStyle w:val="ListBullet"/>
+        <w:spacing w:line="240" w:lineRule="auto"/>
+        <w:ind w:left="720"/>
+      </w:pPr>
+      <w:r>
+        <w:rPr>
+          <w:lang w:val="gu_IN" w:bidi="gu_IN"/>
+        </w:rPr>
+      </w:r>
+      <w:r>
+        <w:rPr>
+          <w:lang w:val="gu_IN" w:bidi="gu_IN"/>
+        </w:rPr>
+        <w:t>1 રાજાઓ 20: 1–3</w:t>
+      </w:r>
+    </w:p>
+    <w:p>
+      <w:pPr>
+        <w:pStyle w:val="ListBullet"/>
+        <w:spacing w:line="240" w:lineRule="auto"/>
+        <w:ind w:left="720"/>
+      </w:pPr>
+      <w:r>
+        <w:rPr>
+          <w:lang w:val="gu_IN" w:bidi="gu_IN"/>
+        </w:rPr>
+      </w:r>
+      <w:r>
+        <w:rPr>
+          <w:lang w:val="gu_IN" w:bidi="gu_IN"/>
+        </w:rPr>
+        <w:t>2 કાળવૃતાંત 21: 6–7</w:t>
+      </w:r>
+    </w:p>
+    <w:p>
+      <w:pPr>
+        <w:pStyle w:val="ListBullet"/>
+        <w:spacing w:line="240" w:lineRule="auto"/>
+        <w:ind w:left="720"/>
+      </w:pPr>
+      <w:r>
+        <w:rPr>
+          <w:lang w:val="gu_IN" w:bidi="gu_IN"/>
+        </w:rPr>
+      </w:r>
+      <w:r>
+        <w:rPr>
+          <w:lang w:val="gu_IN" w:bidi="gu_IN"/>
+        </w:rPr>
+        <w:t>2 રાજાઓ 9:7–8</w:t>
+      </w:r>
     </w:p>
     <w:p>
       <w:pPr>
